--- a/2026_М_ПІ_ІПЗ-24-3_Мандзинець_А_В(спец).docx
+++ b/2026_М_ПІ_ІПЗ-24-3_Мандзинець_А_В(спец).docx
@@ -26,6 +26,63 @@
     </w:p>
     <w:p>
       <w:pPr>
+        <w:spacing w:line="360" w:lineRule="auto"/>
+        <w:ind w:right="-891"/>
+        <w:jc w:val="center"/>
+        <w:rPr>
+          <w:rFonts w:ascii="Times New Roman" w:eastAsia="Times New Roman" w:hAnsi="Times New Roman" w:cs="Times New Roman"/>
+          <w:sz w:val="28"/>
+          <w:szCs w:val="28"/>
+          <w:lang w:val="uk-UA"/>
+        </w:rPr>
+      </w:pPr>
+      <w:r>
+        <w:rPr>
+          <w:rFonts w:ascii="Times New Roman" w:eastAsia="Times New Roman" w:hAnsi="Times New Roman" w:cs="Times New Roman"/>
+          <w:sz w:val="28"/>
+          <w:szCs w:val="28"/>
+          <w:lang w:val="uk-UA"/>
+        </w:rPr>
+        <w:t>24.05.2026</w:t>
+      </w:r>
+    </w:p>
+    <w:p>
+      <w:pPr>
+        <w:spacing w:line="360" w:lineRule="auto"/>
+        <w:ind w:right="-891"/>
+        <w:jc w:val="center"/>
+        <w:rPr>
+          <w:rFonts w:ascii="Times New Roman" w:eastAsia="Times New Roman" w:hAnsi="Times New Roman" w:cs="Times New Roman"/>
+          <w:sz w:val="28"/>
+          <w:szCs w:val="28"/>
+          <w:lang w:val="uk-UA"/>
+        </w:rPr>
+      </w:pPr>
+    </w:p>
+    <w:p>
+      <w:pPr>
+        <w:spacing w:line="360" w:lineRule="auto"/>
+        <w:ind w:right="-891"/>
+        <w:jc w:val="center"/>
+        <w:rPr>
+          <w:rFonts w:ascii="Times New Roman" w:eastAsia="Times New Roman" w:hAnsi="Times New Roman" w:cs="Times New Roman"/>
+          <w:sz w:val="28"/>
+          <w:szCs w:val="28"/>
+          <w:lang w:val="uk-UA"/>
+        </w:rPr>
+      </w:pPr>
+      <w:r>
+        <w:rPr>
+          <w:rFonts w:ascii="Times New Roman" w:eastAsia="Times New Roman" w:hAnsi="Times New Roman" w:cs="Times New Roman"/>
+          <w:sz w:val="28"/>
+          <w:szCs w:val="28"/>
+          <w:lang w:val="uk-UA"/>
+        </w:rPr>
+        <w:t>Мандзинець Анатолій</w:t>
+      </w:r>
+    </w:p>
+    <w:p>
+      <w:pPr>
         <w:rPr>
           <w:rFonts w:ascii="Times New Roman" w:eastAsia="Calibri" w:hAnsi="Times New Roman" w:cs="Times New Roman"/>
           <w:kern w:val="0"/>
@@ -35,6 +92,29 @@
           <w14:ligatures w14:val="none"/>
         </w:rPr>
       </w:pPr>
+    </w:p>
+    <w:p>
+      <w:pPr>
+        <w:rPr>
+          <w:rFonts w:ascii="Times New Roman" w:eastAsia="Calibri" w:hAnsi="Times New Roman" w:cs="Times New Roman"/>
+          <w:kern w:val="0"/>
+          <w:sz w:val="28"/>
+          <w:szCs w:val="20"/>
+          <w:lang w:val="uk-UA"/>
+          <w14:ligatures w14:val="none"/>
+        </w:rPr>
+      </w:pPr>
+      <w:r>
+        <w:rPr>
+          <w:rFonts w:ascii="Times New Roman" w:eastAsia="Calibri" w:hAnsi="Times New Roman" w:cs="Times New Roman"/>
+          <w:kern w:val="0"/>
+          <w:sz w:val="28"/>
+          <w:szCs w:val="20"/>
+          <w:lang w:val="uk-UA"/>
+          <w14:ligatures w14:val="none"/>
+        </w:rPr>
+        <w:br w:type="page"/>
+      </w:r>
     </w:p>
     <w:p>
       <w:pPr>
@@ -90,12 +170,13 @@
         <w:tabs>
           <w:tab w:val="right" w:leader="dot" w:pos="9345"/>
         </w:tabs>
-        <w:rPr>
-          <w:rFonts w:ascii="Times New Roman" w:hAnsi="Times New Roman" w:cs="Times New Roman"/>
+        <w:spacing w:line="360" w:lineRule="auto"/>
+        <w:rPr>
+          <w:rFonts w:ascii="Times New Roman" w:eastAsiaTheme="minorEastAsia" w:hAnsi="Times New Roman" w:cs="Times New Roman"/>
           <w:noProof/>
           <w:sz w:val="28"/>
           <w:szCs w:val="28"/>
-          <w:lang w:val="uk-UA"/>
+          <w:lang/>
         </w:rPr>
       </w:pPr>
       <w:r>
@@ -131,7 +212,7 @@
         </w:rPr>
         <w:fldChar w:fldCharType="separate"/>
       </w:r>
-      <w:hyperlink w:anchor="_Toc169245512" w:history="1">
+      <w:hyperlink w:anchor="_Toc230531467" w:history="1">
         <w:r>
           <w:rPr>
             <w:rStyle w:val="af2"/>
@@ -152,7 +233,6 @@
             <w:webHidden/>
             <w:sz w:val="28"/>
             <w:szCs w:val="28"/>
-            <w:lang w:val="uk-UA"/>
           </w:rPr>
           <w:tab/>
         </w:r>
@@ -163,7 +243,6 @@
             <w:webHidden/>
             <w:sz w:val="28"/>
             <w:szCs w:val="28"/>
-            <w:lang w:val="uk-UA"/>
           </w:rPr>
           <w:fldChar w:fldCharType="begin"/>
         </w:r>
@@ -174,28 +253,25 @@
             <w:webHidden/>
             <w:sz w:val="28"/>
             <w:szCs w:val="28"/>
-            <w:lang w:val="uk-UA"/>
-          </w:rPr>
-          <w:instrText xml:space="preserve"> PAGEREF _Toc169245512 \h </w:instrText>
-        </w:r>
-        <w:r>
-          <w:rPr>
-            <w:rFonts w:ascii="Times New Roman" w:hAnsi="Times New Roman" w:cs="Times New Roman"/>
-            <w:noProof/>
-            <w:webHidden/>
-            <w:sz w:val="28"/>
-            <w:szCs w:val="28"/>
-            <w:lang w:val="uk-UA"/>
-          </w:rPr>
-        </w:r>
-        <w:r>
-          <w:rPr>
-            <w:rFonts w:ascii="Times New Roman" w:hAnsi="Times New Roman" w:cs="Times New Roman"/>
-            <w:noProof/>
-            <w:webHidden/>
-            <w:sz w:val="28"/>
-            <w:szCs w:val="28"/>
-            <w:lang w:val="uk-UA"/>
+          </w:rPr>
+          <w:instrText xml:space="preserve"> PAGEREF _Toc230531467 \h </w:instrText>
+        </w:r>
+        <w:r>
+          <w:rPr>
+            <w:rFonts w:ascii="Times New Roman" w:hAnsi="Times New Roman" w:cs="Times New Roman"/>
+            <w:noProof/>
+            <w:webHidden/>
+            <w:sz w:val="28"/>
+            <w:szCs w:val="28"/>
+          </w:rPr>
+        </w:r>
+        <w:r>
+          <w:rPr>
+            <w:rFonts w:ascii="Times New Roman" w:hAnsi="Times New Roman" w:cs="Times New Roman"/>
+            <w:noProof/>
+            <w:webHidden/>
+            <w:sz w:val="28"/>
+            <w:szCs w:val="28"/>
           </w:rPr>
           <w:fldChar w:fldCharType="separate"/>
         </w:r>
@@ -206,18 +282,16 @@
             <w:webHidden/>
             <w:sz w:val="28"/>
             <w:szCs w:val="28"/>
-            <w:lang w:val="uk-UA"/>
-          </w:rPr>
-          <w:t>2</w:t>
-        </w:r>
-        <w:r>
-          <w:rPr>
-            <w:rFonts w:ascii="Times New Roman" w:hAnsi="Times New Roman" w:cs="Times New Roman"/>
-            <w:noProof/>
-            <w:webHidden/>
-            <w:sz w:val="28"/>
-            <w:szCs w:val="28"/>
-            <w:lang w:val="uk-UA"/>
+          </w:rPr>
+          <w:t>3</w:t>
+        </w:r>
+        <w:r>
+          <w:rPr>
+            <w:rFonts w:ascii="Times New Roman" w:hAnsi="Times New Roman" w:cs="Times New Roman"/>
+            <w:noProof/>
+            <w:webHidden/>
+            <w:sz w:val="28"/>
+            <w:szCs w:val="28"/>
           </w:rPr>
           <w:fldChar w:fldCharType="end"/>
         </w:r>
@@ -229,15 +303,16 @@
         <w:tabs>
           <w:tab w:val="right" w:leader="dot" w:pos="9345"/>
         </w:tabs>
-        <w:rPr>
-          <w:rFonts w:ascii="Times New Roman" w:hAnsi="Times New Roman" w:cs="Times New Roman"/>
+        <w:spacing w:line="360" w:lineRule="auto"/>
+        <w:rPr>
+          <w:rFonts w:ascii="Times New Roman" w:eastAsiaTheme="minorEastAsia" w:hAnsi="Times New Roman" w:cs="Times New Roman"/>
           <w:noProof/>
           <w:sz w:val="28"/>
           <w:szCs w:val="28"/>
-          <w:lang w:val="uk-UA"/>
-        </w:rPr>
-      </w:pPr>
-      <w:hyperlink w:anchor="_Toc169245513" w:history="1">
+          <w:lang/>
+        </w:rPr>
+      </w:pPr>
+      <w:hyperlink w:anchor="_Toc230531468" w:history="1">
         <w:r>
           <w:rPr>
             <w:rStyle w:val="af2"/>
@@ -249,16 +324,15 @@
             <w:lang w:val="uk-UA"/>
             <w14:ligatures w14:val="none"/>
           </w:rPr>
-          <w:t>1.1 Огляд проєкту</w:t>
-        </w:r>
-        <w:r>
-          <w:rPr>
-            <w:rFonts w:ascii="Times New Roman" w:hAnsi="Times New Roman" w:cs="Times New Roman"/>
-            <w:noProof/>
-            <w:webHidden/>
-            <w:sz w:val="28"/>
-            <w:szCs w:val="28"/>
-            <w:lang w:val="uk-UA"/>
+          <w:t>1.1 Найменування та призначення</w:t>
+        </w:r>
+        <w:r>
+          <w:rPr>
+            <w:rFonts w:ascii="Times New Roman" w:hAnsi="Times New Roman" w:cs="Times New Roman"/>
+            <w:noProof/>
+            <w:webHidden/>
+            <w:sz w:val="28"/>
+            <w:szCs w:val="28"/>
           </w:rPr>
           <w:tab/>
         </w:r>
@@ -269,7 +343,6 @@
             <w:webHidden/>
             <w:sz w:val="28"/>
             <w:szCs w:val="28"/>
-            <w:lang w:val="uk-UA"/>
           </w:rPr>
           <w:fldChar w:fldCharType="begin"/>
         </w:r>
@@ -280,28 +353,25 @@
             <w:webHidden/>
             <w:sz w:val="28"/>
             <w:szCs w:val="28"/>
-            <w:lang w:val="uk-UA"/>
-          </w:rPr>
-          <w:instrText xml:space="preserve"> PAGEREF _Toc169245513 \h </w:instrText>
-        </w:r>
-        <w:r>
-          <w:rPr>
-            <w:rFonts w:ascii="Times New Roman" w:hAnsi="Times New Roman" w:cs="Times New Roman"/>
-            <w:noProof/>
-            <w:webHidden/>
-            <w:sz w:val="28"/>
-            <w:szCs w:val="28"/>
-            <w:lang w:val="uk-UA"/>
-          </w:rPr>
-        </w:r>
-        <w:r>
-          <w:rPr>
-            <w:rFonts w:ascii="Times New Roman" w:hAnsi="Times New Roman" w:cs="Times New Roman"/>
-            <w:noProof/>
-            <w:webHidden/>
-            <w:sz w:val="28"/>
-            <w:szCs w:val="28"/>
-            <w:lang w:val="uk-UA"/>
+          </w:rPr>
+          <w:instrText xml:space="preserve"> PAGEREF _Toc230531468 \h </w:instrText>
+        </w:r>
+        <w:r>
+          <w:rPr>
+            <w:rFonts w:ascii="Times New Roman" w:hAnsi="Times New Roman" w:cs="Times New Roman"/>
+            <w:noProof/>
+            <w:webHidden/>
+            <w:sz w:val="28"/>
+            <w:szCs w:val="28"/>
+          </w:rPr>
+        </w:r>
+        <w:r>
+          <w:rPr>
+            <w:rFonts w:ascii="Times New Roman" w:hAnsi="Times New Roman" w:cs="Times New Roman"/>
+            <w:noProof/>
+            <w:webHidden/>
+            <w:sz w:val="28"/>
+            <w:szCs w:val="28"/>
           </w:rPr>
           <w:fldChar w:fldCharType="separate"/>
         </w:r>
@@ -312,18 +382,16 @@
             <w:webHidden/>
             <w:sz w:val="28"/>
             <w:szCs w:val="28"/>
-            <w:lang w:val="uk-UA"/>
-          </w:rPr>
-          <w:t>2</w:t>
-        </w:r>
-        <w:r>
-          <w:rPr>
-            <w:rFonts w:ascii="Times New Roman" w:hAnsi="Times New Roman" w:cs="Times New Roman"/>
-            <w:noProof/>
-            <w:webHidden/>
-            <w:sz w:val="28"/>
-            <w:szCs w:val="28"/>
-            <w:lang w:val="uk-UA"/>
+          </w:rPr>
+          <w:t>3</w:t>
+        </w:r>
+        <w:r>
+          <w:rPr>
+            <w:rFonts w:ascii="Times New Roman" w:hAnsi="Times New Roman" w:cs="Times New Roman"/>
+            <w:noProof/>
+            <w:webHidden/>
+            <w:sz w:val="28"/>
+            <w:szCs w:val="28"/>
           </w:rPr>
           <w:fldChar w:fldCharType="end"/>
         </w:r>
@@ -335,15 +403,16 @@
         <w:tabs>
           <w:tab w:val="right" w:leader="dot" w:pos="9345"/>
         </w:tabs>
-        <w:rPr>
-          <w:rFonts w:ascii="Times New Roman" w:hAnsi="Times New Roman" w:cs="Times New Roman"/>
+        <w:spacing w:line="360" w:lineRule="auto"/>
+        <w:rPr>
+          <w:rFonts w:ascii="Times New Roman" w:eastAsiaTheme="minorEastAsia" w:hAnsi="Times New Roman" w:cs="Times New Roman"/>
           <w:noProof/>
           <w:sz w:val="28"/>
           <w:szCs w:val="28"/>
-          <w:lang w:val="uk-UA"/>
-        </w:rPr>
-      </w:pPr>
-      <w:hyperlink w:anchor="_Toc169245514" w:history="1">
+          <w:lang/>
+        </w:rPr>
+      </w:pPr>
+      <w:hyperlink w:anchor="_Toc230531469" w:history="1">
         <w:r>
           <w:rPr>
             <w:rStyle w:val="af2"/>
@@ -355,16 +424,15 @@
             <w:lang w:val="uk-UA"/>
             <w14:ligatures w14:val="none"/>
           </w:rPr>
-          <w:t>1.2 Мета</w:t>
-        </w:r>
-        <w:r>
-          <w:rPr>
-            <w:rFonts w:ascii="Times New Roman" w:hAnsi="Times New Roman" w:cs="Times New Roman"/>
-            <w:noProof/>
-            <w:webHidden/>
-            <w:sz w:val="28"/>
-            <w:szCs w:val="28"/>
-            <w:lang w:val="uk-UA"/>
+          <w:t>1.2 Класи розв'язуваних задач</w:t>
+        </w:r>
+        <w:r>
+          <w:rPr>
+            <w:rFonts w:ascii="Times New Roman" w:hAnsi="Times New Roman" w:cs="Times New Roman"/>
+            <w:noProof/>
+            <w:webHidden/>
+            <w:sz w:val="28"/>
+            <w:szCs w:val="28"/>
           </w:rPr>
           <w:tab/>
         </w:r>
@@ -375,7 +443,6 @@
             <w:webHidden/>
             <w:sz w:val="28"/>
             <w:szCs w:val="28"/>
-            <w:lang w:val="uk-UA"/>
           </w:rPr>
           <w:fldChar w:fldCharType="begin"/>
         </w:r>
@@ -386,28 +453,25 @@
             <w:webHidden/>
             <w:sz w:val="28"/>
             <w:szCs w:val="28"/>
-            <w:lang w:val="uk-UA"/>
-          </w:rPr>
-          <w:instrText xml:space="preserve"> PAGEREF _Toc169245514 \h </w:instrText>
-        </w:r>
-        <w:r>
-          <w:rPr>
-            <w:rFonts w:ascii="Times New Roman" w:hAnsi="Times New Roman" w:cs="Times New Roman"/>
-            <w:noProof/>
-            <w:webHidden/>
-            <w:sz w:val="28"/>
-            <w:szCs w:val="28"/>
-            <w:lang w:val="uk-UA"/>
-          </w:rPr>
-        </w:r>
-        <w:r>
-          <w:rPr>
-            <w:rFonts w:ascii="Times New Roman" w:hAnsi="Times New Roman" w:cs="Times New Roman"/>
-            <w:noProof/>
-            <w:webHidden/>
-            <w:sz w:val="28"/>
-            <w:szCs w:val="28"/>
-            <w:lang w:val="uk-UA"/>
+          </w:rPr>
+          <w:instrText xml:space="preserve"> PAGEREF _Toc230531469 \h </w:instrText>
+        </w:r>
+        <w:r>
+          <w:rPr>
+            <w:rFonts w:ascii="Times New Roman" w:hAnsi="Times New Roman" w:cs="Times New Roman"/>
+            <w:noProof/>
+            <w:webHidden/>
+            <w:sz w:val="28"/>
+            <w:szCs w:val="28"/>
+          </w:rPr>
+        </w:r>
+        <w:r>
+          <w:rPr>
+            <w:rFonts w:ascii="Times New Roman" w:hAnsi="Times New Roman" w:cs="Times New Roman"/>
+            <w:noProof/>
+            <w:webHidden/>
+            <w:sz w:val="28"/>
+            <w:szCs w:val="28"/>
           </w:rPr>
           <w:fldChar w:fldCharType="separate"/>
         </w:r>
@@ -418,18 +482,16 @@
             <w:webHidden/>
             <w:sz w:val="28"/>
             <w:szCs w:val="28"/>
-            <w:lang w:val="uk-UA"/>
-          </w:rPr>
-          <w:t>2</w:t>
-        </w:r>
-        <w:r>
-          <w:rPr>
-            <w:rFonts w:ascii="Times New Roman" w:hAnsi="Times New Roman" w:cs="Times New Roman"/>
-            <w:noProof/>
-            <w:webHidden/>
-            <w:sz w:val="28"/>
-            <w:szCs w:val="28"/>
-            <w:lang w:val="uk-UA"/>
+          </w:rPr>
+          <w:t>3</w:t>
+        </w:r>
+        <w:r>
+          <w:rPr>
+            <w:rFonts w:ascii="Times New Roman" w:hAnsi="Times New Roman" w:cs="Times New Roman"/>
+            <w:noProof/>
+            <w:webHidden/>
+            <w:sz w:val="28"/>
+            <w:szCs w:val="28"/>
           </w:rPr>
           <w:fldChar w:fldCharType="end"/>
         </w:r>
@@ -441,15 +503,16 @@
         <w:tabs>
           <w:tab w:val="right" w:leader="dot" w:pos="9345"/>
         </w:tabs>
-        <w:rPr>
-          <w:rFonts w:ascii="Times New Roman" w:hAnsi="Times New Roman" w:cs="Times New Roman"/>
+        <w:spacing w:line="360" w:lineRule="auto"/>
+        <w:rPr>
+          <w:rFonts w:ascii="Times New Roman" w:eastAsiaTheme="minorEastAsia" w:hAnsi="Times New Roman" w:cs="Times New Roman"/>
           <w:noProof/>
           <w:sz w:val="28"/>
           <w:szCs w:val="28"/>
-          <w:lang w:val="uk-UA"/>
-        </w:rPr>
-      </w:pPr>
-      <w:hyperlink w:anchor="_Toc169245515" w:history="1">
+          <w:lang/>
+        </w:rPr>
+      </w:pPr>
+      <w:hyperlink w:anchor="_Toc230531470" w:history="1">
         <w:r>
           <w:rPr>
             <w:rStyle w:val="af2"/>
@@ -461,16 +524,15 @@
             <w:lang w:val="uk-UA"/>
             <w14:ligatures w14:val="none"/>
           </w:rPr>
-          <w:t>1.3 Область застосування</w:t>
-        </w:r>
-        <w:r>
-          <w:rPr>
-            <w:rFonts w:ascii="Times New Roman" w:hAnsi="Times New Roman" w:cs="Times New Roman"/>
-            <w:noProof/>
-            <w:webHidden/>
-            <w:sz w:val="28"/>
-            <w:szCs w:val="28"/>
-            <w:lang w:val="uk-UA"/>
+          <w:t>1.3 Цільові користувачі</w:t>
+        </w:r>
+        <w:r>
+          <w:rPr>
+            <w:rFonts w:ascii="Times New Roman" w:hAnsi="Times New Roman" w:cs="Times New Roman"/>
+            <w:noProof/>
+            <w:webHidden/>
+            <w:sz w:val="28"/>
+            <w:szCs w:val="28"/>
           </w:rPr>
           <w:tab/>
         </w:r>
@@ -481,7 +543,6 @@
             <w:webHidden/>
             <w:sz w:val="28"/>
             <w:szCs w:val="28"/>
-            <w:lang w:val="uk-UA"/>
           </w:rPr>
           <w:fldChar w:fldCharType="begin"/>
         </w:r>
@@ -492,28 +553,25 @@
             <w:webHidden/>
             <w:sz w:val="28"/>
             <w:szCs w:val="28"/>
-            <w:lang w:val="uk-UA"/>
-          </w:rPr>
-          <w:instrText xml:space="preserve"> PAGEREF _Toc169245515 \h </w:instrText>
-        </w:r>
-        <w:r>
-          <w:rPr>
-            <w:rFonts w:ascii="Times New Roman" w:hAnsi="Times New Roman" w:cs="Times New Roman"/>
-            <w:noProof/>
-            <w:webHidden/>
-            <w:sz w:val="28"/>
-            <w:szCs w:val="28"/>
-            <w:lang w:val="uk-UA"/>
-          </w:rPr>
-        </w:r>
-        <w:r>
-          <w:rPr>
-            <w:rFonts w:ascii="Times New Roman" w:hAnsi="Times New Roman" w:cs="Times New Roman"/>
-            <w:noProof/>
-            <w:webHidden/>
-            <w:sz w:val="28"/>
-            <w:szCs w:val="28"/>
-            <w:lang w:val="uk-UA"/>
+          </w:rPr>
+          <w:instrText xml:space="preserve"> PAGEREF _Toc230531470 \h </w:instrText>
+        </w:r>
+        <w:r>
+          <w:rPr>
+            <w:rFonts w:ascii="Times New Roman" w:hAnsi="Times New Roman" w:cs="Times New Roman"/>
+            <w:noProof/>
+            <w:webHidden/>
+            <w:sz w:val="28"/>
+            <w:szCs w:val="28"/>
+          </w:rPr>
+        </w:r>
+        <w:r>
+          <w:rPr>
+            <w:rFonts w:ascii="Times New Roman" w:hAnsi="Times New Roman" w:cs="Times New Roman"/>
+            <w:noProof/>
+            <w:webHidden/>
+            <w:sz w:val="28"/>
+            <w:szCs w:val="28"/>
           </w:rPr>
           <w:fldChar w:fldCharType="separate"/>
         </w:r>
@@ -524,18 +582,16 @@
             <w:webHidden/>
             <w:sz w:val="28"/>
             <w:szCs w:val="28"/>
-            <w:lang w:val="uk-UA"/>
-          </w:rPr>
-          <w:t>2</w:t>
-        </w:r>
-        <w:r>
-          <w:rPr>
-            <w:rFonts w:ascii="Times New Roman" w:hAnsi="Times New Roman" w:cs="Times New Roman"/>
-            <w:noProof/>
-            <w:webHidden/>
-            <w:sz w:val="28"/>
-            <w:szCs w:val="28"/>
-            <w:lang w:val="uk-UA"/>
+          </w:rPr>
+          <w:t>3</w:t>
+        </w:r>
+        <w:r>
+          <w:rPr>
+            <w:rFonts w:ascii="Times New Roman" w:hAnsi="Times New Roman" w:cs="Times New Roman"/>
+            <w:noProof/>
+            <w:webHidden/>
+            <w:sz w:val="28"/>
+            <w:szCs w:val="28"/>
           </w:rPr>
           <w:fldChar w:fldCharType="end"/>
         </w:r>
@@ -547,15 +603,16 @@
         <w:tabs>
           <w:tab w:val="right" w:leader="dot" w:pos="9345"/>
         </w:tabs>
-        <w:rPr>
-          <w:rFonts w:ascii="Times New Roman" w:hAnsi="Times New Roman" w:cs="Times New Roman"/>
+        <w:spacing w:line="360" w:lineRule="auto"/>
+        <w:rPr>
+          <w:rFonts w:ascii="Times New Roman" w:eastAsiaTheme="minorEastAsia" w:hAnsi="Times New Roman" w:cs="Times New Roman"/>
           <w:noProof/>
           <w:sz w:val="28"/>
           <w:szCs w:val="28"/>
-          <w:lang w:val="uk-UA"/>
-        </w:rPr>
-      </w:pPr>
-      <w:hyperlink w:anchor="_Toc169245516" w:history="1">
+          <w:lang/>
+        </w:rPr>
+      </w:pPr>
+      <w:hyperlink w:anchor="_Toc230531471" w:history="1">
         <w:r>
           <w:rPr>
             <w:rStyle w:val="af2"/>
@@ -567,16 +624,15 @@
             <w:lang w:val="uk-UA"/>
             <w14:ligatures w14:val="none"/>
           </w:rPr>
-          <w:t>1.4 Короткий зміст</w:t>
-        </w:r>
-        <w:r>
-          <w:rPr>
-            <w:rFonts w:ascii="Times New Roman" w:hAnsi="Times New Roman" w:cs="Times New Roman"/>
-            <w:noProof/>
-            <w:webHidden/>
-            <w:sz w:val="28"/>
-            <w:szCs w:val="28"/>
-            <w:lang w:val="uk-UA"/>
+          <w:t>1.4. Обмеження застосування</w:t>
+        </w:r>
+        <w:r>
+          <w:rPr>
+            <w:rFonts w:ascii="Times New Roman" w:hAnsi="Times New Roman" w:cs="Times New Roman"/>
+            <w:noProof/>
+            <w:webHidden/>
+            <w:sz w:val="28"/>
+            <w:szCs w:val="28"/>
           </w:rPr>
           <w:tab/>
         </w:r>
@@ -587,7 +643,6 @@
             <w:webHidden/>
             <w:sz w:val="28"/>
             <w:szCs w:val="28"/>
-            <w:lang w:val="uk-UA"/>
           </w:rPr>
           <w:fldChar w:fldCharType="begin"/>
         </w:r>
@@ -598,28 +653,25 @@
             <w:webHidden/>
             <w:sz w:val="28"/>
             <w:szCs w:val="28"/>
-            <w:lang w:val="uk-UA"/>
-          </w:rPr>
-          <w:instrText xml:space="preserve"> PAGEREF _Toc169245516 \h </w:instrText>
-        </w:r>
-        <w:r>
-          <w:rPr>
-            <w:rFonts w:ascii="Times New Roman" w:hAnsi="Times New Roman" w:cs="Times New Roman"/>
-            <w:noProof/>
-            <w:webHidden/>
-            <w:sz w:val="28"/>
-            <w:szCs w:val="28"/>
-            <w:lang w:val="uk-UA"/>
-          </w:rPr>
-        </w:r>
-        <w:r>
-          <w:rPr>
-            <w:rFonts w:ascii="Times New Roman" w:hAnsi="Times New Roman" w:cs="Times New Roman"/>
-            <w:noProof/>
-            <w:webHidden/>
-            <w:sz w:val="28"/>
-            <w:szCs w:val="28"/>
-            <w:lang w:val="uk-UA"/>
+          </w:rPr>
+          <w:instrText xml:space="preserve"> PAGEREF _Toc230531471 \h </w:instrText>
+        </w:r>
+        <w:r>
+          <w:rPr>
+            <w:rFonts w:ascii="Times New Roman" w:hAnsi="Times New Roman" w:cs="Times New Roman"/>
+            <w:noProof/>
+            <w:webHidden/>
+            <w:sz w:val="28"/>
+            <w:szCs w:val="28"/>
+          </w:rPr>
+        </w:r>
+        <w:r>
+          <w:rPr>
+            <w:rFonts w:ascii="Times New Roman" w:hAnsi="Times New Roman" w:cs="Times New Roman"/>
+            <w:noProof/>
+            <w:webHidden/>
+            <w:sz w:val="28"/>
+            <w:szCs w:val="28"/>
           </w:rPr>
           <w:fldChar w:fldCharType="separate"/>
         </w:r>
@@ -630,18 +682,16 @@
             <w:webHidden/>
             <w:sz w:val="28"/>
             <w:szCs w:val="28"/>
-            <w:lang w:val="uk-UA"/>
-          </w:rPr>
-          <w:t>2</w:t>
-        </w:r>
-        <w:r>
-          <w:rPr>
-            <w:rFonts w:ascii="Times New Roman" w:hAnsi="Times New Roman" w:cs="Times New Roman"/>
-            <w:noProof/>
-            <w:webHidden/>
-            <w:sz w:val="28"/>
-            <w:szCs w:val="28"/>
-            <w:lang w:val="uk-UA"/>
+          </w:rPr>
+          <w:t>4</w:t>
+        </w:r>
+        <w:r>
+          <w:rPr>
+            <w:rFonts w:ascii="Times New Roman" w:hAnsi="Times New Roman" w:cs="Times New Roman"/>
+            <w:noProof/>
+            <w:webHidden/>
+            <w:sz w:val="28"/>
+            <w:szCs w:val="28"/>
           </w:rPr>
           <w:fldChar w:fldCharType="end"/>
         </w:r>
@@ -653,15 +703,16 @@
         <w:tabs>
           <w:tab w:val="right" w:leader="dot" w:pos="9345"/>
         </w:tabs>
-        <w:rPr>
-          <w:rFonts w:ascii="Times New Roman" w:hAnsi="Times New Roman" w:cs="Times New Roman"/>
+        <w:spacing w:line="360" w:lineRule="auto"/>
+        <w:rPr>
+          <w:rFonts w:ascii="Times New Roman" w:eastAsiaTheme="minorEastAsia" w:hAnsi="Times New Roman" w:cs="Times New Roman"/>
           <w:noProof/>
           <w:sz w:val="28"/>
           <w:szCs w:val="28"/>
-          <w:lang w:val="uk-UA"/>
-        </w:rPr>
-      </w:pPr>
-      <w:hyperlink w:anchor="_Toc169245517" w:history="1">
+          <w:lang/>
+        </w:rPr>
+      </w:pPr>
+      <w:hyperlink w:anchor="_Toc230531472" w:history="1">
         <w:r>
           <w:rPr>
             <w:rStyle w:val="af2"/>
@@ -673,16 +724,15 @@
             <w:lang w:val="uk-UA"/>
             <w14:ligatures w14:val="none"/>
           </w:rPr>
-          <w:t>2 ЗАГАЛЬНИЙ ОПИС</w:t>
-        </w:r>
-        <w:r>
-          <w:rPr>
-            <w:rFonts w:ascii="Times New Roman" w:hAnsi="Times New Roman" w:cs="Times New Roman"/>
-            <w:noProof/>
-            <w:webHidden/>
-            <w:sz w:val="28"/>
-            <w:szCs w:val="28"/>
-            <w:lang w:val="uk-UA"/>
+          <w:t>2 ФУНКЦІОНАЛЬНІ ХАРАКТЕРИСТИКИ</w:t>
+        </w:r>
+        <w:r>
+          <w:rPr>
+            <w:rFonts w:ascii="Times New Roman" w:hAnsi="Times New Roman" w:cs="Times New Roman"/>
+            <w:noProof/>
+            <w:webHidden/>
+            <w:sz w:val="28"/>
+            <w:szCs w:val="28"/>
           </w:rPr>
           <w:tab/>
         </w:r>
@@ -693,7 +743,6 @@
             <w:webHidden/>
             <w:sz w:val="28"/>
             <w:szCs w:val="28"/>
-            <w:lang w:val="uk-UA"/>
           </w:rPr>
           <w:fldChar w:fldCharType="begin"/>
         </w:r>
@@ -704,28 +753,25 @@
             <w:webHidden/>
             <w:sz w:val="28"/>
             <w:szCs w:val="28"/>
-            <w:lang w:val="uk-UA"/>
-          </w:rPr>
-          <w:instrText xml:space="preserve"> PAGEREF _Toc169245517 \h </w:instrText>
-        </w:r>
-        <w:r>
-          <w:rPr>
-            <w:rFonts w:ascii="Times New Roman" w:hAnsi="Times New Roman" w:cs="Times New Roman"/>
-            <w:noProof/>
-            <w:webHidden/>
-            <w:sz w:val="28"/>
-            <w:szCs w:val="28"/>
-            <w:lang w:val="uk-UA"/>
-          </w:rPr>
-        </w:r>
-        <w:r>
-          <w:rPr>
-            <w:rFonts w:ascii="Times New Roman" w:hAnsi="Times New Roman" w:cs="Times New Roman"/>
-            <w:noProof/>
-            <w:webHidden/>
-            <w:sz w:val="28"/>
-            <w:szCs w:val="28"/>
-            <w:lang w:val="uk-UA"/>
+          </w:rPr>
+          <w:instrText xml:space="preserve"> PAGEREF _Toc230531472 \h </w:instrText>
+        </w:r>
+        <w:r>
+          <w:rPr>
+            <w:rFonts w:ascii="Times New Roman" w:hAnsi="Times New Roman" w:cs="Times New Roman"/>
+            <w:noProof/>
+            <w:webHidden/>
+            <w:sz w:val="28"/>
+            <w:szCs w:val="28"/>
+          </w:rPr>
+        </w:r>
+        <w:r>
+          <w:rPr>
+            <w:rFonts w:ascii="Times New Roman" w:hAnsi="Times New Roman" w:cs="Times New Roman"/>
+            <w:noProof/>
+            <w:webHidden/>
+            <w:sz w:val="28"/>
+            <w:szCs w:val="28"/>
           </w:rPr>
           <w:fldChar w:fldCharType="separate"/>
         </w:r>
@@ -736,18 +782,16 @@
             <w:webHidden/>
             <w:sz w:val="28"/>
             <w:szCs w:val="28"/>
-            <w:lang w:val="uk-UA"/>
-          </w:rPr>
-          <w:t>3</w:t>
-        </w:r>
-        <w:r>
-          <w:rPr>
-            <w:rFonts w:ascii="Times New Roman" w:hAnsi="Times New Roman" w:cs="Times New Roman"/>
-            <w:noProof/>
-            <w:webHidden/>
-            <w:sz w:val="28"/>
-            <w:szCs w:val="28"/>
-            <w:lang w:val="uk-UA"/>
+          </w:rPr>
+          <w:t>4</w:t>
+        </w:r>
+        <w:r>
+          <w:rPr>
+            <w:rFonts w:ascii="Times New Roman" w:hAnsi="Times New Roman" w:cs="Times New Roman"/>
+            <w:noProof/>
+            <w:webHidden/>
+            <w:sz w:val="28"/>
+            <w:szCs w:val="28"/>
           </w:rPr>
           <w:fldChar w:fldCharType="end"/>
         </w:r>
@@ -759,15 +803,16 @@
         <w:tabs>
           <w:tab w:val="right" w:leader="dot" w:pos="9345"/>
         </w:tabs>
-        <w:rPr>
-          <w:rFonts w:ascii="Times New Roman" w:hAnsi="Times New Roman" w:cs="Times New Roman"/>
+        <w:spacing w:line="360" w:lineRule="auto"/>
+        <w:rPr>
+          <w:rFonts w:ascii="Times New Roman" w:eastAsiaTheme="minorEastAsia" w:hAnsi="Times New Roman" w:cs="Times New Roman"/>
           <w:noProof/>
           <w:sz w:val="28"/>
           <w:szCs w:val="28"/>
-          <w:lang w:val="uk-UA"/>
-        </w:rPr>
-      </w:pPr>
-      <w:hyperlink w:anchor="_Toc169245518" w:history="1">
+          <w:lang/>
+        </w:rPr>
+      </w:pPr>
+      <w:hyperlink w:anchor="_Toc230531473" w:history="1">
         <w:r>
           <w:rPr>
             <w:rStyle w:val="af2"/>
@@ -779,16 +824,15 @@
             <w:lang w:val="uk-UA"/>
             <w14:ligatures w14:val="none"/>
           </w:rPr>
-          <w:t>2.1 Перспективи продукту</w:t>
-        </w:r>
-        <w:r>
-          <w:rPr>
-            <w:rFonts w:ascii="Times New Roman" w:hAnsi="Times New Roman" w:cs="Times New Roman"/>
-            <w:noProof/>
-            <w:webHidden/>
-            <w:sz w:val="28"/>
-            <w:szCs w:val="28"/>
-            <w:lang w:val="uk-UA"/>
+          <w:t>2.1 Основні функції</w:t>
+        </w:r>
+        <w:r>
+          <w:rPr>
+            <w:rFonts w:ascii="Times New Roman" w:hAnsi="Times New Roman" w:cs="Times New Roman"/>
+            <w:noProof/>
+            <w:webHidden/>
+            <w:sz w:val="28"/>
+            <w:szCs w:val="28"/>
           </w:rPr>
           <w:tab/>
         </w:r>
@@ -799,7 +843,6 @@
             <w:webHidden/>
             <w:sz w:val="28"/>
             <w:szCs w:val="28"/>
-            <w:lang w:val="uk-UA"/>
           </w:rPr>
           <w:fldChar w:fldCharType="begin"/>
         </w:r>
@@ -810,28 +853,25 @@
             <w:webHidden/>
             <w:sz w:val="28"/>
             <w:szCs w:val="28"/>
-            <w:lang w:val="uk-UA"/>
-          </w:rPr>
-          <w:instrText xml:space="preserve"> PAGEREF _Toc169245518 \h </w:instrText>
-        </w:r>
-        <w:r>
-          <w:rPr>
-            <w:rFonts w:ascii="Times New Roman" w:hAnsi="Times New Roman" w:cs="Times New Roman"/>
-            <w:noProof/>
-            <w:webHidden/>
-            <w:sz w:val="28"/>
-            <w:szCs w:val="28"/>
-            <w:lang w:val="uk-UA"/>
-          </w:rPr>
-        </w:r>
-        <w:r>
-          <w:rPr>
-            <w:rFonts w:ascii="Times New Roman" w:hAnsi="Times New Roman" w:cs="Times New Roman"/>
-            <w:noProof/>
-            <w:webHidden/>
-            <w:sz w:val="28"/>
-            <w:szCs w:val="28"/>
-            <w:lang w:val="uk-UA"/>
+          </w:rPr>
+          <w:instrText xml:space="preserve"> PAGEREF _Toc230531473 \h </w:instrText>
+        </w:r>
+        <w:r>
+          <w:rPr>
+            <w:rFonts w:ascii="Times New Roman" w:hAnsi="Times New Roman" w:cs="Times New Roman"/>
+            <w:noProof/>
+            <w:webHidden/>
+            <w:sz w:val="28"/>
+            <w:szCs w:val="28"/>
+          </w:rPr>
+        </w:r>
+        <w:r>
+          <w:rPr>
+            <w:rFonts w:ascii="Times New Roman" w:hAnsi="Times New Roman" w:cs="Times New Roman"/>
+            <w:noProof/>
+            <w:webHidden/>
+            <w:sz w:val="28"/>
+            <w:szCs w:val="28"/>
           </w:rPr>
           <w:fldChar w:fldCharType="separate"/>
         </w:r>
@@ -842,18 +882,16 @@
             <w:webHidden/>
             <w:sz w:val="28"/>
             <w:szCs w:val="28"/>
-            <w:lang w:val="uk-UA"/>
-          </w:rPr>
-          <w:t>3</w:t>
-        </w:r>
-        <w:r>
-          <w:rPr>
-            <w:rFonts w:ascii="Times New Roman" w:hAnsi="Times New Roman" w:cs="Times New Roman"/>
-            <w:noProof/>
-            <w:webHidden/>
-            <w:sz w:val="28"/>
-            <w:szCs w:val="28"/>
-            <w:lang w:val="uk-UA"/>
+          </w:rPr>
+          <w:t>4</w:t>
+        </w:r>
+        <w:r>
+          <w:rPr>
+            <w:rFonts w:ascii="Times New Roman" w:hAnsi="Times New Roman" w:cs="Times New Roman"/>
+            <w:noProof/>
+            <w:webHidden/>
+            <w:sz w:val="28"/>
+            <w:szCs w:val="28"/>
           </w:rPr>
           <w:fldChar w:fldCharType="end"/>
         </w:r>
@@ -865,15 +903,16 @@
         <w:tabs>
           <w:tab w:val="right" w:leader="dot" w:pos="9345"/>
         </w:tabs>
-        <w:rPr>
-          <w:rFonts w:ascii="Times New Roman" w:hAnsi="Times New Roman" w:cs="Times New Roman"/>
+        <w:spacing w:line="360" w:lineRule="auto"/>
+        <w:rPr>
+          <w:rFonts w:ascii="Times New Roman" w:eastAsiaTheme="minorEastAsia" w:hAnsi="Times New Roman" w:cs="Times New Roman"/>
           <w:noProof/>
           <w:sz w:val="28"/>
           <w:szCs w:val="28"/>
-          <w:lang w:val="uk-UA"/>
-        </w:rPr>
-      </w:pPr>
-      <w:hyperlink w:anchor="_Toc169245519" w:history="1">
+          <w:lang/>
+        </w:rPr>
+      </w:pPr>
+      <w:hyperlink w:anchor="_Toc230531474" w:history="1">
         <w:r>
           <w:rPr>
             <w:rStyle w:val="af2"/>
@@ -885,16 +924,115 @@
             <w:lang w:val="uk-UA"/>
             <w14:ligatures w14:val="none"/>
           </w:rPr>
-          <w:t>2.2 Функції продукту</w:t>
-        </w:r>
-        <w:r>
-          <w:rPr>
-            <w:rFonts w:ascii="Times New Roman" w:hAnsi="Times New Roman" w:cs="Times New Roman"/>
-            <w:noProof/>
-            <w:webHidden/>
+          <w:t>2.2 Режими роботи</w:t>
+        </w:r>
+        <w:r>
+          <w:rPr>
+            <w:rFonts w:ascii="Times New Roman" w:hAnsi="Times New Roman" w:cs="Times New Roman"/>
+            <w:noProof/>
+            <w:webHidden/>
+            <w:sz w:val="28"/>
+            <w:szCs w:val="28"/>
+          </w:rPr>
+          <w:tab/>
+        </w:r>
+        <w:r>
+          <w:rPr>
+            <w:rFonts w:ascii="Times New Roman" w:hAnsi="Times New Roman" w:cs="Times New Roman"/>
+            <w:noProof/>
+            <w:webHidden/>
+            <w:sz w:val="28"/>
+            <w:szCs w:val="28"/>
+          </w:rPr>
+          <w:fldChar w:fldCharType="begin"/>
+        </w:r>
+        <w:r>
+          <w:rPr>
+            <w:rFonts w:ascii="Times New Roman" w:hAnsi="Times New Roman" w:cs="Times New Roman"/>
+            <w:noProof/>
+            <w:webHidden/>
+            <w:sz w:val="28"/>
+            <w:szCs w:val="28"/>
+          </w:rPr>
+          <w:instrText xml:space="preserve"> PAGEREF _Toc230531474 \h </w:instrText>
+        </w:r>
+        <w:r>
+          <w:rPr>
+            <w:rFonts w:ascii="Times New Roman" w:hAnsi="Times New Roman" w:cs="Times New Roman"/>
+            <w:noProof/>
+            <w:webHidden/>
+            <w:sz w:val="28"/>
+            <w:szCs w:val="28"/>
+          </w:rPr>
+        </w:r>
+        <w:r>
+          <w:rPr>
+            <w:rFonts w:ascii="Times New Roman" w:hAnsi="Times New Roman" w:cs="Times New Roman"/>
+            <w:noProof/>
+            <w:webHidden/>
+            <w:sz w:val="28"/>
+            <w:szCs w:val="28"/>
+          </w:rPr>
+          <w:fldChar w:fldCharType="separate"/>
+        </w:r>
+        <w:r>
+          <w:rPr>
+            <w:rFonts w:ascii="Times New Roman" w:hAnsi="Times New Roman" w:cs="Times New Roman"/>
+            <w:noProof/>
+            <w:webHidden/>
+            <w:sz w:val="28"/>
+            <w:szCs w:val="28"/>
+          </w:rPr>
+          <w:t>5</w:t>
+        </w:r>
+        <w:r>
+          <w:rPr>
+            <w:rFonts w:ascii="Times New Roman" w:hAnsi="Times New Roman" w:cs="Times New Roman"/>
+            <w:noProof/>
+            <w:webHidden/>
+            <w:sz w:val="28"/>
+            <w:szCs w:val="28"/>
+          </w:rPr>
+          <w:fldChar w:fldCharType="end"/>
+        </w:r>
+      </w:hyperlink>
+    </w:p>
+    <w:p>
+      <w:pPr>
+        <w:pStyle w:val="11"/>
+        <w:tabs>
+          <w:tab w:val="right" w:leader="dot" w:pos="9345"/>
+        </w:tabs>
+        <w:spacing w:line="360" w:lineRule="auto"/>
+        <w:rPr>
+          <w:rFonts w:ascii="Times New Roman" w:eastAsiaTheme="minorEastAsia" w:hAnsi="Times New Roman" w:cs="Times New Roman"/>
+          <w:noProof/>
+          <w:sz w:val="28"/>
+          <w:szCs w:val="28"/>
+          <w:lang/>
+        </w:rPr>
+      </w:pPr>
+      <w:hyperlink w:anchor="_Toc230531475" w:history="1">
+        <w:r>
+          <w:rPr>
+            <w:rStyle w:val="af2"/>
+            <w:rFonts w:ascii="Times New Roman" w:eastAsia="Calibri" w:hAnsi="Times New Roman" w:cs="Times New Roman"/>
+            <w:noProof/>
+            <w:kern w:val="0"/>
             <w:sz w:val="28"/>
             <w:szCs w:val="28"/>
             <w:lang w:val="uk-UA"/>
+            <w14:ligatures w14:val="none"/>
+          </w:rPr>
+          <w:t>3 ЛОГІЧНА СТРУКТУРА ПРОГРАМИ</w:t>
+        </w:r>
+        <w:r>
+          <w:rPr>
+            <w:rFonts w:ascii="Times New Roman" w:hAnsi="Times New Roman" w:cs="Times New Roman"/>
+            <w:noProof/>
+            <w:webHidden/>
+            <w:sz w:val="28"/>
+            <w:szCs w:val="28"/>
           </w:rPr>
           <w:tab/>
         </w:r>
@@ -905,7 +1043,6 @@
             <w:webHidden/>
             <w:sz w:val="28"/>
             <w:szCs w:val="28"/>
-            <w:lang w:val="uk-UA"/>
           </w:rPr>
           <w:fldChar w:fldCharType="begin"/>
         </w:r>
@@ -916,28 +1053,25 @@
             <w:webHidden/>
             <w:sz w:val="28"/>
             <w:szCs w:val="28"/>
-            <w:lang w:val="uk-UA"/>
-          </w:rPr>
-          <w:instrText xml:space="preserve"> PAGEREF _Toc169245519 \h </w:instrText>
-        </w:r>
-        <w:r>
-          <w:rPr>
-            <w:rFonts w:ascii="Times New Roman" w:hAnsi="Times New Roman" w:cs="Times New Roman"/>
-            <w:noProof/>
-            <w:webHidden/>
-            <w:sz w:val="28"/>
-            <w:szCs w:val="28"/>
-            <w:lang w:val="uk-UA"/>
-          </w:rPr>
-        </w:r>
-        <w:r>
-          <w:rPr>
-            <w:rFonts w:ascii="Times New Roman" w:hAnsi="Times New Roman" w:cs="Times New Roman"/>
-            <w:noProof/>
-            <w:webHidden/>
-            <w:sz w:val="28"/>
-            <w:szCs w:val="28"/>
-            <w:lang w:val="uk-UA"/>
+          </w:rPr>
+          <w:instrText xml:space="preserve"> PAGEREF _Toc230531475 \h </w:instrText>
+        </w:r>
+        <w:r>
+          <w:rPr>
+            <w:rFonts w:ascii="Times New Roman" w:hAnsi="Times New Roman" w:cs="Times New Roman"/>
+            <w:noProof/>
+            <w:webHidden/>
+            <w:sz w:val="28"/>
+            <w:szCs w:val="28"/>
+          </w:rPr>
+        </w:r>
+        <w:r>
+          <w:rPr>
+            <w:rFonts w:ascii="Times New Roman" w:hAnsi="Times New Roman" w:cs="Times New Roman"/>
+            <w:noProof/>
+            <w:webHidden/>
+            <w:sz w:val="28"/>
+            <w:szCs w:val="28"/>
           </w:rPr>
           <w:fldChar w:fldCharType="separate"/>
         </w:r>
@@ -948,18 +1082,16 @@
             <w:webHidden/>
             <w:sz w:val="28"/>
             <w:szCs w:val="28"/>
-            <w:lang w:val="uk-UA"/>
-          </w:rPr>
-          <w:t>3</w:t>
-        </w:r>
-        <w:r>
-          <w:rPr>
-            <w:rFonts w:ascii="Times New Roman" w:hAnsi="Times New Roman" w:cs="Times New Roman"/>
-            <w:noProof/>
-            <w:webHidden/>
-            <w:sz w:val="28"/>
-            <w:szCs w:val="28"/>
-            <w:lang w:val="uk-UA"/>
+          </w:rPr>
+          <w:t>6</w:t>
+        </w:r>
+        <w:r>
+          <w:rPr>
+            <w:rFonts w:ascii="Times New Roman" w:hAnsi="Times New Roman" w:cs="Times New Roman"/>
+            <w:noProof/>
+            <w:webHidden/>
+            <w:sz w:val="28"/>
+            <w:szCs w:val="28"/>
           </w:rPr>
           <w:fldChar w:fldCharType="end"/>
         </w:r>
@@ -971,15 +1103,16 @@
         <w:tabs>
           <w:tab w:val="right" w:leader="dot" w:pos="9345"/>
         </w:tabs>
-        <w:rPr>
-          <w:rFonts w:ascii="Times New Roman" w:hAnsi="Times New Roman" w:cs="Times New Roman"/>
+        <w:spacing w:line="360" w:lineRule="auto"/>
+        <w:rPr>
+          <w:rFonts w:ascii="Times New Roman" w:eastAsiaTheme="minorEastAsia" w:hAnsi="Times New Roman" w:cs="Times New Roman"/>
           <w:noProof/>
           <w:sz w:val="28"/>
           <w:szCs w:val="28"/>
-          <w:lang w:val="uk-UA"/>
-        </w:rPr>
-      </w:pPr>
-      <w:hyperlink w:anchor="_Toc169245520" w:history="1">
+          <w:lang/>
+        </w:rPr>
+      </w:pPr>
+      <w:hyperlink w:anchor="_Toc230531476" w:history="1">
         <w:r>
           <w:rPr>
             <w:rStyle w:val="af2"/>
@@ -991,16 +1124,15 @@
             <w:lang w:val="uk-UA"/>
             <w14:ligatures w14:val="none"/>
           </w:rPr>
-          <w:t>2.3 Характеристики користувачів</w:t>
-        </w:r>
-        <w:r>
-          <w:rPr>
-            <w:rFonts w:ascii="Times New Roman" w:hAnsi="Times New Roman" w:cs="Times New Roman"/>
-            <w:noProof/>
-            <w:webHidden/>
-            <w:sz w:val="28"/>
-            <w:szCs w:val="28"/>
-            <w:lang w:val="uk-UA"/>
+          <w:t>3.1 Архітектура</w:t>
+        </w:r>
+        <w:r>
+          <w:rPr>
+            <w:rFonts w:ascii="Times New Roman" w:hAnsi="Times New Roman" w:cs="Times New Roman"/>
+            <w:noProof/>
+            <w:webHidden/>
+            <w:sz w:val="28"/>
+            <w:szCs w:val="28"/>
           </w:rPr>
           <w:tab/>
         </w:r>
@@ -1011,7 +1143,6 @@
             <w:webHidden/>
             <w:sz w:val="28"/>
             <w:szCs w:val="28"/>
-            <w:lang w:val="uk-UA"/>
           </w:rPr>
           <w:fldChar w:fldCharType="begin"/>
         </w:r>
@@ -1022,28 +1153,25 @@
             <w:webHidden/>
             <w:sz w:val="28"/>
             <w:szCs w:val="28"/>
-            <w:lang w:val="uk-UA"/>
-          </w:rPr>
-          <w:instrText xml:space="preserve"> PAGEREF _Toc169245520 \h </w:instrText>
-        </w:r>
-        <w:r>
-          <w:rPr>
-            <w:rFonts w:ascii="Times New Roman" w:hAnsi="Times New Roman" w:cs="Times New Roman"/>
-            <w:noProof/>
-            <w:webHidden/>
-            <w:sz w:val="28"/>
-            <w:szCs w:val="28"/>
-            <w:lang w:val="uk-UA"/>
-          </w:rPr>
-        </w:r>
-        <w:r>
-          <w:rPr>
-            <w:rFonts w:ascii="Times New Roman" w:hAnsi="Times New Roman" w:cs="Times New Roman"/>
-            <w:noProof/>
-            <w:webHidden/>
-            <w:sz w:val="28"/>
-            <w:szCs w:val="28"/>
-            <w:lang w:val="uk-UA"/>
+          </w:rPr>
+          <w:instrText xml:space="preserve"> PAGEREF _Toc230531476 \h </w:instrText>
+        </w:r>
+        <w:r>
+          <w:rPr>
+            <w:rFonts w:ascii="Times New Roman" w:hAnsi="Times New Roman" w:cs="Times New Roman"/>
+            <w:noProof/>
+            <w:webHidden/>
+            <w:sz w:val="28"/>
+            <w:szCs w:val="28"/>
+          </w:rPr>
+        </w:r>
+        <w:r>
+          <w:rPr>
+            <w:rFonts w:ascii="Times New Roman" w:hAnsi="Times New Roman" w:cs="Times New Roman"/>
+            <w:noProof/>
+            <w:webHidden/>
+            <w:sz w:val="28"/>
+            <w:szCs w:val="28"/>
           </w:rPr>
           <w:fldChar w:fldCharType="separate"/>
         </w:r>
@@ -1054,18 +1182,16 @@
             <w:webHidden/>
             <w:sz w:val="28"/>
             <w:szCs w:val="28"/>
-            <w:lang w:val="uk-UA"/>
-          </w:rPr>
-          <w:t>4</w:t>
-        </w:r>
-        <w:r>
-          <w:rPr>
-            <w:rFonts w:ascii="Times New Roman" w:hAnsi="Times New Roman" w:cs="Times New Roman"/>
-            <w:noProof/>
-            <w:webHidden/>
-            <w:sz w:val="28"/>
-            <w:szCs w:val="28"/>
-            <w:lang w:val="uk-UA"/>
+          </w:rPr>
+          <w:t>6</w:t>
+        </w:r>
+        <w:r>
+          <w:rPr>
+            <w:rFonts w:ascii="Times New Roman" w:hAnsi="Times New Roman" w:cs="Times New Roman"/>
+            <w:noProof/>
+            <w:webHidden/>
+            <w:sz w:val="28"/>
+            <w:szCs w:val="28"/>
           </w:rPr>
           <w:fldChar w:fldCharType="end"/>
         </w:r>
@@ -1077,15 +1203,16 @@
         <w:tabs>
           <w:tab w:val="right" w:leader="dot" w:pos="9345"/>
         </w:tabs>
-        <w:rPr>
-          <w:rFonts w:ascii="Times New Roman" w:hAnsi="Times New Roman" w:cs="Times New Roman"/>
+        <w:spacing w:line="360" w:lineRule="auto"/>
+        <w:rPr>
+          <w:rFonts w:ascii="Times New Roman" w:eastAsiaTheme="minorEastAsia" w:hAnsi="Times New Roman" w:cs="Times New Roman"/>
           <w:noProof/>
           <w:sz w:val="28"/>
           <w:szCs w:val="28"/>
-          <w:lang w:val="uk-UA"/>
-        </w:rPr>
-      </w:pPr>
-      <w:hyperlink w:anchor="_Toc169245521" w:history="1">
+          <w:lang/>
+        </w:rPr>
+      </w:pPr>
+      <w:hyperlink w:anchor="_Toc230531477" w:history="1">
         <w:r>
           <w:rPr>
             <w:rStyle w:val="af2"/>
@@ -1097,16 +1224,115 @@
             <w:lang w:val="uk-UA"/>
             <w14:ligatures w14:val="none"/>
           </w:rPr>
-          <w:t>2.4 Загальні обмеження</w:t>
-        </w:r>
-        <w:r>
-          <w:rPr>
-            <w:rFonts w:ascii="Times New Roman" w:hAnsi="Times New Roman" w:cs="Times New Roman"/>
-            <w:noProof/>
-            <w:webHidden/>
+          <w:t>3.2 Склад компонентів</w:t>
+        </w:r>
+        <w:r>
+          <w:rPr>
+            <w:rFonts w:ascii="Times New Roman" w:hAnsi="Times New Roman" w:cs="Times New Roman"/>
+            <w:noProof/>
+            <w:webHidden/>
+            <w:sz w:val="28"/>
+            <w:szCs w:val="28"/>
+          </w:rPr>
+          <w:tab/>
+        </w:r>
+        <w:r>
+          <w:rPr>
+            <w:rFonts w:ascii="Times New Roman" w:hAnsi="Times New Roman" w:cs="Times New Roman"/>
+            <w:noProof/>
+            <w:webHidden/>
+            <w:sz w:val="28"/>
+            <w:szCs w:val="28"/>
+          </w:rPr>
+          <w:fldChar w:fldCharType="begin"/>
+        </w:r>
+        <w:r>
+          <w:rPr>
+            <w:rFonts w:ascii="Times New Roman" w:hAnsi="Times New Roman" w:cs="Times New Roman"/>
+            <w:noProof/>
+            <w:webHidden/>
+            <w:sz w:val="28"/>
+            <w:szCs w:val="28"/>
+          </w:rPr>
+          <w:instrText xml:space="preserve"> PAGEREF _Toc230531477 \h </w:instrText>
+        </w:r>
+        <w:r>
+          <w:rPr>
+            <w:rFonts w:ascii="Times New Roman" w:hAnsi="Times New Roman" w:cs="Times New Roman"/>
+            <w:noProof/>
+            <w:webHidden/>
+            <w:sz w:val="28"/>
+            <w:szCs w:val="28"/>
+          </w:rPr>
+        </w:r>
+        <w:r>
+          <w:rPr>
+            <w:rFonts w:ascii="Times New Roman" w:hAnsi="Times New Roman" w:cs="Times New Roman"/>
+            <w:noProof/>
+            <w:webHidden/>
+            <w:sz w:val="28"/>
+            <w:szCs w:val="28"/>
+          </w:rPr>
+          <w:fldChar w:fldCharType="separate"/>
+        </w:r>
+        <w:r>
+          <w:rPr>
+            <w:rFonts w:ascii="Times New Roman" w:hAnsi="Times New Roman" w:cs="Times New Roman"/>
+            <w:noProof/>
+            <w:webHidden/>
+            <w:sz w:val="28"/>
+            <w:szCs w:val="28"/>
+          </w:rPr>
+          <w:t>6</w:t>
+        </w:r>
+        <w:r>
+          <w:rPr>
+            <w:rFonts w:ascii="Times New Roman" w:hAnsi="Times New Roman" w:cs="Times New Roman"/>
+            <w:noProof/>
+            <w:webHidden/>
+            <w:sz w:val="28"/>
+            <w:szCs w:val="28"/>
+          </w:rPr>
+          <w:fldChar w:fldCharType="end"/>
+        </w:r>
+      </w:hyperlink>
+    </w:p>
+    <w:p>
+      <w:pPr>
+        <w:pStyle w:val="31"/>
+        <w:tabs>
+          <w:tab w:val="right" w:leader="dot" w:pos="9345"/>
+        </w:tabs>
+        <w:spacing w:line="360" w:lineRule="auto"/>
+        <w:rPr>
+          <w:rFonts w:ascii="Times New Roman" w:eastAsiaTheme="minorEastAsia" w:hAnsi="Times New Roman" w:cs="Times New Roman"/>
+          <w:noProof/>
+          <w:sz w:val="28"/>
+          <w:szCs w:val="28"/>
+          <w:lang/>
+        </w:rPr>
+      </w:pPr>
+      <w:hyperlink w:anchor="_Toc230531478" w:history="1">
+        <w:r>
+          <w:rPr>
+            <w:rStyle w:val="af2"/>
+            <w:rFonts w:ascii="Times New Roman" w:eastAsia="Calibri" w:hAnsi="Times New Roman" w:cs="Times New Roman"/>
+            <w:noProof/>
+            <w:kern w:val="0"/>
             <w:sz w:val="28"/>
             <w:szCs w:val="28"/>
             <w:lang w:val="uk-UA"/>
+            <w14:ligatures w14:val="none"/>
+          </w:rPr>
+          <w:t>3.3 Алгоритм роботи</w:t>
+        </w:r>
+        <w:r>
+          <w:rPr>
+            <w:rFonts w:ascii="Times New Roman" w:hAnsi="Times New Roman" w:cs="Times New Roman"/>
+            <w:noProof/>
+            <w:webHidden/>
+            <w:sz w:val="28"/>
+            <w:szCs w:val="28"/>
           </w:rPr>
           <w:tab/>
         </w:r>
@@ -1117,7 +1343,106 @@
             <w:webHidden/>
             <w:sz w:val="28"/>
             <w:szCs w:val="28"/>
+          </w:rPr>
+          <w:fldChar w:fldCharType="begin"/>
+        </w:r>
+        <w:r>
+          <w:rPr>
+            <w:rFonts w:ascii="Times New Roman" w:hAnsi="Times New Roman" w:cs="Times New Roman"/>
+            <w:noProof/>
+            <w:webHidden/>
+            <w:sz w:val="28"/>
+            <w:szCs w:val="28"/>
+          </w:rPr>
+          <w:instrText xml:space="preserve"> PAGEREF _Toc230531478 \h </w:instrText>
+        </w:r>
+        <w:r>
+          <w:rPr>
+            <w:rFonts w:ascii="Times New Roman" w:hAnsi="Times New Roman" w:cs="Times New Roman"/>
+            <w:noProof/>
+            <w:webHidden/>
+            <w:sz w:val="28"/>
+            <w:szCs w:val="28"/>
+          </w:rPr>
+        </w:r>
+        <w:r>
+          <w:rPr>
+            <w:rFonts w:ascii="Times New Roman" w:hAnsi="Times New Roman" w:cs="Times New Roman"/>
+            <w:noProof/>
+            <w:webHidden/>
+            <w:sz w:val="28"/>
+            <w:szCs w:val="28"/>
+          </w:rPr>
+          <w:fldChar w:fldCharType="separate"/>
+        </w:r>
+        <w:r>
+          <w:rPr>
+            <w:rFonts w:ascii="Times New Roman" w:hAnsi="Times New Roman" w:cs="Times New Roman"/>
+            <w:noProof/>
+            <w:webHidden/>
+            <w:sz w:val="28"/>
+            <w:szCs w:val="28"/>
+          </w:rPr>
+          <w:t>7</w:t>
+        </w:r>
+        <w:r>
+          <w:rPr>
+            <w:rFonts w:ascii="Times New Roman" w:hAnsi="Times New Roman" w:cs="Times New Roman"/>
+            <w:noProof/>
+            <w:webHidden/>
+            <w:sz w:val="28"/>
+            <w:szCs w:val="28"/>
+          </w:rPr>
+          <w:fldChar w:fldCharType="end"/>
+        </w:r>
+      </w:hyperlink>
+    </w:p>
+    <w:p>
+      <w:pPr>
+        <w:pStyle w:val="31"/>
+        <w:tabs>
+          <w:tab w:val="right" w:leader="dot" w:pos="9345"/>
+        </w:tabs>
+        <w:spacing w:line="360" w:lineRule="auto"/>
+        <w:rPr>
+          <w:rFonts w:ascii="Times New Roman" w:eastAsiaTheme="minorEastAsia" w:hAnsi="Times New Roman" w:cs="Times New Roman"/>
+          <w:noProof/>
+          <w:sz w:val="28"/>
+          <w:szCs w:val="28"/>
+          <w:lang/>
+        </w:rPr>
+      </w:pPr>
+      <w:hyperlink w:anchor="_Toc230531479" w:history="1">
+        <w:r>
+          <w:rPr>
+            <w:rStyle w:val="af2"/>
+            <w:rFonts w:ascii="Times New Roman" w:eastAsia="Calibri" w:hAnsi="Times New Roman" w:cs="Times New Roman"/>
+            <w:noProof/>
+            <w:kern w:val="0"/>
+            <w:sz w:val="28"/>
+            <w:szCs w:val="28"/>
             <w:lang w:val="uk-UA"/>
+            <w14:ligatures w14:val="none"/>
+          </w:rPr>
+          <w:t>3.2.3 Переносимість</w:t>
+        </w:r>
+        <w:r>
+          <w:rPr>
+            <w:rFonts w:ascii="Times New Roman" w:hAnsi="Times New Roman" w:cs="Times New Roman"/>
+            <w:noProof/>
+            <w:webHidden/>
+            <w:sz w:val="28"/>
+            <w:szCs w:val="28"/>
+          </w:rPr>
+          <w:tab/>
+        </w:r>
+        <w:r>
+          <w:rPr>
+            <w:rFonts w:ascii="Times New Roman" w:hAnsi="Times New Roman" w:cs="Times New Roman"/>
+            <w:noProof/>
+            <w:webHidden/>
+            <w:sz w:val="28"/>
+            <w:szCs w:val="28"/>
           </w:rPr>
           <w:fldChar w:fldCharType="begin"/>
         </w:r>
@@ -1128,28 +1453,325 @@
             <w:webHidden/>
             <w:sz w:val="28"/>
             <w:szCs w:val="28"/>
+          </w:rPr>
+          <w:instrText xml:space="preserve"> PAGEREF _Toc230531479 \h </w:instrText>
+        </w:r>
+        <w:r>
+          <w:rPr>
+            <w:rFonts w:ascii="Times New Roman" w:hAnsi="Times New Roman" w:cs="Times New Roman"/>
+            <w:noProof/>
+            <w:webHidden/>
+            <w:sz w:val="28"/>
+            <w:szCs w:val="28"/>
+          </w:rPr>
+        </w:r>
+        <w:r>
+          <w:rPr>
+            <w:rFonts w:ascii="Times New Roman" w:hAnsi="Times New Roman" w:cs="Times New Roman"/>
+            <w:noProof/>
+            <w:webHidden/>
+            <w:sz w:val="28"/>
+            <w:szCs w:val="28"/>
+          </w:rPr>
+          <w:fldChar w:fldCharType="separate"/>
+        </w:r>
+        <w:r>
+          <w:rPr>
+            <w:rFonts w:ascii="Times New Roman" w:hAnsi="Times New Roman" w:cs="Times New Roman"/>
+            <w:noProof/>
+            <w:webHidden/>
+            <w:sz w:val="28"/>
+            <w:szCs w:val="28"/>
+          </w:rPr>
+          <w:t>7</w:t>
+        </w:r>
+        <w:r>
+          <w:rPr>
+            <w:rFonts w:ascii="Times New Roman" w:hAnsi="Times New Roman" w:cs="Times New Roman"/>
+            <w:noProof/>
+            <w:webHidden/>
+            <w:sz w:val="28"/>
+            <w:szCs w:val="28"/>
+          </w:rPr>
+          <w:fldChar w:fldCharType="end"/>
+        </w:r>
+      </w:hyperlink>
+    </w:p>
+    <w:p>
+      <w:pPr>
+        <w:pStyle w:val="31"/>
+        <w:tabs>
+          <w:tab w:val="right" w:leader="dot" w:pos="9345"/>
+        </w:tabs>
+        <w:spacing w:line="360" w:lineRule="auto"/>
+        <w:rPr>
+          <w:rFonts w:ascii="Times New Roman" w:eastAsiaTheme="minorEastAsia" w:hAnsi="Times New Roman" w:cs="Times New Roman"/>
+          <w:noProof/>
+          <w:sz w:val="28"/>
+          <w:szCs w:val="28"/>
+          <w:lang/>
+        </w:rPr>
+      </w:pPr>
+      <w:hyperlink w:anchor="_Toc230531480" w:history="1">
+        <w:r>
+          <w:rPr>
+            <w:rStyle w:val="af2"/>
+            <w:rFonts w:ascii="Times New Roman" w:eastAsia="Calibri" w:hAnsi="Times New Roman" w:cs="Times New Roman"/>
+            <w:noProof/>
+            <w:kern w:val="0"/>
+            <w:sz w:val="28"/>
+            <w:szCs w:val="28"/>
             <w:lang w:val="uk-UA"/>
-          </w:rPr>
-          <w:instrText xml:space="preserve"> PAGEREF _Toc169245521 \h </w:instrText>
-        </w:r>
-        <w:r>
-          <w:rPr>
-            <w:rFonts w:ascii="Times New Roman" w:hAnsi="Times New Roman" w:cs="Times New Roman"/>
-            <w:noProof/>
-            <w:webHidden/>
+            <w14:ligatures w14:val="none"/>
+          </w:rPr>
+          <w:t>3.2.4 Продуктивність</w:t>
+        </w:r>
+        <w:r>
+          <w:rPr>
+            <w:rFonts w:ascii="Times New Roman" w:hAnsi="Times New Roman" w:cs="Times New Roman"/>
+            <w:noProof/>
+            <w:webHidden/>
+            <w:sz w:val="28"/>
+            <w:szCs w:val="28"/>
+          </w:rPr>
+          <w:tab/>
+        </w:r>
+        <w:r>
+          <w:rPr>
+            <w:rFonts w:ascii="Times New Roman" w:hAnsi="Times New Roman" w:cs="Times New Roman"/>
+            <w:noProof/>
+            <w:webHidden/>
+            <w:sz w:val="28"/>
+            <w:szCs w:val="28"/>
+          </w:rPr>
+          <w:fldChar w:fldCharType="begin"/>
+        </w:r>
+        <w:r>
+          <w:rPr>
+            <w:rFonts w:ascii="Times New Roman" w:hAnsi="Times New Roman" w:cs="Times New Roman"/>
+            <w:noProof/>
+            <w:webHidden/>
+            <w:sz w:val="28"/>
+            <w:szCs w:val="28"/>
+          </w:rPr>
+          <w:instrText xml:space="preserve"> PAGEREF _Toc230531480 \h </w:instrText>
+        </w:r>
+        <w:r>
+          <w:rPr>
+            <w:rFonts w:ascii="Times New Roman" w:hAnsi="Times New Roman" w:cs="Times New Roman"/>
+            <w:noProof/>
+            <w:webHidden/>
+            <w:sz w:val="28"/>
+            <w:szCs w:val="28"/>
+          </w:rPr>
+        </w:r>
+        <w:r>
+          <w:rPr>
+            <w:rFonts w:ascii="Times New Roman" w:hAnsi="Times New Roman" w:cs="Times New Roman"/>
+            <w:noProof/>
+            <w:webHidden/>
+            <w:sz w:val="28"/>
+            <w:szCs w:val="28"/>
+          </w:rPr>
+          <w:fldChar w:fldCharType="separate"/>
+        </w:r>
+        <w:r>
+          <w:rPr>
+            <w:rFonts w:ascii="Times New Roman" w:hAnsi="Times New Roman" w:cs="Times New Roman"/>
+            <w:noProof/>
+            <w:webHidden/>
+            <w:sz w:val="28"/>
+            <w:szCs w:val="28"/>
+          </w:rPr>
+          <w:t>7</w:t>
+        </w:r>
+        <w:r>
+          <w:rPr>
+            <w:rFonts w:ascii="Times New Roman" w:hAnsi="Times New Roman" w:cs="Times New Roman"/>
+            <w:noProof/>
+            <w:webHidden/>
+            <w:sz w:val="28"/>
+            <w:szCs w:val="28"/>
+          </w:rPr>
+          <w:fldChar w:fldCharType="end"/>
+        </w:r>
+      </w:hyperlink>
+    </w:p>
+    <w:p>
+      <w:pPr>
+        <w:pStyle w:val="31"/>
+        <w:tabs>
+          <w:tab w:val="right" w:leader="dot" w:pos="9345"/>
+        </w:tabs>
+        <w:spacing w:line="360" w:lineRule="auto"/>
+        <w:rPr>
+          <w:rFonts w:ascii="Times New Roman" w:eastAsiaTheme="minorEastAsia" w:hAnsi="Times New Roman" w:cs="Times New Roman"/>
+          <w:noProof/>
+          <w:sz w:val="28"/>
+          <w:szCs w:val="28"/>
+          <w:lang/>
+        </w:rPr>
+      </w:pPr>
+      <w:hyperlink w:anchor="_Toc230531481" w:history="1">
+        <w:r>
+          <w:rPr>
+            <w:rStyle w:val="af2"/>
+            <w:rFonts w:ascii="Times New Roman" w:eastAsia="Calibri" w:hAnsi="Times New Roman" w:cs="Times New Roman"/>
+            <w:noProof/>
+            <w:kern w:val="0"/>
             <w:sz w:val="28"/>
             <w:szCs w:val="28"/>
             <w:lang w:val="uk-UA"/>
-          </w:rPr>
-        </w:r>
-        <w:r>
-          <w:rPr>
-            <w:rFonts w:ascii="Times New Roman" w:hAnsi="Times New Roman" w:cs="Times New Roman"/>
-            <w:noProof/>
-            <w:webHidden/>
+            <w14:ligatures w14:val="none"/>
+          </w:rPr>
+          <w:t>3.2.5 Вимоги до бази даних</w:t>
+        </w:r>
+        <w:r>
+          <w:rPr>
+            <w:rFonts w:ascii="Times New Roman" w:hAnsi="Times New Roman" w:cs="Times New Roman"/>
+            <w:noProof/>
+            <w:webHidden/>
+            <w:sz w:val="28"/>
+            <w:szCs w:val="28"/>
+          </w:rPr>
+          <w:tab/>
+        </w:r>
+        <w:r>
+          <w:rPr>
+            <w:rFonts w:ascii="Times New Roman" w:hAnsi="Times New Roman" w:cs="Times New Roman"/>
+            <w:noProof/>
+            <w:webHidden/>
+            <w:sz w:val="28"/>
+            <w:szCs w:val="28"/>
+          </w:rPr>
+          <w:fldChar w:fldCharType="begin"/>
+        </w:r>
+        <w:r>
+          <w:rPr>
+            <w:rFonts w:ascii="Times New Roman" w:hAnsi="Times New Roman" w:cs="Times New Roman"/>
+            <w:noProof/>
+            <w:webHidden/>
+            <w:sz w:val="28"/>
+            <w:szCs w:val="28"/>
+          </w:rPr>
+          <w:instrText xml:space="preserve"> PAGEREF _Toc230531481 \h </w:instrText>
+        </w:r>
+        <w:r>
+          <w:rPr>
+            <w:rFonts w:ascii="Times New Roman" w:hAnsi="Times New Roman" w:cs="Times New Roman"/>
+            <w:noProof/>
+            <w:webHidden/>
+            <w:sz w:val="28"/>
+            <w:szCs w:val="28"/>
+          </w:rPr>
+        </w:r>
+        <w:r>
+          <w:rPr>
+            <w:rFonts w:ascii="Times New Roman" w:hAnsi="Times New Roman" w:cs="Times New Roman"/>
+            <w:noProof/>
+            <w:webHidden/>
+            <w:sz w:val="28"/>
+            <w:szCs w:val="28"/>
+          </w:rPr>
+          <w:fldChar w:fldCharType="separate"/>
+        </w:r>
+        <w:r>
+          <w:rPr>
+            <w:rFonts w:ascii="Times New Roman" w:hAnsi="Times New Roman" w:cs="Times New Roman"/>
+            <w:noProof/>
+            <w:webHidden/>
+            <w:sz w:val="28"/>
+            <w:szCs w:val="28"/>
+          </w:rPr>
+          <w:t>7</w:t>
+        </w:r>
+        <w:r>
+          <w:rPr>
+            <w:rFonts w:ascii="Times New Roman" w:hAnsi="Times New Roman" w:cs="Times New Roman"/>
+            <w:noProof/>
+            <w:webHidden/>
+            <w:sz w:val="28"/>
+            <w:szCs w:val="28"/>
+          </w:rPr>
+          <w:fldChar w:fldCharType="end"/>
+        </w:r>
+      </w:hyperlink>
+    </w:p>
+    <w:p>
+      <w:pPr>
+        <w:pStyle w:val="31"/>
+        <w:tabs>
+          <w:tab w:val="right" w:leader="dot" w:pos="9345"/>
+        </w:tabs>
+        <w:spacing w:line="360" w:lineRule="auto"/>
+        <w:rPr>
+          <w:rFonts w:ascii="Times New Roman" w:eastAsiaTheme="minorEastAsia" w:hAnsi="Times New Roman" w:cs="Times New Roman"/>
+          <w:noProof/>
+          <w:sz w:val="28"/>
+          <w:szCs w:val="28"/>
+          <w:lang/>
+        </w:rPr>
+      </w:pPr>
+      <w:hyperlink w:anchor="_Toc230531482" w:history="1">
+        <w:r>
+          <w:rPr>
+            <w:rStyle w:val="af2"/>
+            <w:rFonts w:ascii="Times New Roman" w:eastAsia="Calibri" w:hAnsi="Times New Roman" w:cs="Times New Roman"/>
+            <w:noProof/>
+            <w:kern w:val="0"/>
             <w:sz w:val="28"/>
             <w:szCs w:val="28"/>
             <w:lang w:val="uk-UA"/>
+            <w14:ligatures w14:val="none"/>
+          </w:rPr>
+          <w:t>3.2.6 Інші вимоги</w:t>
+        </w:r>
+        <w:r>
+          <w:rPr>
+            <w:rFonts w:ascii="Times New Roman" w:hAnsi="Times New Roman" w:cs="Times New Roman"/>
+            <w:noProof/>
+            <w:webHidden/>
+            <w:sz w:val="28"/>
+            <w:szCs w:val="28"/>
+          </w:rPr>
+          <w:tab/>
+        </w:r>
+        <w:r>
+          <w:rPr>
+            <w:rFonts w:ascii="Times New Roman" w:hAnsi="Times New Roman" w:cs="Times New Roman"/>
+            <w:noProof/>
+            <w:webHidden/>
+            <w:sz w:val="28"/>
+            <w:szCs w:val="28"/>
+          </w:rPr>
+          <w:fldChar w:fldCharType="begin"/>
+        </w:r>
+        <w:r>
+          <w:rPr>
+            <w:rFonts w:ascii="Times New Roman" w:hAnsi="Times New Roman" w:cs="Times New Roman"/>
+            <w:noProof/>
+            <w:webHidden/>
+            <w:sz w:val="28"/>
+            <w:szCs w:val="28"/>
+          </w:rPr>
+          <w:instrText xml:space="preserve"> PAGEREF _Toc230531482 \h </w:instrText>
+        </w:r>
+        <w:r>
+          <w:rPr>
+            <w:rFonts w:ascii="Times New Roman" w:hAnsi="Times New Roman" w:cs="Times New Roman"/>
+            <w:noProof/>
+            <w:webHidden/>
+            <w:sz w:val="28"/>
+            <w:szCs w:val="28"/>
+          </w:rPr>
+        </w:r>
+        <w:r>
+          <w:rPr>
+            <w:rFonts w:ascii="Times New Roman" w:hAnsi="Times New Roman" w:cs="Times New Roman"/>
+            <w:noProof/>
+            <w:webHidden/>
+            <w:sz w:val="28"/>
+            <w:szCs w:val="28"/>
           </w:rPr>
           <w:fldChar w:fldCharType="separate"/>
         </w:r>
@@ -1160,18 +1782,116 @@
             <w:webHidden/>
             <w:sz w:val="28"/>
             <w:szCs w:val="28"/>
+          </w:rPr>
+          <w:t>8</w:t>
+        </w:r>
+        <w:r>
+          <w:rPr>
+            <w:rFonts w:ascii="Times New Roman" w:hAnsi="Times New Roman" w:cs="Times New Roman"/>
+            <w:noProof/>
+            <w:webHidden/>
+            <w:sz w:val="28"/>
+            <w:szCs w:val="28"/>
+          </w:rPr>
+          <w:fldChar w:fldCharType="end"/>
+        </w:r>
+      </w:hyperlink>
+    </w:p>
+    <w:p>
+      <w:pPr>
+        <w:pStyle w:val="11"/>
+        <w:tabs>
+          <w:tab w:val="right" w:leader="dot" w:pos="9345"/>
+        </w:tabs>
+        <w:spacing w:line="360" w:lineRule="auto"/>
+        <w:rPr>
+          <w:rFonts w:ascii="Times New Roman" w:eastAsiaTheme="minorEastAsia" w:hAnsi="Times New Roman" w:cs="Times New Roman"/>
+          <w:noProof/>
+          <w:sz w:val="28"/>
+          <w:szCs w:val="28"/>
+          <w:lang/>
+        </w:rPr>
+      </w:pPr>
+      <w:hyperlink w:anchor="_Toc230531483" w:history="1">
+        <w:r>
+          <w:rPr>
+            <w:rStyle w:val="af2"/>
+            <w:rFonts w:ascii="Times New Roman" w:eastAsia="Calibri" w:hAnsi="Times New Roman" w:cs="Times New Roman"/>
+            <w:noProof/>
+            <w:kern w:val="0"/>
+            <w:sz w:val="28"/>
+            <w:szCs w:val="28"/>
             <w:lang w:val="uk-UA"/>
-          </w:rPr>
-          <w:t>4</w:t>
-        </w:r>
-        <w:r>
-          <w:rPr>
-            <w:rFonts w:ascii="Times New Roman" w:hAnsi="Times New Roman" w:cs="Times New Roman"/>
-            <w:noProof/>
-            <w:webHidden/>
-            <w:sz w:val="28"/>
-            <w:szCs w:val="28"/>
-            <w:lang w:val="uk-UA"/>
+            <w14:ligatures w14:val="none"/>
+          </w:rPr>
+          <w:t>4 ВИКОРИСТОВУВАНІ ТЕХНІЧНІ ЗАСОБИ</w:t>
+        </w:r>
+        <w:r>
+          <w:rPr>
+            <w:rFonts w:ascii="Times New Roman" w:hAnsi="Times New Roman" w:cs="Times New Roman"/>
+            <w:noProof/>
+            <w:webHidden/>
+            <w:sz w:val="28"/>
+            <w:szCs w:val="28"/>
+          </w:rPr>
+          <w:tab/>
+        </w:r>
+        <w:r>
+          <w:rPr>
+            <w:rFonts w:ascii="Times New Roman" w:hAnsi="Times New Roman" w:cs="Times New Roman"/>
+            <w:noProof/>
+            <w:webHidden/>
+            <w:sz w:val="28"/>
+            <w:szCs w:val="28"/>
+          </w:rPr>
+          <w:fldChar w:fldCharType="begin"/>
+        </w:r>
+        <w:r>
+          <w:rPr>
+            <w:rFonts w:ascii="Times New Roman" w:hAnsi="Times New Roman" w:cs="Times New Roman"/>
+            <w:noProof/>
+            <w:webHidden/>
+            <w:sz w:val="28"/>
+            <w:szCs w:val="28"/>
+          </w:rPr>
+          <w:instrText xml:space="preserve"> PAGEREF _Toc230531483 \h </w:instrText>
+        </w:r>
+        <w:r>
+          <w:rPr>
+            <w:rFonts w:ascii="Times New Roman" w:hAnsi="Times New Roman" w:cs="Times New Roman"/>
+            <w:noProof/>
+            <w:webHidden/>
+            <w:sz w:val="28"/>
+            <w:szCs w:val="28"/>
+          </w:rPr>
+        </w:r>
+        <w:r>
+          <w:rPr>
+            <w:rFonts w:ascii="Times New Roman" w:hAnsi="Times New Roman" w:cs="Times New Roman"/>
+            <w:noProof/>
+            <w:webHidden/>
+            <w:sz w:val="28"/>
+            <w:szCs w:val="28"/>
+          </w:rPr>
+          <w:fldChar w:fldCharType="separate"/>
+        </w:r>
+        <w:r>
+          <w:rPr>
+            <w:rFonts w:ascii="Times New Roman" w:hAnsi="Times New Roman" w:cs="Times New Roman"/>
+            <w:noProof/>
+            <w:webHidden/>
+            <w:sz w:val="28"/>
+            <w:szCs w:val="28"/>
+          </w:rPr>
+          <w:t>8</w:t>
+        </w:r>
+        <w:r>
+          <w:rPr>
+            <w:rFonts w:ascii="Times New Roman" w:hAnsi="Times New Roman" w:cs="Times New Roman"/>
+            <w:noProof/>
+            <w:webHidden/>
+            <w:sz w:val="28"/>
+            <w:szCs w:val="28"/>
           </w:rPr>
           <w:fldChar w:fldCharType="end"/>
         </w:r>
@@ -1183,15 +1903,16 @@
         <w:tabs>
           <w:tab w:val="right" w:leader="dot" w:pos="9345"/>
         </w:tabs>
-        <w:rPr>
-          <w:rFonts w:ascii="Times New Roman" w:hAnsi="Times New Roman" w:cs="Times New Roman"/>
+        <w:spacing w:line="360" w:lineRule="auto"/>
+        <w:rPr>
+          <w:rFonts w:ascii="Times New Roman" w:eastAsiaTheme="minorEastAsia" w:hAnsi="Times New Roman" w:cs="Times New Roman"/>
           <w:noProof/>
           <w:sz w:val="28"/>
           <w:szCs w:val="28"/>
-          <w:lang w:val="uk-UA"/>
-        </w:rPr>
-      </w:pPr>
-      <w:hyperlink w:anchor="_Toc169245522" w:history="1">
+          <w:lang/>
+        </w:rPr>
+      </w:pPr>
+      <w:hyperlink w:anchor="_Toc230531484" w:history="1">
         <w:r>
           <w:rPr>
             <w:rStyle w:val="af2"/>
@@ -1203,16 +1924,115 @@
             <w:lang w:val="uk-UA"/>
             <w14:ligatures w14:val="none"/>
           </w:rPr>
-          <w:t>2.5 Припущення й залежності</w:t>
-        </w:r>
-        <w:r>
-          <w:rPr>
-            <w:rFonts w:ascii="Times New Roman" w:hAnsi="Times New Roman" w:cs="Times New Roman"/>
-            <w:noProof/>
-            <w:webHidden/>
+          <w:t>4.1 Вимоги до серверної частини</w:t>
+        </w:r>
+        <w:r>
+          <w:rPr>
+            <w:rFonts w:ascii="Times New Roman" w:hAnsi="Times New Roman" w:cs="Times New Roman"/>
+            <w:noProof/>
+            <w:webHidden/>
+            <w:sz w:val="28"/>
+            <w:szCs w:val="28"/>
+          </w:rPr>
+          <w:tab/>
+        </w:r>
+        <w:r>
+          <w:rPr>
+            <w:rFonts w:ascii="Times New Roman" w:hAnsi="Times New Roman" w:cs="Times New Roman"/>
+            <w:noProof/>
+            <w:webHidden/>
+            <w:sz w:val="28"/>
+            <w:szCs w:val="28"/>
+          </w:rPr>
+          <w:fldChar w:fldCharType="begin"/>
+        </w:r>
+        <w:r>
+          <w:rPr>
+            <w:rFonts w:ascii="Times New Roman" w:hAnsi="Times New Roman" w:cs="Times New Roman"/>
+            <w:noProof/>
+            <w:webHidden/>
+            <w:sz w:val="28"/>
+            <w:szCs w:val="28"/>
+          </w:rPr>
+          <w:instrText xml:space="preserve"> PAGEREF _Toc230531484 \h </w:instrText>
+        </w:r>
+        <w:r>
+          <w:rPr>
+            <w:rFonts w:ascii="Times New Roman" w:hAnsi="Times New Roman" w:cs="Times New Roman"/>
+            <w:noProof/>
+            <w:webHidden/>
+            <w:sz w:val="28"/>
+            <w:szCs w:val="28"/>
+          </w:rPr>
+        </w:r>
+        <w:r>
+          <w:rPr>
+            <w:rFonts w:ascii="Times New Roman" w:hAnsi="Times New Roman" w:cs="Times New Roman"/>
+            <w:noProof/>
+            <w:webHidden/>
+            <w:sz w:val="28"/>
+            <w:szCs w:val="28"/>
+          </w:rPr>
+          <w:fldChar w:fldCharType="separate"/>
+        </w:r>
+        <w:r>
+          <w:rPr>
+            <w:rFonts w:ascii="Times New Roman" w:hAnsi="Times New Roman" w:cs="Times New Roman"/>
+            <w:noProof/>
+            <w:webHidden/>
+            <w:sz w:val="28"/>
+            <w:szCs w:val="28"/>
+          </w:rPr>
+          <w:t>8</w:t>
+        </w:r>
+        <w:r>
+          <w:rPr>
+            <w:rFonts w:ascii="Times New Roman" w:hAnsi="Times New Roman" w:cs="Times New Roman"/>
+            <w:noProof/>
+            <w:webHidden/>
+            <w:sz w:val="28"/>
+            <w:szCs w:val="28"/>
+          </w:rPr>
+          <w:fldChar w:fldCharType="end"/>
+        </w:r>
+      </w:hyperlink>
+    </w:p>
+    <w:p>
+      <w:pPr>
+        <w:pStyle w:val="21"/>
+        <w:tabs>
+          <w:tab w:val="right" w:leader="dot" w:pos="9345"/>
+        </w:tabs>
+        <w:spacing w:line="360" w:lineRule="auto"/>
+        <w:rPr>
+          <w:rFonts w:ascii="Times New Roman" w:eastAsiaTheme="minorEastAsia" w:hAnsi="Times New Roman" w:cs="Times New Roman"/>
+          <w:noProof/>
+          <w:sz w:val="28"/>
+          <w:szCs w:val="28"/>
+          <w:lang/>
+        </w:rPr>
+      </w:pPr>
+      <w:hyperlink w:anchor="_Toc230531485" w:history="1">
+        <w:r>
+          <w:rPr>
+            <w:rStyle w:val="af2"/>
+            <w:rFonts w:ascii="Times New Roman" w:eastAsia="Calibri" w:hAnsi="Times New Roman" w:cs="Times New Roman"/>
+            <w:noProof/>
+            <w:kern w:val="0"/>
             <w:sz w:val="28"/>
             <w:szCs w:val="28"/>
             <w:lang w:val="uk-UA"/>
+            <w14:ligatures w14:val="none"/>
+          </w:rPr>
+          <w:t>4.1 Вимоги до серверної частини</w:t>
+        </w:r>
+        <w:r>
+          <w:rPr>
+            <w:rFonts w:ascii="Times New Roman" w:hAnsi="Times New Roman" w:cs="Times New Roman"/>
+            <w:noProof/>
+            <w:webHidden/>
+            <w:sz w:val="28"/>
+            <w:szCs w:val="28"/>
           </w:rPr>
           <w:tab/>
         </w:r>
@@ -1223,7 +2043,106 @@
             <w:webHidden/>
             <w:sz w:val="28"/>
             <w:szCs w:val="28"/>
+          </w:rPr>
+          <w:fldChar w:fldCharType="begin"/>
+        </w:r>
+        <w:r>
+          <w:rPr>
+            <w:rFonts w:ascii="Times New Roman" w:hAnsi="Times New Roman" w:cs="Times New Roman"/>
+            <w:noProof/>
+            <w:webHidden/>
+            <w:sz w:val="28"/>
+            <w:szCs w:val="28"/>
+          </w:rPr>
+          <w:instrText xml:space="preserve"> PAGEREF _Toc230531485 \h </w:instrText>
+        </w:r>
+        <w:r>
+          <w:rPr>
+            <w:rFonts w:ascii="Times New Roman" w:hAnsi="Times New Roman" w:cs="Times New Roman"/>
+            <w:noProof/>
+            <w:webHidden/>
+            <w:sz w:val="28"/>
+            <w:szCs w:val="28"/>
+          </w:rPr>
+        </w:r>
+        <w:r>
+          <w:rPr>
+            <w:rFonts w:ascii="Times New Roman" w:hAnsi="Times New Roman" w:cs="Times New Roman"/>
+            <w:noProof/>
+            <w:webHidden/>
+            <w:sz w:val="28"/>
+            <w:szCs w:val="28"/>
+          </w:rPr>
+          <w:fldChar w:fldCharType="separate"/>
+        </w:r>
+        <w:r>
+          <w:rPr>
+            <w:rFonts w:ascii="Times New Roman" w:hAnsi="Times New Roman" w:cs="Times New Roman"/>
+            <w:noProof/>
+            <w:webHidden/>
+            <w:sz w:val="28"/>
+            <w:szCs w:val="28"/>
+          </w:rPr>
+          <w:t>8</w:t>
+        </w:r>
+        <w:r>
+          <w:rPr>
+            <w:rFonts w:ascii="Times New Roman" w:hAnsi="Times New Roman" w:cs="Times New Roman"/>
+            <w:noProof/>
+            <w:webHidden/>
+            <w:sz w:val="28"/>
+            <w:szCs w:val="28"/>
+          </w:rPr>
+          <w:fldChar w:fldCharType="end"/>
+        </w:r>
+      </w:hyperlink>
+    </w:p>
+    <w:p>
+      <w:pPr>
+        <w:pStyle w:val="21"/>
+        <w:tabs>
+          <w:tab w:val="right" w:leader="dot" w:pos="9345"/>
+        </w:tabs>
+        <w:spacing w:line="360" w:lineRule="auto"/>
+        <w:rPr>
+          <w:rFonts w:ascii="Times New Roman" w:eastAsiaTheme="minorEastAsia" w:hAnsi="Times New Roman" w:cs="Times New Roman"/>
+          <w:noProof/>
+          <w:sz w:val="28"/>
+          <w:szCs w:val="28"/>
+          <w:lang/>
+        </w:rPr>
+      </w:pPr>
+      <w:hyperlink w:anchor="_Toc230531486" w:history="1">
+        <w:r>
+          <w:rPr>
+            <w:rStyle w:val="af2"/>
+            <w:rFonts w:ascii="Times New Roman" w:eastAsia="Calibri" w:hAnsi="Times New Roman" w:cs="Times New Roman"/>
+            <w:noProof/>
+            <w:kern w:val="0"/>
+            <w:sz w:val="28"/>
+            <w:szCs w:val="28"/>
             <w:lang w:val="uk-UA"/>
+            <w14:ligatures w14:val="none"/>
+          </w:rPr>
+          <w:t>4.2 Вимоги до серверної частини</w:t>
+        </w:r>
+        <w:r>
+          <w:rPr>
+            <w:rFonts w:ascii="Times New Roman" w:hAnsi="Times New Roman" w:cs="Times New Roman"/>
+            <w:noProof/>
+            <w:webHidden/>
+            <w:sz w:val="28"/>
+            <w:szCs w:val="28"/>
+          </w:rPr>
+          <w:tab/>
+        </w:r>
+        <w:r>
+          <w:rPr>
+            <w:rFonts w:ascii="Times New Roman" w:hAnsi="Times New Roman" w:cs="Times New Roman"/>
+            <w:noProof/>
+            <w:webHidden/>
+            <w:sz w:val="28"/>
+            <w:szCs w:val="28"/>
           </w:rPr>
           <w:fldChar w:fldCharType="begin"/>
         </w:r>
@@ -1234,28 +2153,25 @@
             <w:webHidden/>
             <w:sz w:val="28"/>
             <w:szCs w:val="28"/>
-            <w:lang w:val="uk-UA"/>
-          </w:rPr>
-          <w:instrText xml:space="preserve"> PAGEREF _Toc169245522 \h </w:instrText>
-        </w:r>
-        <w:r>
-          <w:rPr>
-            <w:rFonts w:ascii="Times New Roman" w:hAnsi="Times New Roman" w:cs="Times New Roman"/>
-            <w:noProof/>
-            <w:webHidden/>
-            <w:sz w:val="28"/>
-            <w:szCs w:val="28"/>
-            <w:lang w:val="uk-UA"/>
-          </w:rPr>
-        </w:r>
-        <w:r>
-          <w:rPr>
-            <w:rFonts w:ascii="Times New Roman" w:hAnsi="Times New Roman" w:cs="Times New Roman"/>
-            <w:noProof/>
-            <w:webHidden/>
-            <w:sz w:val="28"/>
-            <w:szCs w:val="28"/>
-            <w:lang w:val="uk-UA"/>
+          </w:rPr>
+          <w:instrText xml:space="preserve"> PAGEREF _Toc230531486 \h </w:instrText>
+        </w:r>
+        <w:r>
+          <w:rPr>
+            <w:rFonts w:ascii="Times New Roman" w:hAnsi="Times New Roman" w:cs="Times New Roman"/>
+            <w:noProof/>
+            <w:webHidden/>
+            <w:sz w:val="28"/>
+            <w:szCs w:val="28"/>
+          </w:rPr>
+        </w:r>
+        <w:r>
+          <w:rPr>
+            <w:rFonts w:ascii="Times New Roman" w:hAnsi="Times New Roman" w:cs="Times New Roman"/>
+            <w:noProof/>
+            <w:webHidden/>
+            <w:sz w:val="28"/>
+            <w:szCs w:val="28"/>
           </w:rPr>
           <w:fldChar w:fldCharType="separate"/>
         </w:r>
@@ -1266,18 +2182,16 @@
             <w:webHidden/>
             <w:sz w:val="28"/>
             <w:szCs w:val="28"/>
-            <w:lang w:val="uk-UA"/>
-          </w:rPr>
-          <w:t>4</w:t>
-        </w:r>
-        <w:r>
-          <w:rPr>
-            <w:rFonts w:ascii="Times New Roman" w:hAnsi="Times New Roman" w:cs="Times New Roman"/>
-            <w:noProof/>
-            <w:webHidden/>
-            <w:sz w:val="28"/>
-            <w:szCs w:val="28"/>
-            <w:lang w:val="uk-UA"/>
+          </w:rPr>
+          <w:t>9</w:t>
+        </w:r>
+        <w:r>
+          <w:rPr>
+            <w:rFonts w:ascii="Times New Roman" w:hAnsi="Times New Roman" w:cs="Times New Roman"/>
+            <w:noProof/>
+            <w:webHidden/>
+            <w:sz w:val="28"/>
+            <w:szCs w:val="28"/>
           </w:rPr>
           <w:fldChar w:fldCharType="end"/>
         </w:r>
@@ -1289,15 +2203,16 @@
         <w:tabs>
           <w:tab w:val="right" w:leader="dot" w:pos="9345"/>
         </w:tabs>
-        <w:rPr>
-          <w:rFonts w:ascii="Times New Roman" w:hAnsi="Times New Roman" w:cs="Times New Roman"/>
+        <w:spacing w:line="360" w:lineRule="auto"/>
+        <w:rPr>
+          <w:rFonts w:ascii="Times New Roman" w:eastAsiaTheme="minorEastAsia" w:hAnsi="Times New Roman" w:cs="Times New Roman"/>
           <w:noProof/>
           <w:sz w:val="28"/>
           <w:szCs w:val="28"/>
-          <w:lang w:val="uk-UA"/>
-        </w:rPr>
-      </w:pPr>
-      <w:hyperlink w:anchor="_Toc169245523" w:history="1">
+          <w:lang/>
+        </w:rPr>
+      </w:pPr>
+      <w:hyperlink w:anchor="_Toc230531487" w:history="1">
         <w:r>
           <w:rPr>
             <w:rStyle w:val="af2"/>
@@ -1309,16 +2224,15 @@
             <w:lang w:val="uk-UA"/>
             <w14:ligatures w14:val="none"/>
           </w:rPr>
-          <w:t>3 КОНКРЕТНІ ВИМОГИ</w:t>
-        </w:r>
-        <w:r>
-          <w:rPr>
-            <w:rFonts w:ascii="Times New Roman" w:hAnsi="Times New Roman" w:cs="Times New Roman"/>
-            <w:noProof/>
-            <w:webHidden/>
-            <w:sz w:val="28"/>
-            <w:szCs w:val="28"/>
-            <w:lang w:val="uk-UA"/>
+          <w:t>5 ВХІДНІ ДАНІ</w:t>
+        </w:r>
+        <w:r>
+          <w:rPr>
+            <w:rFonts w:ascii="Times New Roman" w:hAnsi="Times New Roman" w:cs="Times New Roman"/>
+            <w:noProof/>
+            <w:webHidden/>
+            <w:sz w:val="28"/>
+            <w:szCs w:val="28"/>
           </w:rPr>
           <w:tab/>
         </w:r>
@@ -1329,7 +2243,6 @@
             <w:webHidden/>
             <w:sz w:val="28"/>
             <w:szCs w:val="28"/>
-            <w:lang w:val="uk-UA"/>
           </w:rPr>
           <w:fldChar w:fldCharType="begin"/>
         </w:r>
@@ -1340,28 +2253,25 @@
             <w:webHidden/>
             <w:sz w:val="28"/>
             <w:szCs w:val="28"/>
-            <w:lang w:val="uk-UA"/>
-          </w:rPr>
-          <w:instrText xml:space="preserve"> PAGEREF _Toc169245523 \h </w:instrText>
-        </w:r>
-        <w:r>
-          <w:rPr>
-            <w:rFonts w:ascii="Times New Roman" w:hAnsi="Times New Roman" w:cs="Times New Roman"/>
-            <w:noProof/>
-            <w:webHidden/>
-            <w:sz w:val="28"/>
-            <w:szCs w:val="28"/>
-            <w:lang w:val="uk-UA"/>
-          </w:rPr>
-        </w:r>
-        <w:r>
-          <w:rPr>
-            <w:rFonts w:ascii="Times New Roman" w:hAnsi="Times New Roman" w:cs="Times New Roman"/>
-            <w:noProof/>
-            <w:webHidden/>
-            <w:sz w:val="28"/>
-            <w:szCs w:val="28"/>
-            <w:lang w:val="uk-UA"/>
+          </w:rPr>
+          <w:instrText xml:space="preserve"> PAGEREF _Toc230531487 \h </w:instrText>
+        </w:r>
+        <w:r>
+          <w:rPr>
+            <w:rFonts w:ascii="Times New Roman" w:hAnsi="Times New Roman" w:cs="Times New Roman"/>
+            <w:noProof/>
+            <w:webHidden/>
+            <w:sz w:val="28"/>
+            <w:szCs w:val="28"/>
+          </w:rPr>
+        </w:r>
+        <w:r>
+          <w:rPr>
+            <w:rFonts w:ascii="Times New Roman" w:hAnsi="Times New Roman" w:cs="Times New Roman"/>
+            <w:noProof/>
+            <w:webHidden/>
+            <w:sz w:val="28"/>
+            <w:szCs w:val="28"/>
           </w:rPr>
           <w:fldChar w:fldCharType="separate"/>
         </w:r>
@@ -1372,18 +2282,16 @@
             <w:webHidden/>
             <w:sz w:val="28"/>
             <w:szCs w:val="28"/>
-            <w:lang w:val="uk-UA"/>
-          </w:rPr>
-          <w:t>4</w:t>
-        </w:r>
-        <w:r>
-          <w:rPr>
-            <w:rFonts w:ascii="Times New Roman" w:hAnsi="Times New Roman" w:cs="Times New Roman"/>
-            <w:noProof/>
-            <w:webHidden/>
-            <w:sz w:val="28"/>
-            <w:szCs w:val="28"/>
-            <w:lang w:val="uk-UA"/>
+          </w:rPr>
+          <w:t>9</w:t>
+        </w:r>
+        <w:r>
+          <w:rPr>
+            <w:rFonts w:ascii="Times New Roman" w:hAnsi="Times New Roman" w:cs="Times New Roman"/>
+            <w:noProof/>
+            <w:webHidden/>
+            <w:sz w:val="28"/>
+            <w:szCs w:val="28"/>
           </w:rPr>
           <w:fldChar w:fldCharType="end"/>
         </w:r>
@@ -1395,15 +2303,16 @@
         <w:tabs>
           <w:tab w:val="right" w:leader="dot" w:pos="9345"/>
         </w:tabs>
-        <w:rPr>
-          <w:rFonts w:ascii="Times New Roman" w:hAnsi="Times New Roman" w:cs="Times New Roman"/>
+        <w:spacing w:line="360" w:lineRule="auto"/>
+        <w:rPr>
+          <w:rFonts w:ascii="Times New Roman" w:eastAsiaTheme="minorEastAsia" w:hAnsi="Times New Roman" w:cs="Times New Roman"/>
           <w:noProof/>
           <w:sz w:val="28"/>
           <w:szCs w:val="28"/>
-          <w:lang w:val="uk-UA"/>
-        </w:rPr>
-      </w:pPr>
-      <w:hyperlink w:anchor="_Toc169245524" w:history="1">
+          <w:lang/>
+        </w:rPr>
+      </w:pPr>
+      <w:hyperlink w:anchor="_Toc230531488" w:history="1">
         <w:r>
           <w:rPr>
             <w:rStyle w:val="af2"/>
@@ -1415,16 +2324,15 @@
             <w:lang w:val="uk-UA"/>
             <w14:ligatures w14:val="none"/>
           </w:rPr>
-          <w:t>3.1 Вимоги до інтерфейсів</w:t>
-        </w:r>
-        <w:r>
-          <w:rPr>
-            <w:rFonts w:ascii="Times New Roman" w:hAnsi="Times New Roman" w:cs="Times New Roman"/>
-            <w:noProof/>
-            <w:webHidden/>
-            <w:sz w:val="28"/>
-            <w:szCs w:val="28"/>
-            <w:lang w:val="uk-UA"/>
+          <w:t>5.1 Документ для перевірки</w:t>
+        </w:r>
+        <w:r>
+          <w:rPr>
+            <w:rFonts w:ascii="Times New Roman" w:hAnsi="Times New Roman" w:cs="Times New Roman"/>
+            <w:noProof/>
+            <w:webHidden/>
+            <w:sz w:val="28"/>
+            <w:szCs w:val="28"/>
           </w:rPr>
           <w:tab/>
         </w:r>
@@ -1435,7 +2343,6 @@
             <w:webHidden/>
             <w:sz w:val="28"/>
             <w:szCs w:val="28"/>
-            <w:lang w:val="uk-UA"/>
           </w:rPr>
           <w:fldChar w:fldCharType="begin"/>
         </w:r>
@@ -1446,28 +2353,25 @@
             <w:webHidden/>
             <w:sz w:val="28"/>
             <w:szCs w:val="28"/>
-            <w:lang w:val="uk-UA"/>
-          </w:rPr>
-          <w:instrText xml:space="preserve"> PAGEREF _Toc169245524 \h </w:instrText>
-        </w:r>
-        <w:r>
-          <w:rPr>
-            <w:rFonts w:ascii="Times New Roman" w:hAnsi="Times New Roman" w:cs="Times New Roman"/>
-            <w:noProof/>
-            <w:webHidden/>
-            <w:sz w:val="28"/>
-            <w:szCs w:val="28"/>
-            <w:lang w:val="uk-UA"/>
-          </w:rPr>
-        </w:r>
-        <w:r>
-          <w:rPr>
-            <w:rFonts w:ascii="Times New Roman" w:hAnsi="Times New Roman" w:cs="Times New Roman"/>
-            <w:noProof/>
-            <w:webHidden/>
-            <w:sz w:val="28"/>
-            <w:szCs w:val="28"/>
-            <w:lang w:val="uk-UA"/>
+          </w:rPr>
+          <w:instrText xml:space="preserve"> PAGEREF _Toc230531488 \h </w:instrText>
+        </w:r>
+        <w:r>
+          <w:rPr>
+            <w:rFonts w:ascii="Times New Roman" w:hAnsi="Times New Roman" w:cs="Times New Roman"/>
+            <w:noProof/>
+            <w:webHidden/>
+            <w:sz w:val="28"/>
+            <w:szCs w:val="28"/>
+          </w:rPr>
+        </w:r>
+        <w:r>
+          <w:rPr>
+            <w:rFonts w:ascii="Times New Roman" w:hAnsi="Times New Roman" w:cs="Times New Roman"/>
+            <w:noProof/>
+            <w:webHidden/>
+            <w:sz w:val="28"/>
+            <w:szCs w:val="28"/>
           </w:rPr>
           <w:fldChar w:fldCharType="separate"/>
         </w:r>
@@ -1478,18 +2382,16 @@
             <w:webHidden/>
             <w:sz w:val="28"/>
             <w:szCs w:val="28"/>
-            <w:lang w:val="uk-UA"/>
-          </w:rPr>
-          <w:t>4</w:t>
-        </w:r>
-        <w:r>
-          <w:rPr>
-            <w:rFonts w:ascii="Times New Roman" w:hAnsi="Times New Roman" w:cs="Times New Roman"/>
-            <w:noProof/>
-            <w:webHidden/>
-            <w:sz w:val="28"/>
-            <w:szCs w:val="28"/>
-            <w:lang w:val="uk-UA"/>
+          </w:rPr>
+          <w:t>9</w:t>
+        </w:r>
+        <w:r>
+          <w:rPr>
+            <w:rFonts w:ascii="Times New Roman" w:hAnsi="Times New Roman" w:cs="Times New Roman"/>
+            <w:noProof/>
+            <w:webHidden/>
+            <w:sz w:val="28"/>
+            <w:szCs w:val="28"/>
           </w:rPr>
           <w:fldChar w:fldCharType="end"/>
         </w:r>
@@ -1497,19 +2399,20 @@
     </w:p>
     <w:p>
       <w:pPr>
-        <w:pStyle w:val="31"/>
+        <w:pStyle w:val="11"/>
         <w:tabs>
           <w:tab w:val="right" w:leader="dot" w:pos="9345"/>
         </w:tabs>
-        <w:rPr>
-          <w:rFonts w:ascii="Times New Roman" w:hAnsi="Times New Roman" w:cs="Times New Roman"/>
+        <w:spacing w:line="360" w:lineRule="auto"/>
+        <w:rPr>
+          <w:rFonts w:ascii="Times New Roman" w:eastAsiaTheme="minorEastAsia" w:hAnsi="Times New Roman" w:cs="Times New Roman"/>
           <w:noProof/>
           <w:sz w:val="28"/>
           <w:szCs w:val="28"/>
-          <w:lang w:val="uk-UA"/>
-        </w:rPr>
-      </w:pPr>
-      <w:hyperlink w:anchor="_Toc169245525" w:history="1">
+          <w:lang/>
+        </w:rPr>
+      </w:pPr>
+      <w:hyperlink w:anchor="_Toc230531489" w:history="1">
         <w:r>
           <w:rPr>
             <w:rStyle w:val="af2"/>
@@ -1521,16 +2424,15 @@
             <w:lang w:val="uk-UA"/>
             <w14:ligatures w14:val="none"/>
           </w:rPr>
-          <w:t>3.1.1. Інтерфейс користувача</w:t>
-        </w:r>
-        <w:r>
-          <w:rPr>
-            <w:rFonts w:ascii="Times New Roman" w:hAnsi="Times New Roman" w:cs="Times New Roman"/>
-            <w:noProof/>
-            <w:webHidden/>
-            <w:sz w:val="28"/>
-            <w:szCs w:val="28"/>
-            <w:lang w:val="uk-UA"/>
+          <w:t>6 ВИХІДНІ ДАНІ</w:t>
+        </w:r>
+        <w:r>
+          <w:rPr>
+            <w:rFonts w:ascii="Times New Roman" w:hAnsi="Times New Roman" w:cs="Times New Roman"/>
+            <w:noProof/>
+            <w:webHidden/>
+            <w:sz w:val="28"/>
+            <w:szCs w:val="28"/>
           </w:rPr>
           <w:tab/>
         </w:r>
@@ -1541,7 +2443,6 @@
             <w:webHidden/>
             <w:sz w:val="28"/>
             <w:szCs w:val="28"/>
-            <w:lang w:val="uk-UA"/>
           </w:rPr>
           <w:fldChar w:fldCharType="begin"/>
         </w:r>
@@ -1552,28 +2453,25 @@
             <w:webHidden/>
             <w:sz w:val="28"/>
             <w:szCs w:val="28"/>
-            <w:lang w:val="uk-UA"/>
-          </w:rPr>
-          <w:instrText xml:space="preserve"> PAGEREF _Toc169245525 \h </w:instrText>
-        </w:r>
-        <w:r>
-          <w:rPr>
-            <w:rFonts w:ascii="Times New Roman" w:hAnsi="Times New Roman" w:cs="Times New Roman"/>
-            <w:noProof/>
-            <w:webHidden/>
-            <w:sz w:val="28"/>
-            <w:szCs w:val="28"/>
-            <w:lang w:val="uk-UA"/>
-          </w:rPr>
-        </w:r>
-        <w:r>
-          <w:rPr>
-            <w:rFonts w:ascii="Times New Roman" w:hAnsi="Times New Roman" w:cs="Times New Roman"/>
-            <w:noProof/>
-            <w:webHidden/>
-            <w:sz w:val="28"/>
-            <w:szCs w:val="28"/>
-            <w:lang w:val="uk-UA"/>
+          </w:rPr>
+          <w:instrText xml:space="preserve"> PAGEREF _Toc230531489 \h </w:instrText>
+        </w:r>
+        <w:r>
+          <w:rPr>
+            <w:rFonts w:ascii="Times New Roman" w:hAnsi="Times New Roman" w:cs="Times New Roman"/>
+            <w:noProof/>
+            <w:webHidden/>
+            <w:sz w:val="28"/>
+            <w:szCs w:val="28"/>
+          </w:rPr>
+        </w:r>
+        <w:r>
+          <w:rPr>
+            <w:rFonts w:ascii="Times New Roman" w:hAnsi="Times New Roman" w:cs="Times New Roman"/>
+            <w:noProof/>
+            <w:webHidden/>
+            <w:sz w:val="28"/>
+            <w:szCs w:val="28"/>
           </w:rPr>
           <w:fldChar w:fldCharType="separate"/>
         </w:r>
@@ -1584,230 +2482,16 @@
             <w:webHidden/>
             <w:sz w:val="28"/>
             <w:szCs w:val="28"/>
-            <w:lang w:val="uk-UA"/>
-          </w:rPr>
-          <w:t>5</w:t>
-        </w:r>
-        <w:r>
-          <w:rPr>
-            <w:rFonts w:ascii="Times New Roman" w:hAnsi="Times New Roman" w:cs="Times New Roman"/>
-            <w:noProof/>
-            <w:webHidden/>
-            <w:sz w:val="28"/>
-            <w:szCs w:val="28"/>
-            <w:lang w:val="uk-UA"/>
-          </w:rPr>
-          <w:fldChar w:fldCharType="end"/>
-        </w:r>
-      </w:hyperlink>
-    </w:p>
-    <w:p>
-      <w:pPr>
-        <w:pStyle w:val="31"/>
-        <w:tabs>
-          <w:tab w:val="right" w:leader="dot" w:pos="9345"/>
-        </w:tabs>
-        <w:rPr>
-          <w:rFonts w:ascii="Times New Roman" w:hAnsi="Times New Roman" w:cs="Times New Roman"/>
-          <w:noProof/>
-          <w:sz w:val="28"/>
-          <w:szCs w:val="28"/>
-          <w:lang w:val="uk-UA"/>
-        </w:rPr>
-      </w:pPr>
-      <w:hyperlink w:anchor="_Toc169245526" w:history="1">
-        <w:r>
-          <w:rPr>
-            <w:rStyle w:val="af2"/>
-            <w:rFonts w:ascii="Times New Roman" w:eastAsia="Calibri" w:hAnsi="Times New Roman" w:cs="Times New Roman"/>
-            <w:noProof/>
-            <w:kern w:val="0"/>
-            <w:sz w:val="28"/>
-            <w:szCs w:val="28"/>
-            <w:lang w:val="uk-UA"/>
-            <w14:ligatures w14:val="none"/>
-          </w:rPr>
-          <w:t>3.1.3. Комунікаційний протокол</w:t>
-        </w:r>
-        <w:r>
-          <w:rPr>
-            <w:rFonts w:ascii="Times New Roman" w:hAnsi="Times New Roman" w:cs="Times New Roman"/>
-            <w:noProof/>
-            <w:webHidden/>
-            <w:sz w:val="28"/>
-            <w:szCs w:val="28"/>
-            <w:lang w:val="uk-UA"/>
-          </w:rPr>
-          <w:tab/>
-        </w:r>
-        <w:r>
-          <w:rPr>
-            <w:rFonts w:ascii="Times New Roman" w:hAnsi="Times New Roman" w:cs="Times New Roman"/>
-            <w:noProof/>
-            <w:webHidden/>
-            <w:sz w:val="28"/>
-            <w:szCs w:val="28"/>
-            <w:lang w:val="uk-UA"/>
-          </w:rPr>
-          <w:fldChar w:fldCharType="begin"/>
-        </w:r>
-        <w:r>
-          <w:rPr>
-            <w:rFonts w:ascii="Times New Roman" w:hAnsi="Times New Roman" w:cs="Times New Roman"/>
-            <w:noProof/>
-            <w:webHidden/>
-            <w:sz w:val="28"/>
-            <w:szCs w:val="28"/>
-            <w:lang w:val="uk-UA"/>
-          </w:rPr>
-          <w:instrText xml:space="preserve"> PAGEREF _Toc169245526 \h </w:instrText>
-        </w:r>
-        <w:r>
-          <w:rPr>
-            <w:rFonts w:ascii="Times New Roman" w:hAnsi="Times New Roman" w:cs="Times New Roman"/>
-            <w:noProof/>
-            <w:webHidden/>
-            <w:sz w:val="28"/>
-            <w:szCs w:val="28"/>
-            <w:lang w:val="uk-UA"/>
-          </w:rPr>
-        </w:r>
-        <w:r>
-          <w:rPr>
-            <w:rFonts w:ascii="Times New Roman" w:hAnsi="Times New Roman" w:cs="Times New Roman"/>
-            <w:noProof/>
-            <w:webHidden/>
-            <w:sz w:val="28"/>
-            <w:szCs w:val="28"/>
-            <w:lang w:val="uk-UA"/>
-          </w:rPr>
-          <w:fldChar w:fldCharType="separate"/>
-        </w:r>
-        <w:r>
-          <w:rPr>
-            <w:rFonts w:ascii="Times New Roman" w:hAnsi="Times New Roman" w:cs="Times New Roman"/>
-            <w:noProof/>
-            <w:webHidden/>
-            <w:sz w:val="28"/>
-            <w:szCs w:val="28"/>
-            <w:lang w:val="uk-UA"/>
-          </w:rPr>
-          <w:t>5</w:t>
-        </w:r>
-        <w:r>
-          <w:rPr>
-            <w:rFonts w:ascii="Times New Roman" w:hAnsi="Times New Roman" w:cs="Times New Roman"/>
-            <w:noProof/>
-            <w:webHidden/>
-            <w:sz w:val="28"/>
-            <w:szCs w:val="28"/>
-            <w:lang w:val="uk-UA"/>
-          </w:rPr>
-          <w:fldChar w:fldCharType="end"/>
-        </w:r>
-      </w:hyperlink>
-    </w:p>
-    <w:p>
-      <w:pPr>
-        <w:pStyle w:val="31"/>
-        <w:tabs>
-          <w:tab w:val="right" w:leader="dot" w:pos="9345"/>
-        </w:tabs>
-        <w:rPr>
-          <w:rFonts w:ascii="Times New Roman" w:hAnsi="Times New Roman" w:cs="Times New Roman"/>
-          <w:noProof/>
-          <w:sz w:val="28"/>
-          <w:szCs w:val="28"/>
-          <w:lang w:val="uk-UA"/>
-        </w:rPr>
-      </w:pPr>
-      <w:hyperlink w:anchor="_Toc169245527" w:history="1">
-        <w:r>
-          <w:rPr>
-            <w:rStyle w:val="af2"/>
-            <w:rFonts w:ascii="Times New Roman" w:eastAsia="Calibri" w:hAnsi="Times New Roman" w:cs="Times New Roman"/>
-            <w:noProof/>
-            <w:kern w:val="0"/>
-            <w:sz w:val="28"/>
-            <w:szCs w:val="28"/>
-            <w:lang w:val="uk-UA"/>
-            <w14:ligatures w14:val="none"/>
-          </w:rPr>
-          <w:t>3.1.4. Вимоги до пам’яті</w:t>
-        </w:r>
-        <w:r>
-          <w:rPr>
-            <w:rFonts w:ascii="Times New Roman" w:hAnsi="Times New Roman" w:cs="Times New Roman"/>
-            <w:noProof/>
-            <w:webHidden/>
-            <w:sz w:val="28"/>
-            <w:szCs w:val="28"/>
-            <w:lang w:val="uk-UA"/>
-          </w:rPr>
-          <w:tab/>
-        </w:r>
-        <w:r>
-          <w:rPr>
-            <w:rFonts w:ascii="Times New Roman" w:hAnsi="Times New Roman" w:cs="Times New Roman"/>
-            <w:noProof/>
-            <w:webHidden/>
-            <w:sz w:val="28"/>
-            <w:szCs w:val="28"/>
-            <w:lang w:val="uk-UA"/>
-          </w:rPr>
-          <w:fldChar w:fldCharType="begin"/>
-        </w:r>
-        <w:r>
-          <w:rPr>
-            <w:rFonts w:ascii="Times New Roman" w:hAnsi="Times New Roman" w:cs="Times New Roman"/>
-            <w:noProof/>
-            <w:webHidden/>
-            <w:sz w:val="28"/>
-            <w:szCs w:val="28"/>
-            <w:lang w:val="uk-UA"/>
-          </w:rPr>
-          <w:instrText xml:space="preserve"> PAGEREF _Toc169245527 \h </w:instrText>
-        </w:r>
-        <w:r>
-          <w:rPr>
-            <w:rFonts w:ascii="Times New Roman" w:hAnsi="Times New Roman" w:cs="Times New Roman"/>
-            <w:noProof/>
-            <w:webHidden/>
-            <w:sz w:val="28"/>
-            <w:szCs w:val="28"/>
-            <w:lang w:val="uk-UA"/>
-          </w:rPr>
-        </w:r>
-        <w:r>
-          <w:rPr>
-            <w:rFonts w:ascii="Times New Roman" w:hAnsi="Times New Roman" w:cs="Times New Roman"/>
-            <w:noProof/>
-            <w:webHidden/>
-            <w:sz w:val="28"/>
-            <w:szCs w:val="28"/>
-            <w:lang w:val="uk-UA"/>
-          </w:rPr>
-          <w:fldChar w:fldCharType="separate"/>
-        </w:r>
-        <w:r>
-          <w:rPr>
-            <w:rFonts w:ascii="Times New Roman" w:hAnsi="Times New Roman" w:cs="Times New Roman"/>
-            <w:noProof/>
-            <w:webHidden/>
-            <w:sz w:val="28"/>
-            <w:szCs w:val="28"/>
-            <w:lang w:val="uk-UA"/>
-          </w:rPr>
-          <w:t>5</w:t>
-        </w:r>
-        <w:r>
-          <w:rPr>
-            <w:rFonts w:ascii="Times New Roman" w:hAnsi="Times New Roman" w:cs="Times New Roman"/>
-            <w:noProof/>
-            <w:webHidden/>
-            <w:sz w:val="28"/>
-            <w:szCs w:val="28"/>
-            <w:lang w:val="uk-UA"/>
+          </w:rPr>
+          <w:t>10</w:t>
+        </w:r>
+        <w:r>
+          <w:rPr>
+            <w:rFonts w:ascii="Times New Roman" w:hAnsi="Times New Roman" w:cs="Times New Roman"/>
+            <w:noProof/>
+            <w:webHidden/>
+            <w:sz w:val="28"/>
+            <w:szCs w:val="28"/>
           </w:rPr>
           <w:fldChar w:fldCharType="end"/>
         </w:r>
@@ -1819,15 +2503,16 @@
         <w:tabs>
           <w:tab w:val="right" w:leader="dot" w:pos="9345"/>
         </w:tabs>
-        <w:rPr>
-          <w:rFonts w:ascii="Times New Roman" w:hAnsi="Times New Roman" w:cs="Times New Roman"/>
+        <w:spacing w:line="360" w:lineRule="auto"/>
+        <w:rPr>
+          <w:rFonts w:ascii="Times New Roman" w:eastAsiaTheme="minorEastAsia" w:hAnsi="Times New Roman" w:cs="Times New Roman"/>
           <w:noProof/>
           <w:sz w:val="28"/>
           <w:szCs w:val="28"/>
-          <w:lang w:val="uk-UA"/>
-        </w:rPr>
-      </w:pPr>
-      <w:hyperlink w:anchor="_Toc169245528" w:history="1">
+          <w:lang/>
+        </w:rPr>
+      </w:pPr>
+      <w:hyperlink w:anchor="_Toc230531490" w:history="1">
         <w:r>
           <w:rPr>
             <w:rStyle w:val="af2"/>
@@ -1839,16 +2524,15 @@
             <w:lang w:val="uk-UA"/>
             <w14:ligatures w14:val="none"/>
           </w:rPr>
-          <w:t>3.2 Атрибути програмного продукту</w:t>
-        </w:r>
-        <w:r>
-          <w:rPr>
-            <w:rFonts w:ascii="Times New Roman" w:hAnsi="Times New Roman" w:cs="Times New Roman"/>
-            <w:noProof/>
-            <w:webHidden/>
-            <w:sz w:val="28"/>
-            <w:szCs w:val="28"/>
-            <w:lang w:val="uk-UA"/>
+          <w:t>6.1 JSON-структура результату</w:t>
+        </w:r>
+        <w:r>
+          <w:rPr>
+            <w:rFonts w:ascii="Times New Roman" w:hAnsi="Times New Roman" w:cs="Times New Roman"/>
+            <w:noProof/>
+            <w:webHidden/>
+            <w:sz w:val="28"/>
+            <w:szCs w:val="28"/>
           </w:rPr>
           <w:tab/>
         </w:r>
@@ -1859,7 +2543,6 @@
             <w:webHidden/>
             <w:sz w:val="28"/>
             <w:szCs w:val="28"/>
-            <w:lang w:val="uk-UA"/>
           </w:rPr>
           <w:fldChar w:fldCharType="begin"/>
         </w:r>
@@ -1870,28 +2553,25 @@
             <w:webHidden/>
             <w:sz w:val="28"/>
             <w:szCs w:val="28"/>
-            <w:lang w:val="uk-UA"/>
-          </w:rPr>
-          <w:instrText xml:space="preserve"> PAGEREF _Toc169245528 \h </w:instrText>
-        </w:r>
-        <w:r>
-          <w:rPr>
-            <w:rFonts w:ascii="Times New Roman" w:hAnsi="Times New Roman" w:cs="Times New Roman"/>
-            <w:noProof/>
-            <w:webHidden/>
-            <w:sz w:val="28"/>
-            <w:szCs w:val="28"/>
-            <w:lang w:val="uk-UA"/>
-          </w:rPr>
-        </w:r>
-        <w:r>
-          <w:rPr>
-            <w:rFonts w:ascii="Times New Roman" w:hAnsi="Times New Roman" w:cs="Times New Roman"/>
-            <w:noProof/>
-            <w:webHidden/>
-            <w:sz w:val="28"/>
-            <w:szCs w:val="28"/>
-            <w:lang w:val="uk-UA"/>
+          </w:rPr>
+          <w:instrText xml:space="preserve"> PAGEREF _Toc230531490 \h </w:instrText>
+        </w:r>
+        <w:r>
+          <w:rPr>
+            <w:rFonts w:ascii="Times New Roman" w:hAnsi="Times New Roman" w:cs="Times New Roman"/>
+            <w:noProof/>
+            <w:webHidden/>
+            <w:sz w:val="28"/>
+            <w:szCs w:val="28"/>
+          </w:rPr>
+        </w:r>
+        <w:r>
+          <w:rPr>
+            <w:rFonts w:ascii="Times New Roman" w:hAnsi="Times New Roman" w:cs="Times New Roman"/>
+            <w:noProof/>
+            <w:webHidden/>
+            <w:sz w:val="28"/>
+            <w:szCs w:val="28"/>
           </w:rPr>
           <w:fldChar w:fldCharType="separate"/>
         </w:r>
@@ -1902,18 +2582,16 @@
             <w:webHidden/>
             <w:sz w:val="28"/>
             <w:szCs w:val="28"/>
-            <w:lang w:val="uk-UA"/>
-          </w:rPr>
-          <w:t>5</w:t>
-        </w:r>
-        <w:r>
-          <w:rPr>
-            <w:rFonts w:ascii="Times New Roman" w:hAnsi="Times New Roman" w:cs="Times New Roman"/>
-            <w:noProof/>
-            <w:webHidden/>
-            <w:sz w:val="28"/>
-            <w:szCs w:val="28"/>
-            <w:lang w:val="uk-UA"/>
+          </w:rPr>
+          <w:t>10</w:t>
+        </w:r>
+        <w:r>
+          <w:rPr>
+            <w:rFonts w:ascii="Times New Roman" w:hAnsi="Times New Roman" w:cs="Times New Roman"/>
+            <w:noProof/>
+            <w:webHidden/>
+            <w:sz w:val="28"/>
+            <w:szCs w:val="28"/>
           </w:rPr>
           <w:fldChar w:fldCharType="end"/>
         </w:r>
@@ -1921,19 +2599,20 @@
     </w:p>
     <w:p>
       <w:pPr>
-        <w:pStyle w:val="31"/>
+        <w:pStyle w:val="21"/>
         <w:tabs>
           <w:tab w:val="right" w:leader="dot" w:pos="9345"/>
         </w:tabs>
-        <w:rPr>
-          <w:rFonts w:ascii="Times New Roman" w:hAnsi="Times New Roman" w:cs="Times New Roman"/>
+        <w:spacing w:line="360" w:lineRule="auto"/>
+        <w:rPr>
+          <w:rFonts w:ascii="Times New Roman" w:eastAsiaTheme="minorEastAsia" w:hAnsi="Times New Roman" w:cs="Times New Roman"/>
           <w:noProof/>
           <w:sz w:val="28"/>
           <w:szCs w:val="28"/>
-          <w:lang w:val="uk-UA"/>
-        </w:rPr>
-      </w:pPr>
-      <w:hyperlink w:anchor="_Toc169245529" w:history="1">
+          <w:lang/>
+        </w:rPr>
+      </w:pPr>
+      <w:hyperlink w:anchor="_Toc230531491" w:history="1">
         <w:r>
           <w:rPr>
             <w:rStyle w:val="af2"/>
@@ -1945,16 +2624,41 @@
             <w:lang w:val="uk-UA"/>
             <w14:ligatures w14:val="none"/>
           </w:rPr>
-          <w:t>3.2.1 Безпека</w:t>
-        </w:r>
-        <w:r>
-          <w:rPr>
-            <w:rFonts w:ascii="Times New Roman" w:hAnsi="Times New Roman" w:cs="Times New Roman"/>
-            <w:noProof/>
-            <w:webHidden/>
+          <w:t xml:space="preserve">6.1 </w:t>
+        </w:r>
+        <w:r>
+          <w:rPr>
+            <w:rStyle w:val="af2"/>
+            <w:rFonts w:ascii="Times New Roman" w:eastAsia="Calibri" w:hAnsi="Times New Roman" w:cs="Times New Roman"/>
+            <w:noProof/>
+            <w:kern w:val="0"/>
+            <w:sz w:val="28"/>
+            <w:szCs w:val="28"/>
+            <w:lang w:val="en-US"/>
+            <w14:ligatures w14:val="none"/>
+          </w:rPr>
+          <w:t>HTML</w:t>
+        </w:r>
+        <w:r>
+          <w:rPr>
+            <w:rStyle w:val="af2"/>
+            <w:rFonts w:ascii="Times New Roman" w:eastAsia="Calibri" w:hAnsi="Times New Roman" w:cs="Times New Roman"/>
+            <w:noProof/>
+            <w:kern w:val="0"/>
             <w:sz w:val="28"/>
             <w:szCs w:val="28"/>
             <w:lang w:val="uk-UA"/>
+            <w14:ligatures w14:val="none"/>
+          </w:rPr>
+          <w:t>-структура результату</w:t>
+        </w:r>
+        <w:r>
+          <w:rPr>
+            <w:rFonts w:ascii="Times New Roman" w:hAnsi="Times New Roman" w:cs="Times New Roman"/>
+            <w:noProof/>
+            <w:webHidden/>
+            <w:sz w:val="28"/>
+            <w:szCs w:val="28"/>
           </w:rPr>
           <w:tab/>
         </w:r>
@@ -1965,7 +2669,6 @@
             <w:webHidden/>
             <w:sz w:val="28"/>
             <w:szCs w:val="28"/>
-            <w:lang w:val="uk-UA"/>
           </w:rPr>
           <w:fldChar w:fldCharType="begin"/>
         </w:r>
@@ -1976,28 +2679,25 @@
             <w:webHidden/>
             <w:sz w:val="28"/>
             <w:szCs w:val="28"/>
-            <w:lang w:val="uk-UA"/>
-          </w:rPr>
-          <w:instrText xml:space="preserve"> PAGEREF _Toc169245529 \h </w:instrText>
-        </w:r>
-        <w:r>
-          <w:rPr>
-            <w:rFonts w:ascii="Times New Roman" w:hAnsi="Times New Roman" w:cs="Times New Roman"/>
-            <w:noProof/>
-            <w:webHidden/>
-            <w:sz w:val="28"/>
-            <w:szCs w:val="28"/>
-            <w:lang w:val="uk-UA"/>
-          </w:rPr>
-        </w:r>
-        <w:r>
-          <w:rPr>
-            <w:rFonts w:ascii="Times New Roman" w:hAnsi="Times New Roman" w:cs="Times New Roman"/>
-            <w:noProof/>
-            <w:webHidden/>
-            <w:sz w:val="28"/>
-            <w:szCs w:val="28"/>
-            <w:lang w:val="uk-UA"/>
+          </w:rPr>
+          <w:instrText xml:space="preserve"> PAGEREF _Toc230531491 \h </w:instrText>
+        </w:r>
+        <w:r>
+          <w:rPr>
+            <w:rFonts w:ascii="Times New Roman" w:hAnsi="Times New Roman" w:cs="Times New Roman"/>
+            <w:noProof/>
+            <w:webHidden/>
+            <w:sz w:val="28"/>
+            <w:szCs w:val="28"/>
+          </w:rPr>
+        </w:r>
+        <w:r>
+          <w:rPr>
+            <w:rFonts w:ascii="Times New Roman" w:hAnsi="Times New Roman" w:cs="Times New Roman"/>
+            <w:noProof/>
+            <w:webHidden/>
+            <w:sz w:val="28"/>
+            <w:szCs w:val="28"/>
           </w:rPr>
           <w:fldChar w:fldCharType="separate"/>
         </w:r>
@@ -2008,18 +2708,16 @@
             <w:webHidden/>
             <w:sz w:val="28"/>
             <w:szCs w:val="28"/>
-            <w:lang w:val="uk-UA"/>
-          </w:rPr>
-          <w:t>5</w:t>
-        </w:r>
-        <w:r>
-          <w:rPr>
-            <w:rFonts w:ascii="Times New Roman" w:hAnsi="Times New Roman" w:cs="Times New Roman"/>
-            <w:noProof/>
-            <w:webHidden/>
-            <w:sz w:val="28"/>
-            <w:szCs w:val="28"/>
-            <w:lang w:val="uk-UA"/>
+          </w:rPr>
+          <w:t>11</w:t>
+        </w:r>
+        <w:r>
+          <w:rPr>
+            <w:rFonts w:ascii="Times New Roman" w:hAnsi="Times New Roman" w:cs="Times New Roman"/>
+            <w:noProof/>
+            <w:webHidden/>
+            <w:sz w:val="28"/>
+            <w:szCs w:val="28"/>
           </w:rPr>
           <w:fldChar w:fldCharType="end"/>
         </w:r>
@@ -2027,19 +2725,20 @@
     </w:p>
     <w:p>
       <w:pPr>
-        <w:pStyle w:val="31"/>
+        <w:pStyle w:val="11"/>
         <w:tabs>
           <w:tab w:val="right" w:leader="dot" w:pos="9345"/>
         </w:tabs>
-        <w:rPr>
-          <w:rFonts w:ascii="Times New Roman" w:hAnsi="Times New Roman" w:cs="Times New Roman"/>
+        <w:spacing w:line="360" w:lineRule="auto"/>
+        <w:rPr>
+          <w:rFonts w:ascii="Times New Roman" w:eastAsiaTheme="minorEastAsia" w:hAnsi="Times New Roman" w:cs="Times New Roman"/>
           <w:noProof/>
           <w:sz w:val="28"/>
           <w:szCs w:val="28"/>
-          <w:lang w:val="uk-UA"/>
-        </w:rPr>
-      </w:pPr>
-      <w:hyperlink w:anchor="_Toc169245530" w:history="1">
+          <w:lang/>
+        </w:rPr>
+      </w:pPr>
+      <w:hyperlink w:anchor="_Toc230531492" w:history="1">
         <w:r>
           <w:rPr>
             <w:rStyle w:val="af2"/>
@@ -2051,16 +2750,15 @@
             <w:lang w:val="uk-UA"/>
             <w14:ligatures w14:val="none"/>
           </w:rPr>
-          <w:t>3.2.2 Супроводжуваність</w:t>
-        </w:r>
-        <w:r>
-          <w:rPr>
-            <w:rFonts w:ascii="Times New Roman" w:hAnsi="Times New Roman" w:cs="Times New Roman"/>
-            <w:noProof/>
-            <w:webHidden/>
-            <w:sz w:val="28"/>
-            <w:szCs w:val="28"/>
-            <w:lang w:val="uk-UA"/>
+          <w:t>7 ЕКСПЛУАТАЦІЯ</w:t>
+        </w:r>
+        <w:r>
+          <w:rPr>
+            <w:rFonts w:ascii="Times New Roman" w:hAnsi="Times New Roman" w:cs="Times New Roman"/>
+            <w:noProof/>
+            <w:webHidden/>
+            <w:sz w:val="28"/>
+            <w:szCs w:val="28"/>
           </w:rPr>
           <w:tab/>
         </w:r>
@@ -2071,7 +2769,6 @@
             <w:webHidden/>
             <w:sz w:val="28"/>
             <w:szCs w:val="28"/>
-            <w:lang w:val="uk-UA"/>
           </w:rPr>
           <w:fldChar w:fldCharType="begin"/>
         </w:r>
@@ -2082,28 +2779,25 @@
             <w:webHidden/>
             <w:sz w:val="28"/>
             <w:szCs w:val="28"/>
-            <w:lang w:val="uk-UA"/>
-          </w:rPr>
-          <w:instrText xml:space="preserve"> PAGEREF _Toc169245530 \h </w:instrText>
-        </w:r>
-        <w:r>
-          <w:rPr>
-            <w:rFonts w:ascii="Times New Roman" w:hAnsi="Times New Roman" w:cs="Times New Roman"/>
-            <w:noProof/>
-            <w:webHidden/>
-            <w:sz w:val="28"/>
-            <w:szCs w:val="28"/>
-            <w:lang w:val="uk-UA"/>
-          </w:rPr>
-        </w:r>
-        <w:r>
-          <w:rPr>
-            <w:rFonts w:ascii="Times New Roman" w:hAnsi="Times New Roman" w:cs="Times New Roman"/>
-            <w:noProof/>
-            <w:webHidden/>
-            <w:sz w:val="28"/>
-            <w:szCs w:val="28"/>
-            <w:lang w:val="uk-UA"/>
+          </w:rPr>
+          <w:instrText xml:space="preserve"> PAGEREF _Toc230531492 \h </w:instrText>
+        </w:r>
+        <w:r>
+          <w:rPr>
+            <w:rFonts w:ascii="Times New Roman" w:hAnsi="Times New Roman" w:cs="Times New Roman"/>
+            <w:noProof/>
+            <w:webHidden/>
+            <w:sz w:val="28"/>
+            <w:szCs w:val="28"/>
+          </w:rPr>
+        </w:r>
+        <w:r>
+          <w:rPr>
+            <w:rFonts w:ascii="Times New Roman" w:hAnsi="Times New Roman" w:cs="Times New Roman"/>
+            <w:noProof/>
+            <w:webHidden/>
+            <w:sz w:val="28"/>
+            <w:szCs w:val="28"/>
           </w:rPr>
           <w:fldChar w:fldCharType="separate"/>
         </w:r>
@@ -2114,18 +2808,16 @@
             <w:webHidden/>
             <w:sz w:val="28"/>
             <w:szCs w:val="28"/>
-            <w:lang w:val="uk-UA"/>
-          </w:rPr>
-          <w:t>5</w:t>
-        </w:r>
-        <w:r>
-          <w:rPr>
-            <w:rFonts w:ascii="Times New Roman" w:hAnsi="Times New Roman" w:cs="Times New Roman"/>
-            <w:noProof/>
-            <w:webHidden/>
-            <w:sz w:val="28"/>
-            <w:szCs w:val="28"/>
-            <w:lang w:val="uk-UA"/>
+          </w:rPr>
+          <w:t>11</w:t>
+        </w:r>
+        <w:r>
+          <w:rPr>
+            <w:rFonts w:ascii="Times New Roman" w:hAnsi="Times New Roman" w:cs="Times New Roman"/>
+            <w:noProof/>
+            <w:webHidden/>
+            <w:sz w:val="28"/>
+            <w:szCs w:val="28"/>
           </w:rPr>
           <w:fldChar w:fldCharType="end"/>
         </w:r>
@@ -2133,19 +2825,20 @@
     </w:p>
     <w:p>
       <w:pPr>
-        <w:pStyle w:val="31"/>
+        <w:pStyle w:val="21"/>
         <w:tabs>
           <w:tab w:val="right" w:leader="dot" w:pos="9345"/>
         </w:tabs>
-        <w:rPr>
-          <w:rFonts w:ascii="Times New Roman" w:hAnsi="Times New Roman" w:cs="Times New Roman"/>
+        <w:spacing w:line="360" w:lineRule="auto"/>
+        <w:rPr>
+          <w:rFonts w:ascii="Times New Roman" w:eastAsiaTheme="minorEastAsia" w:hAnsi="Times New Roman" w:cs="Times New Roman"/>
           <w:noProof/>
           <w:sz w:val="28"/>
           <w:szCs w:val="28"/>
-          <w:lang w:val="uk-UA"/>
-        </w:rPr>
-      </w:pPr>
-      <w:hyperlink w:anchor="_Toc169245531" w:history="1">
+          <w:lang/>
+        </w:rPr>
+      </w:pPr>
+      <w:hyperlink w:anchor="_Toc230531493" w:history="1">
         <w:r>
           <w:rPr>
             <w:rStyle w:val="af2"/>
@@ -2157,16 +2850,15 @@
             <w:lang w:val="uk-UA"/>
             <w14:ligatures w14:val="none"/>
           </w:rPr>
-          <w:t>3.2.3 Переносимість</w:t>
-        </w:r>
-        <w:r>
-          <w:rPr>
-            <w:rFonts w:ascii="Times New Roman" w:hAnsi="Times New Roman" w:cs="Times New Roman"/>
-            <w:noProof/>
-            <w:webHidden/>
-            <w:sz w:val="28"/>
-            <w:szCs w:val="28"/>
-            <w:lang w:val="uk-UA"/>
+          <w:t>7.1 Підготовка серверної частини</w:t>
+        </w:r>
+        <w:r>
+          <w:rPr>
+            <w:rFonts w:ascii="Times New Roman" w:hAnsi="Times New Roman" w:cs="Times New Roman"/>
+            <w:noProof/>
+            <w:webHidden/>
+            <w:sz w:val="28"/>
+            <w:szCs w:val="28"/>
           </w:rPr>
           <w:tab/>
         </w:r>
@@ -2177,7 +2869,6 @@
             <w:webHidden/>
             <w:sz w:val="28"/>
             <w:szCs w:val="28"/>
-            <w:lang w:val="uk-UA"/>
           </w:rPr>
           <w:fldChar w:fldCharType="begin"/>
         </w:r>
@@ -2188,28 +2879,25 @@
             <w:webHidden/>
             <w:sz w:val="28"/>
             <w:szCs w:val="28"/>
-            <w:lang w:val="uk-UA"/>
-          </w:rPr>
-          <w:instrText xml:space="preserve"> PAGEREF _Toc169245531 \h </w:instrText>
-        </w:r>
-        <w:r>
-          <w:rPr>
-            <w:rFonts w:ascii="Times New Roman" w:hAnsi="Times New Roman" w:cs="Times New Roman"/>
-            <w:noProof/>
-            <w:webHidden/>
-            <w:sz w:val="28"/>
-            <w:szCs w:val="28"/>
-            <w:lang w:val="uk-UA"/>
-          </w:rPr>
-        </w:r>
-        <w:r>
-          <w:rPr>
-            <w:rFonts w:ascii="Times New Roman" w:hAnsi="Times New Roman" w:cs="Times New Roman"/>
-            <w:noProof/>
-            <w:webHidden/>
-            <w:sz w:val="28"/>
-            <w:szCs w:val="28"/>
-            <w:lang w:val="uk-UA"/>
+          </w:rPr>
+          <w:instrText xml:space="preserve"> PAGEREF _Toc230531493 \h </w:instrText>
+        </w:r>
+        <w:r>
+          <w:rPr>
+            <w:rFonts w:ascii="Times New Roman" w:hAnsi="Times New Roman" w:cs="Times New Roman"/>
+            <w:noProof/>
+            <w:webHidden/>
+            <w:sz w:val="28"/>
+            <w:szCs w:val="28"/>
+          </w:rPr>
+        </w:r>
+        <w:r>
+          <w:rPr>
+            <w:rFonts w:ascii="Times New Roman" w:hAnsi="Times New Roman" w:cs="Times New Roman"/>
+            <w:noProof/>
+            <w:webHidden/>
+            <w:sz w:val="28"/>
+            <w:szCs w:val="28"/>
           </w:rPr>
           <w:fldChar w:fldCharType="separate"/>
         </w:r>
@@ -2220,18 +2908,16 @@
             <w:webHidden/>
             <w:sz w:val="28"/>
             <w:szCs w:val="28"/>
-            <w:lang w:val="uk-UA"/>
-          </w:rPr>
-          <w:t>6</w:t>
-        </w:r>
-        <w:r>
-          <w:rPr>
-            <w:rFonts w:ascii="Times New Roman" w:hAnsi="Times New Roman" w:cs="Times New Roman"/>
-            <w:noProof/>
-            <w:webHidden/>
-            <w:sz w:val="28"/>
-            <w:szCs w:val="28"/>
-            <w:lang w:val="uk-UA"/>
+          </w:rPr>
+          <w:t>11</w:t>
+        </w:r>
+        <w:r>
+          <w:rPr>
+            <w:rFonts w:ascii="Times New Roman" w:hAnsi="Times New Roman" w:cs="Times New Roman"/>
+            <w:noProof/>
+            <w:webHidden/>
+            <w:sz w:val="28"/>
+            <w:szCs w:val="28"/>
           </w:rPr>
           <w:fldChar w:fldCharType="end"/>
         </w:r>
@@ -2239,19 +2925,20 @@
     </w:p>
     <w:p>
       <w:pPr>
-        <w:pStyle w:val="31"/>
+        <w:pStyle w:val="21"/>
         <w:tabs>
           <w:tab w:val="right" w:leader="dot" w:pos="9345"/>
         </w:tabs>
-        <w:rPr>
-          <w:rFonts w:ascii="Times New Roman" w:hAnsi="Times New Roman" w:cs="Times New Roman"/>
+        <w:spacing w:line="360" w:lineRule="auto"/>
+        <w:rPr>
+          <w:rFonts w:ascii="Times New Roman" w:eastAsiaTheme="minorEastAsia" w:hAnsi="Times New Roman" w:cs="Times New Roman"/>
           <w:noProof/>
           <w:sz w:val="28"/>
           <w:szCs w:val="28"/>
-          <w:lang w:val="uk-UA"/>
-        </w:rPr>
-      </w:pPr>
-      <w:hyperlink w:anchor="_Toc169245532" w:history="1">
+          <w:lang/>
+        </w:rPr>
+      </w:pPr>
+      <w:hyperlink w:anchor="_Toc230531494" w:history="1">
         <w:r>
           <w:rPr>
             <w:rStyle w:val="af2"/>
@@ -2263,16 +2950,15 @@
             <w:lang w:val="uk-UA"/>
             <w14:ligatures w14:val="none"/>
           </w:rPr>
-          <w:t>3.2.4 Продуктивність</w:t>
-        </w:r>
-        <w:r>
-          <w:rPr>
-            <w:rFonts w:ascii="Times New Roman" w:hAnsi="Times New Roman" w:cs="Times New Roman"/>
-            <w:noProof/>
-            <w:webHidden/>
-            <w:sz w:val="28"/>
-            <w:szCs w:val="28"/>
-            <w:lang w:val="uk-UA"/>
+          <w:t>7.2 Запуск клієнтської частини</w:t>
+        </w:r>
+        <w:r>
+          <w:rPr>
+            <w:rFonts w:ascii="Times New Roman" w:hAnsi="Times New Roman" w:cs="Times New Roman"/>
+            <w:noProof/>
+            <w:webHidden/>
+            <w:sz w:val="28"/>
+            <w:szCs w:val="28"/>
           </w:rPr>
           <w:tab/>
         </w:r>
@@ -2283,7 +2969,6 @@
             <w:webHidden/>
             <w:sz w:val="28"/>
             <w:szCs w:val="28"/>
-            <w:lang w:val="uk-UA"/>
           </w:rPr>
           <w:fldChar w:fldCharType="begin"/>
         </w:r>
@@ -2294,28 +2979,25 @@
             <w:webHidden/>
             <w:sz w:val="28"/>
             <w:szCs w:val="28"/>
-            <w:lang w:val="uk-UA"/>
-          </w:rPr>
-          <w:instrText xml:space="preserve"> PAGEREF _Toc169245532 \h </w:instrText>
-        </w:r>
-        <w:r>
-          <w:rPr>
-            <w:rFonts w:ascii="Times New Roman" w:hAnsi="Times New Roman" w:cs="Times New Roman"/>
-            <w:noProof/>
-            <w:webHidden/>
-            <w:sz w:val="28"/>
-            <w:szCs w:val="28"/>
-            <w:lang w:val="uk-UA"/>
-          </w:rPr>
-        </w:r>
-        <w:r>
-          <w:rPr>
-            <w:rFonts w:ascii="Times New Roman" w:hAnsi="Times New Roman" w:cs="Times New Roman"/>
-            <w:noProof/>
-            <w:webHidden/>
-            <w:sz w:val="28"/>
-            <w:szCs w:val="28"/>
-            <w:lang w:val="uk-UA"/>
+          </w:rPr>
+          <w:instrText xml:space="preserve"> PAGEREF _Toc230531494 \h </w:instrText>
+        </w:r>
+        <w:r>
+          <w:rPr>
+            <w:rFonts w:ascii="Times New Roman" w:hAnsi="Times New Roman" w:cs="Times New Roman"/>
+            <w:noProof/>
+            <w:webHidden/>
+            <w:sz w:val="28"/>
+            <w:szCs w:val="28"/>
+          </w:rPr>
+        </w:r>
+        <w:r>
+          <w:rPr>
+            <w:rFonts w:ascii="Times New Roman" w:hAnsi="Times New Roman" w:cs="Times New Roman"/>
+            <w:noProof/>
+            <w:webHidden/>
+            <w:sz w:val="28"/>
+            <w:szCs w:val="28"/>
           </w:rPr>
           <w:fldChar w:fldCharType="separate"/>
         </w:r>
@@ -2326,18 +3008,16 @@
             <w:webHidden/>
             <w:sz w:val="28"/>
             <w:szCs w:val="28"/>
-            <w:lang w:val="uk-UA"/>
-          </w:rPr>
-          <w:t>6</w:t>
-        </w:r>
-        <w:r>
-          <w:rPr>
-            <w:rFonts w:ascii="Times New Roman" w:hAnsi="Times New Roman" w:cs="Times New Roman"/>
-            <w:noProof/>
-            <w:webHidden/>
-            <w:sz w:val="28"/>
-            <w:szCs w:val="28"/>
-            <w:lang w:val="uk-UA"/>
+          </w:rPr>
+          <w:t>12</w:t>
+        </w:r>
+        <w:r>
+          <w:rPr>
+            <w:rFonts w:ascii="Times New Roman" w:hAnsi="Times New Roman" w:cs="Times New Roman"/>
+            <w:noProof/>
+            <w:webHidden/>
+            <w:sz w:val="28"/>
+            <w:szCs w:val="28"/>
           </w:rPr>
           <w:fldChar w:fldCharType="end"/>
         </w:r>
@@ -2345,19 +3025,20 @@
     </w:p>
     <w:p>
       <w:pPr>
-        <w:pStyle w:val="31"/>
+        <w:pStyle w:val="21"/>
         <w:tabs>
           <w:tab w:val="right" w:leader="dot" w:pos="9345"/>
         </w:tabs>
-        <w:rPr>
-          <w:rFonts w:ascii="Times New Roman" w:hAnsi="Times New Roman" w:cs="Times New Roman"/>
+        <w:spacing w:line="360" w:lineRule="auto"/>
+        <w:rPr>
+          <w:rFonts w:ascii="Times New Roman" w:eastAsiaTheme="minorEastAsia" w:hAnsi="Times New Roman" w:cs="Times New Roman"/>
           <w:noProof/>
           <w:sz w:val="28"/>
           <w:szCs w:val="28"/>
-          <w:lang w:val="uk-UA"/>
-        </w:rPr>
-      </w:pPr>
-      <w:hyperlink w:anchor="_Toc169245533" w:history="1">
+          <w:lang/>
+        </w:rPr>
+      </w:pPr>
+      <w:hyperlink w:anchor="_Toc230531495" w:history="1">
         <w:r>
           <w:rPr>
             <w:rStyle w:val="af2"/>
@@ -2369,16 +3050,15 @@
             <w:lang w:val="uk-UA"/>
             <w14:ligatures w14:val="none"/>
           </w:rPr>
-          <w:t>3.2.5 Вимоги до бази даних</w:t>
-        </w:r>
-        <w:r>
-          <w:rPr>
-            <w:rFonts w:ascii="Times New Roman" w:hAnsi="Times New Roman" w:cs="Times New Roman"/>
-            <w:noProof/>
-            <w:webHidden/>
-            <w:sz w:val="28"/>
-            <w:szCs w:val="28"/>
-            <w:lang w:val="uk-UA"/>
+          <w:t>7.3 Безпека</w:t>
+        </w:r>
+        <w:r>
+          <w:rPr>
+            <w:rFonts w:ascii="Times New Roman" w:hAnsi="Times New Roman" w:cs="Times New Roman"/>
+            <w:noProof/>
+            <w:webHidden/>
+            <w:sz w:val="28"/>
+            <w:szCs w:val="28"/>
           </w:rPr>
           <w:tab/>
         </w:r>
@@ -2389,7 +3069,6 @@
             <w:webHidden/>
             <w:sz w:val="28"/>
             <w:szCs w:val="28"/>
-            <w:lang w:val="uk-UA"/>
           </w:rPr>
           <w:fldChar w:fldCharType="begin"/>
         </w:r>
@@ -2400,28 +3079,25 @@
             <w:webHidden/>
             <w:sz w:val="28"/>
             <w:szCs w:val="28"/>
-            <w:lang w:val="uk-UA"/>
-          </w:rPr>
-          <w:instrText xml:space="preserve"> PAGEREF _Toc169245533 \h </w:instrText>
-        </w:r>
-        <w:r>
-          <w:rPr>
-            <w:rFonts w:ascii="Times New Roman" w:hAnsi="Times New Roman" w:cs="Times New Roman"/>
-            <w:noProof/>
-            <w:webHidden/>
-            <w:sz w:val="28"/>
-            <w:szCs w:val="28"/>
-            <w:lang w:val="uk-UA"/>
-          </w:rPr>
-        </w:r>
-        <w:r>
-          <w:rPr>
-            <w:rFonts w:ascii="Times New Roman" w:hAnsi="Times New Roman" w:cs="Times New Roman"/>
-            <w:noProof/>
-            <w:webHidden/>
-            <w:sz w:val="28"/>
-            <w:szCs w:val="28"/>
-            <w:lang w:val="uk-UA"/>
+          </w:rPr>
+          <w:instrText xml:space="preserve"> PAGEREF _Toc230531495 \h </w:instrText>
+        </w:r>
+        <w:r>
+          <w:rPr>
+            <w:rFonts w:ascii="Times New Roman" w:hAnsi="Times New Roman" w:cs="Times New Roman"/>
+            <w:noProof/>
+            <w:webHidden/>
+            <w:sz w:val="28"/>
+            <w:szCs w:val="28"/>
+          </w:rPr>
+        </w:r>
+        <w:r>
+          <w:rPr>
+            <w:rFonts w:ascii="Times New Roman" w:hAnsi="Times New Roman" w:cs="Times New Roman"/>
+            <w:noProof/>
+            <w:webHidden/>
+            <w:sz w:val="28"/>
+            <w:szCs w:val="28"/>
           </w:rPr>
           <w:fldChar w:fldCharType="separate"/>
         </w:r>
@@ -2432,18 +3108,16 @@
             <w:webHidden/>
             <w:sz w:val="28"/>
             <w:szCs w:val="28"/>
-            <w:lang w:val="uk-UA"/>
-          </w:rPr>
-          <w:t>6</w:t>
-        </w:r>
-        <w:r>
-          <w:rPr>
-            <w:rFonts w:ascii="Times New Roman" w:hAnsi="Times New Roman" w:cs="Times New Roman"/>
-            <w:noProof/>
-            <w:webHidden/>
-            <w:sz w:val="28"/>
-            <w:szCs w:val="28"/>
-            <w:lang w:val="uk-UA"/>
+          </w:rPr>
+          <w:t>12</w:t>
+        </w:r>
+        <w:r>
+          <w:rPr>
+            <w:rFonts w:ascii="Times New Roman" w:hAnsi="Times New Roman" w:cs="Times New Roman"/>
+            <w:noProof/>
+            <w:webHidden/>
+            <w:sz w:val="28"/>
+            <w:szCs w:val="28"/>
           </w:rPr>
           <w:fldChar w:fldCharType="end"/>
         </w:r>
@@ -2451,19 +3125,20 @@
     </w:p>
     <w:p>
       <w:pPr>
-        <w:pStyle w:val="31"/>
+        <w:pStyle w:val="21"/>
         <w:tabs>
           <w:tab w:val="right" w:leader="dot" w:pos="9345"/>
         </w:tabs>
-        <w:rPr>
-          <w:rFonts w:ascii="Times New Roman" w:hAnsi="Times New Roman" w:cs="Times New Roman"/>
+        <w:spacing w:line="360" w:lineRule="auto"/>
+        <w:rPr>
+          <w:rFonts w:ascii="Times New Roman" w:eastAsiaTheme="minorEastAsia" w:hAnsi="Times New Roman" w:cs="Times New Roman"/>
           <w:noProof/>
           <w:sz w:val="28"/>
           <w:szCs w:val="28"/>
-          <w:lang w:val="uk-UA"/>
-        </w:rPr>
-      </w:pPr>
-      <w:hyperlink w:anchor="_Toc169245534" w:history="1">
+          <w:lang/>
+        </w:rPr>
+      </w:pPr>
+      <w:hyperlink w:anchor="_Toc230531496" w:history="1">
         <w:r>
           <w:rPr>
             <w:rStyle w:val="af2"/>
@@ -2475,16 +3150,15 @@
             <w:lang w:val="uk-UA"/>
             <w14:ligatures w14:val="none"/>
           </w:rPr>
-          <w:t>3.2.6 Інші вимоги</w:t>
-        </w:r>
-        <w:r>
-          <w:rPr>
-            <w:rFonts w:ascii="Times New Roman" w:hAnsi="Times New Roman" w:cs="Times New Roman"/>
-            <w:noProof/>
-            <w:webHidden/>
-            <w:sz w:val="28"/>
-            <w:szCs w:val="28"/>
-            <w:lang w:val="uk-UA"/>
+          <w:t>7.3 Надійність</w:t>
+        </w:r>
+        <w:r>
+          <w:rPr>
+            <w:rFonts w:ascii="Times New Roman" w:hAnsi="Times New Roman" w:cs="Times New Roman"/>
+            <w:noProof/>
+            <w:webHidden/>
+            <w:sz w:val="28"/>
+            <w:szCs w:val="28"/>
           </w:rPr>
           <w:tab/>
         </w:r>
@@ -2495,7 +3169,6 @@
             <w:webHidden/>
             <w:sz w:val="28"/>
             <w:szCs w:val="28"/>
-            <w:lang w:val="uk-UA"/>
           </w:rPr>
           <w:fldChar w:fldCharType="begin"/>
         </w:r>
@@ -2506,28 +3179,25 @@
             <w:webHidden/>
             <w:sz w:val="28"/>
             <w:szCs w:val="28"/>
-            <w:lang w:val="uk-UA"/>
-          </w:rPr>
-          <w:instrText xml:space="preserve"> PAGEREF _Toc169245534 \h </w:instrText>
-        </w:r>
-        <w:r>
-          <w:rPr>
-            <w:rFonts w:ascii="Times New Roman" w:hAnsi="Times New Roman" w:cs="Times New Roman"/>
-            <w:noProof/>
-            <w:webHidden/>
-            <w:sz w:val="28"/>
-            <w:szCs w:val="28"/>
-            <w:lang w:val="uk-UA"/>
-          </w:rPr>
-        </w:r>
-        <w:r>
-          <w:rPr>
-            <w:rFonts w:ascii="Times New Roman" w:hAnsi="Times New Roman" w:cs="Times New Roman"/>
-            <w:noProof/>
-            <w:webHidden/>
-            <w:sz w:val="28"/>
-            <w:szCs w:val="28"/>
-            <w:lang w:val="uk-UA"/>
+          </w:rPr>
+          <w:instrText xml:space="preserve"> PAGEREF _Toc230531496 \h </w:instrText>
+        </w:r>
+        <w:r>
+          <w:rPr>
+            <w:rFonts w:ascii="Times New Roman" w:hAnsi="Times New Roman" w:cs="Times New Roman"/>
+            <w:noProof/>
+            <w:webHidden/>
+            <w:sz w:val="28"/>
+            <w:szCs w:val="28"/>
+          </w:rPr>
+        </w:r>
+        <w:r>
+          <w:rPr>
+            <w:rFonts w:ascii="Times New Roman" w:hAnsi="Times New Roman" w:cs="Times New Roman"/>
+            <w:noProof/>
+            <w:webHidden/>
+            <w:sz w:val="28"/>
+            <w:szCs w:val="28"/>
           </w:rPr>
           <w:fldChar w:fldCharType="separate"/>
         </w:r>
@@ -2538,18 +3208,16 @@
             <w:webHidden/>
             <w:sz w:val="28"/>
             <w:szCs w:val="28"/>
-            <w:lang w:val="uk-UA"/>
-          </w:rPr>
-          <w:t>6</w:t>
-        </w:r>
-        <w:r>
-          <w:rPr>
-            <w:rFonts w:ascii="Times New Roman" w:hAnsi="Times New Roman" w:cs="Times New Roman"/>
-            <w:noProof/>
-            <w:webHidden/>
-            <w:sz w:val="28"/>
-            <w:szCs w:val="28"/>
-            <w:lang w:val="uk-UA"/>
+          </w:rPr>
+          <w:t>13</w:t>
+        </w:r>
+        <w:r>
+          <w:rPr>
+            <w:rFonts w:ascii="Times New Roman" w:hAnsi="Times New Roman" w:cs="Times New Roman"/>
+            <w:noProof/>
+            <w:webHidden/>
+            <w:sz w:val="28"/>
+            <w:szCs w:val="28"/>
           </w:rPr>
           <w:fldChar w:fldCharType="end"/>
         </w:r>
@@ -2557,11 +3225,12 @@
     </w:p>
     <w:p>
       <w:pPr>
-        <w:rPr>
-          <w:rFonts w:ascii="Times New Roman" w:eastAsia="Calibri" w:hAnsi="Times New Roman" w:cs="Times New Roman"/>
-          <w:kern w:val="0"/>
-          <w:sz w:val="28"/>
-          <w:szCs w:val="20"/>
+        <w:spacing w:line="360" w:lineRule="auto"/>
+        <w:rPr>
+          <w:rFonts w:ascii="Times New Roman" w:eastAsia="Calibri" w:hAnsi="Times New Roman" w:cs="Times New Roman"/>
+          <w:kern w:val="0"/>
+          <w:sz w:val="28"/>
+          <w:szCs w:val="28"/>
           <w:lang w:val="uk-UA"/>
           <w14:ligatures w14:val="none"/>
         </w:rPr>
@@ -2582,7 +3251,7 @@
           <w:rFonts w:ascii="Times New Roman" w:eastAsia="Calibri" w:hAnsi="Times New Roman" w:cs="Times New Roman"/>
           <w:kern w:val="0"/>
           <w:sz w:val="28"/>
-          <w:szCs w:val="20"/>
+          <w:szCs w:val="28"/>
           <w:lang w:val="uk-UA"/>
           <w14:ligatures w14:val="none"/>
         </w:rPr>
@@ -2603,7 +3272,7 @@
           <w14:ligatures w14:val="none"/>
         </w:rPr>
       </w:pPr>
-      <w:bookmarkStart w:id="0" w:name="_Toc169245512"/>
+      <w:bookmarkStart w:id="0" w:name="_Toc230531467"/>
       <w:r>
         <w:rPr>
           <w:rFonts w:ascii="Times New Roman" w:eastAsia="Calibri" w:hAnsi="Times New Roman" w:cs="Times New Roman"/>
@@ -2633,7 +3302,7 @@
           <w14:ligatures w14:val="none"/>
         </w:rPr>
       </w:pPr>
-      <w:bookmarkStart w:id="1" w:name="_Toc169245513"/>
+      <w:bookmarkStart w:id="1" w:name="_Toc230531468"/>
       <w:r>
         <w:rPr>
           <w:rFonts w:ascii="Times New Roman" w:eastAsia="Calibri" w:hAnsi="Times New Roman" w:cs="Times New Roman"/>
@@ -2645,18 +3314,18 @@
         </w:rPr>
         <w:t xml:space="preserve">1.1 </w:t>
       </w:r>
+      <w:r>
+        <w:rPr>
+          <w:rFonts w:ascii="Times New Roman" w:eastAsia="Calibri" w:hAnsi="Times New Roman" w:cs="Times New Roman"/>
+          <w:kern w:val="0"/>
+          <w:sz w:val="28"/>
+          <w:szCs w:val="20"/>
+          <w:lang w:val="uk-UA"/>
+          <w14:ligatures w14:val="none"/>
+        </w:rPr>
+        <w:t>Найменування та призначення</w:t>
+      </w:r>
       <w:bookmarkEnd w:id="1"/>
-      <w:r>
-        <w:rPr>
-          <w:rFonts w:ascii="Times New Roman" w:eastAsia="Calibri" w:hAnsi="Times New Roman" w:cs="Times New Roman"/>
-          <w:kern w:val="0"/>
-          <w:sz w:val="28"/>
-          <w:szCs w:val="20"/>
-          <w:lang w:val="uk-UA"/>
-          <w14:ligatures w14:val="none"/>
-        </w:rPr>
-        <w:t>Найменування та призначення</w:t>
-      </w:r>
     </w:p>
     <w:p>
       <w:pPr>
@@ -2681,55 +3350,7 @@
           <w:lang w:val="uk-UA"/>
           <w14:ligatures w14:val="none"/>
         </w:rPr>
-        <w:t xml:space="preserve">Повне найменування програмного забезпечення — «Система виявлення академічного плагіату на основі нейронних мереж» (далі — Система). Умовне позначення для оперативних посилань — </w:t>
-      </w:r>
-      <w:proofErr w:type="spellStart"/>
-      <w:r>
-        <w:rPr>
-          <w:rFonts w:ascii="Times New Roman" w:eastAsia="Calibri" w:hAnsi="Times New Roman" w:cs="Times New Roman"/>
-          <w:kern w:val="0"/>
-          <w:sz w:val="28"/>
-          <w:szCs w:val="28"/>
-          <w:lang w:val="uk-UA"/>
-          <w14:ligatures w14:val="none"/>
-        </w:rPr>
-        <w:t>Plagiarism</w:t>
-      </w:r>
-      <w:proofErr w:type="spellEnd"/>
-      <w:r>
-        <w:rPr>
-          <w:rFonts w:ascii="Times New Roman" w:eastAsia="Calibri" w:hAnsi="Times New Roman" w:cs="Times New Roman"/>
-          <w:kern w:val="0"/>
-          <w:sz w:val="28"/>
-          <w:szCs w:val="28"/>
-          <w:lang w:val="uk-UA"/>
-          <w14:ligatures w14:val="none"/>
-        </w:rPr>
-        <w:t xml:space="preserve"> </w:t>
-      </w:r>
-      <w:proofErr w:type="spellStart"/>
-      <w:r>
-        <w:rPr>
-          <w:rFonts w:ascii="Times New Roman" w:eastAsia="Calibri" w:hAnsi="Times New Roman" w:cs="Times New Roman"/>
-          <w:kern w:val="0"/>
-          <w:sz w:val="28"/>
-          <w:szCs w:val="28"/>
-          <w:lang w:val="uk-UA"/>
-          <w14:ligatures w14:val="none"/>
-        </w:rPr>
-        <w:t>Detector</w:t>
-      </w:r>
-      <w:proofErr w:type="spellEnd"/>
-      <w:r>
-        <w:rPr>
-          <w:rFonts w:ascii="Times New Roman" w:eastAsia="Calibri" w:hAnsi="Times New Roman" w:cs="Times New Roman"/>
-          <w:kern w:val="0"/>
-          <w:sz w:val="28"/>
-          <w:szCs w:val="28"/>
-          <w:lang w:val="uk-UA"/>
-          <w14:ligatures w14:val="none"/>
-        </w:rPr>
-        <w:t>.</w:t>
+        <w:t>Повне найменування програмного забезпечення — «Система виявлення академічного плагіату на основі нейронних мереж» (далі — Система). Умовне позначення для оперативних посилань — Plagiarism Detector.</w:t>
       </w:r>
     </w:p>
     <w:p>
@@ -2773,7 +3394,7 @@
           <w14:ligatures w14:val="none"/>
         </w:rPr>
       </w:pPr>
-      <w:bookmarkStart w:id="2" w:name="_Toc169245514"/>
+      <w:bookmarkStart w:id="2" w:name="_Toc230531469"/>
       <w:r>
         <w:rPr>
           <w:rFonts w:ascii="Times New Roman" w:eastAsia="Calibri" w:hAnsi="Times New Roman" w:cs="Times New Roman"/>
@@ -2785,18 +3406,18 @@
         </w:rPr>
         <w:t xml:space="preserve">1.2 </w:t>
       </w:r>
+      <w:r>
+        <w:rPr>
+          <w:rFonts w:ascii="Times New Roman" w:eastAsia="Calibri" w:hAnsi="Times New Roman" w:cs="Times New Roman"/>
+          <w:kern w:val="0"/>
+          <w:sz w:val="28"/>
+          <w:szCs w:val="28"/>
+          <w:lang w:val="uk-UA"/>
+          <w14:ligatures w14:val="none"/>
+        </w:rPr>
+        <w:t>Класи розв'язуваних задач</w:t>
+      </w:r>
       <w:bookmarkEnd w:id="2"/>
-      <w:r>
-        <w:rPr>
-          <w:rFonts w:ascii="Times New Roman" w:eastAsia="Calibri" w:hAnsi="Times New Roman" w:cs="Times New Roman"/>
-          <w:kern w:val="0"/>
-          <w:sz w:val="28"/>
-          <w:szCs w:val="28"/>
-          <w:lang w:val="uk-UA"/>
-          <w14:ligatures w14:val="none"/>
-        </w:rPr>
-        <w:t>Класи розв'язуваних задач</w:t>
-      </w:r>
     </w:p>
     <w:p>
       <w:pPr>
@@ -3002,7 +3623,7 @@
           <w14:ligatures w14:val="none"/>
         </w:rPr>
       </w:pPr>
-      <w:bookmarkStart w:id="3" w:name="_Toc169245515"/>
+      <w:bookmarkStart w:id="3" w:name="_Toc230531470"/>
       <w:r>
         <w:rPr>
           <w:rFonts w:ascii="Times New Roman" w:eastAsia="Calibri" w:hAnsi="Times New Roman" w:cs="Times New Roman"/>
@@ -3014,18 +3635,18 @@
         </w:rPr>
         <w:t xml:space="preserve">1.3 </w:t>
       </w:r>
+      <w:r>
+        <w:rPr>
+          <w:rFonts w:ascii="Times New Roman" w:eastAsia="Calibri" w:hAnsi="Times New Roman" w:cs="Times New Roman"/>
+          <w:kern w:val="0"/>
+          <w:sz w:val="28"/>
+          <w:szCs w:val="28"/>
+          <w:lang w:val="uk-UA"/>
+          <w14:ligatures w14:val="none"/>
+        </w:rPr>
+        <w:t>Цільові користувачі</w:t>
+      </w:r>
       <w:bookmarkEnd w:id="3"/>
-      <w:r>
-        <w:rPr>
-          <w:rFonts w:ascii="Times New Roman" w:eastAsia="Calibri" w:hAnsi="Times New Roman" w:cs="Times New Roman"/>
-          <w:kern w:val="0"/>
-          <w:sz w:val="28"/>
-          <w:szCs w:val="28"/>
-          <w:lang w:val="uk-UA"/>
-          <w14:ligatures w14:val="none"/>
-        </w:rPr>
-        <w:t>Цільові користувачі</w:t>
-      </w:r>
     </w:p>
     <w:p>
       <w:pPr>
@@ -3144,6 +3765,7 @@
           <w14:ligatures w14:val="none"/>
         </w:rPr>
       </w:pPr>
+      <w:bookmarkStart w:id="4" w:name="_Toc230531471"/>
       <w:r>
         <w:rPr>
           <w:rFonts w:ascii="Times New Roman" w:eastAsia="Calibri" w:hAnsi="Times New Roman" w:cs="Times New Roman"/>
@@ -3156,6 +3778,7 @@
         <w:lastRenderedPageBreak/>
         <w:t>1.4. Обмеження застосування</w:t>
       </w:r>
+      <w:bookmarkEnd w:id="4"/>
     </w:p>
     <w:p>
       <w:pPr>
@@ -3208,7 +3831,7 @@
           <w14:ligatures w14:val="none"/>
         </w:rPr>
       </w:pPr>
-      <w:bookmarkStart w:id="4" w:name="_Toc169245517"/>
+      <w:bookmarkStart w:id="5" w:name="_Toc230531472"/>
       <w:r>
         <w:rPr>
           <w:rFonts w:ascii="Times New Roman" w:eastAsia="Calibri" w:hAnsi="Times New Roman" w:cs="Times New Roman"/>
@@ -3220,7 +3843,6 @@
         </w:rPr>
         <w:t xml:space="preserve">2 </w:t>
       </w:r>
-      <w:bookmarkEnd w:id="4"/>
       <w:r>
         <w:rPr>
           <w:rFonts w:ascii="Times New Roman" w:eastAsia="Calibri" w:hAnsi="Times New Roman" w:cs="Times New Roman"/>
@@ -3232,6 +3854,7 @@
         </w:rPr>
         <w:t>ФУНКЦІОНАЛЬНІ ХАРАКТЕРИСТИКИ</w:t>
       </w:r>
+      <w:bookmarkEnd w:id="5"/>
     </w:p>
     <w:p>
       <w:pPr>
@@ -3248,7 +3871,7 @@
           <w14:ligatures w14:val="none"/>
         </w:rPr>
       </w:pPr>
-      <w:bookmarkStart w:id="5" w:name="_Toc169245518"/>
+      <w:bookmarkStart w:id="6" w:name="_Toc230531473"/>
       <w:r>
         <w:rPr>
           <w:rFonts w:ascii="Times New Roman" w:eastAsia="Calibri" w:hAnsi="Times New Roman" w:cs="Times New Roman"/>
@@ -3260,7 +3883,6 @@
         </w:rPr>
         <w:t xml:space="preserve">2.1 </w:t>
       </w:r>
-      <w:bookmarkEnd w:id="5"/>
       <w:r>
         <w:rPr>
           <w:rFonts w:ascii="Times New Roman" w:eastAsia="Calibri" w:hAnsi="Times New Roman" w:cs="Times New Roman"/>
@@ -3272,6 +3894,7 @@
         </w:rPr>
         <w:t>Основні функції</w:t>
       </w:r>
+      <w:bookmarkEnd w:id="6"/>
     </w:p>
     <w:p>
       <w:pPr>
@@ -4801,7 +5424,7 @@
           <w14:ligatures w14:val="none"/>
         </w:rPr>
       </w:pPr>
-      <w:bookmarkStart w:id="6" w:name="_Toc169245519"/>
+      <w:bookmarkStart w:id="7" w:name="_Toc230531474"/>
       <w:r>
         <w:rPr>
           <w:rFonts w:ascii="Times New Roman" w:eastAsia="Calibri" w:hAnsi="Times New Roman" w:cs="Times New Roman"/>
@@ -4813,7 +5436,6 @@
         </w:rPr>
         <w:t xml:space="preserve">2.2 </w:t>
       </w:r>
-      <w:bookmarkEnd w:id="6"/>
       <w:r>
         <w:rPr>
           <w:rFonts w:ascii="Times New Roman" w:eastAsia="Calibri" w:hAnsi="Times New Roman" w:cs="Times New Roman"/>
@@ -4825,6 +5447,7 @@
         </w:rPr>
         <w:t>Режими роботи</w:t>
       </w:r>
+      <w:bookmarkEnd w:id="7"/>
     </w:p>
     <w:p>
       <w:pPr>
@@ -4887,127 +5510,7 @@
           <w14:ligatures w14:val="none"/>
         </w:rPr>
         <w:tab/>
-        <w:t>Режим «</w:t>
-      </w:r>
-      <w:proofErr w:type="spellStart"/>
-      <w:r>
-        <w:rPr>
-          <w:rFonts w:ascii="Times New Roman" w:eastAsia="Calibri" w:hAnsi="Times New Roman" w:cs="Times New Roman"/>
-          <w:kern w:val="0"/>
-          <w:sz w:val="28"/>
-          <w:szCs w:val="28"/>
-          <w:lang w:val="uk-UA"/>
-          <w14:ligatures w14:val="none"/>
-        </w:rPr>
-        <w:t>accurate</w:t>
-      </w:r>
-      <w:proofErr w:type="spellEnd"/>
-      <w:r>
-        <w:rPr>
-          <w:rFonts w:ascii="Times New Roman" w:eastAsia="Calibri" w:hAnsi="Times New Roman" w:cs="Times New Roman"/>
-          <w:kern w:val="0"/>
-          <w:sz w:val="28"/>
-          <w:szCs w:val="28"/>
-          <w:lang w:val="uk-UA"/>
-          <w14:ligatures w14:val="none"/>
-        </w:rPr>
-        <w:t xml:space="preserve">» (точний) — використовується двоступенева схема </w:t>
-      </w:r>
-      <w:proofErr w:type="spellStart"/>
-      <w:r>
-        <w:rPr>
-          <w:rFonts w:ascii="Times New Roman" w:eastAsia="Calibri" w:hAnsi="Times New Roman" w:cs="Times New Roman"/>
-          <w:kern w:val="0"/>
-          <w:sz w:val="28"/>
-          <w:szCs w:val="28"/>
-          <w:lang w:val="uk-UA"/>
-          <w14:ligatures w14:val="none"/>
-        </w:rPr>
-        <w:t>Retrieve-and-Rerank</w:t>
-      </w:r>
-      <w:proofErr w:type="spellEnd"/>
-      <w:r>
-        <w:rPr>
-          <w:rFonts w:ascii="Times New Roman" w:eastAsia="Calibri" w:hAnsi="Times New Roman" w:cs="Times New Roman"/>
-          <w:kern w:val="0"/>
-          <w:sz w:val="28"/>
-          <w:szCs w:val="28"/>
-          <w:lang w:val="uk-UA"/>
-          <w14:ligatures w14:val="none"/>
-        </w:rPr>
-        <w:t xml:space="preserve">: пошук кандидатів </w:t>
-      </w:r>
-      <w:proofErr w:type="spellStart"/>
-      <w:r>
-        <w:rPr>
-          <w:rFonts w:ascii="Times New Roman" w:eastAsia="Calibri" w:hAnsi="Times New Roman" w:cs="Times New Roman"/>
-          <w:kern w:val="0"/>
-          <w:sz w:val="28"/>
-          <w:szCs w:val="28"/>
-          <w:lang w:val="uk-UA"/>
-          <w14:ligatures w14:val="none"/>
-        </w:rPr>
-        <w:t>бі-енкодером</w:t>
-      </w:r>
-      <w:proofErr w:type="spellEnd"/>
-      <w:r>
-        <w:rPr>
-          <w:rFonts w:ascii="Times New Roman" w:eastAsia="Calibri" w:hAnsi="Times New Roman" w:cs="Times New Roman"/>
-          <w:kern w:val="0"/>
-          <w:sz w:val="28"/>
-          <w:szCs w:val="28"/>
-          <w:lang w:val="uk-UA"/>
-          <w14:ligatures w14:val="none"/>
-        </w:rPr>
-        <w:t xml:space="preserve"> і подальше </w:t>
-      </w:r>
-      <w:proofErr w:type="spellStart"/>
-      <w:r>
-        <w:rPr>
-          <w:rFonts w:ascii="Times New Roman" w:eastAsia="Calibri" w:hAnsi="Times New Roman" w:cs="Times New Roman"/>
-          <w:kern w:val="0"/>
-          <w:sz w:val="28"/>
-          <w:szCs w:val="28"/>
-          <w:lang w:val="uk-UA"/>
-          <w14:ligatures w14:val="none"/>
-        </w:rPr>
-        <w:t>переранжування</w:t>
-      </w:r>
-      <w:proofErr w:type="spellEnd"/>
-      <w:r>
-        <w:rPr>
-          <w:rFonts w:ascii="Times New Roman" w:eastAsia="Calibri" w:hAnsi="Times New Roman" w:cs="Times New Roman"/>
-          <w:kern w:val="0"/>
-          <w:sz w:val="28"/>
-          <w:szCs w:val="28"/>
-          <w:lang w:val="uk-UA"/>
-          <w14:ligatures w14:val="none"/>
-        </w:rPr>
-        <w:t xml:space="preserve"> крос-</w:t>
-      </w:r>
-      <w:proofErr w:type="spellStart"/>
-      <w:r>
-        <w:rPr>
-          <w:rFonts w:ascii="Times New Roman" w:eastAsia="Calibri" w:hAnsi="Times New Roman" w:cs="Times New Roman"/>
-          <w:kern w:val="0"/>
-          <w:sz w:val="28"/>
-          <w:szCs w:val="28"/>
-          <w:lang w:val="uk-UA"/>
-          <w14:ligatures w14:val="none"/>
-        </w:rPr>
-        <w:t>енкодером</w:t>
-      </w:r>
-      <w:proofErr w:type="spellEnd"/>
-      <w:r>
-        <w:rPr>
-          <w:rFonts w:ascii="Times New Roman" w:eastAsia="Calibri" w:hAnsi="Times New Roman" w:cs="Times New Roman"/>
-          <w:kern w:val="0"/>
-          <w:sz w:val="28"/>
-          <w:szCs w:val="28"/>
-          <w:lang w:val="uk-UA"/>
-          <w14:ligatures w14:val="none"/>
-        </w:rPr>
-        <w:t>. Забезпечує максимальну точність, є режимом за замовчуванням.</w:t>
+        <w:t>Режим «accurate» (точний) — використовується двоступенева схема Retrieve-and-Rerank: пошук кандидатів бі-енкодером і подальше переранжування крос-енкодером. Забезпечує максимальну точність, є режимом за замовчуванням.</w:t>
       </w:r>
     </w:p>
     <w:p>
@@ -5046,103 +5549,7 @@
           <w14:ligatures w14:val="none"/>
         </w:rPr>
         <w:tab/>
-        <w:t>Режим «</w:t>
-      </w:r>
-      <w:proofErr w:type="spellStart"/>
-      <w:r>
-        <w:rPr>
-          <w:rFonts w:ascii="Times New Roman" w:eastAsia="Calibri" w:hAnsi="Times New Roman" w:cs="Times New Roman"/>
-          <w:kern w:val="0"/>
-          <w:sz w:val="28"/>
-          <w:szCs w:val="28"/>
-          <w:lang w:val="uk-UA"/>
-          <w14:ligatures w14:val="none"/>
-        </w:rPr>
-        <w:t>fast</w:t>
-      </w:r>
-      <w:proofErr w:type="spellEnd"/>
-      <w:r>
-        <w:rPr>
-          <w:rFonts w:ascii="Times New Roman" w:eastAsia="Calibri" w:hAnsi="Times New Roman" w:cs="Times New Roman"/>
-          <w:kern w:val="0"/>
-          <w:sz w:val="28"/>
-          <w:szCs w:val="28"/>
-          <w:lang w:val="uk-UA"/>
-          <w14:ligatures w14:val="none"/>
-        </w:rPr>
-        <w:t xml:space="preserve">» (швидкий) — використовується лише </w:t>
-      </w:r>
-      <w:proofErr w:type="spellStart"/>
-      <w:r>
-        <w:rPr>
-          <w:rFonts w:ascii="Times New Roman" w:eastAsia="Calibri" w:hAnsi="Times New Roman" w:cs="Times New Roman"/>
-          <w:kern w:val="0"/>
-          <w:sz w:val="28"/>
-          <w:szCs w:val="28"/>
-          <w:lang w:val="uk-UA"/>
-          <w14:ligatures w14:val="none"/>
-        </w:rPr>
-        <w:t>бі-енкодер</w:t>
-      </w:r>
-      <w:proofErr w:type="spellEnd"/>
-      <w:r>
-        <w:rPr>
-          <w:rFonts w:ascii="Times New Roman" w:eastAsia="Calibri" w:hAnsi="Times New Roman" w:cs="Times New Roman"/>
-          <w:kern w:val="0"/>
-          <w:sz w:val="28"/>
-          <w:szCs w:val="28"/>
-          <w:lang w:val="uk-UA"/>
-          <w14:ligatures w14:val="none"/>
-        </w:rPr>
-        <w:t xml:space="preserve">; </w:t>
-      </w:r>
-      <w:proofErr w:type="spellStart"/>
-      <w:r>
-        <w:rPr>
-          <w:rFonts w:ascii="Times New Roman" w:eastAsia="Calibri" w:hAnsi="Times New Roman" w:cs="Times New Roman"/>
-          <w:kern w:val="0"/>
-          <w:sz w:val="28"/>
-          <w:szCs w:val="28"/>
-          <w:lang w:val="uk-UA"/>
-          <w14:ligatures w14:val="none"/>
-        </w:rPr>
-        <w:t>кросс-енкодер</w:t>
-      </w:r>
-      <w:proofErr w:type="spellEnd"/>
-      <w:r>
-        <w:rPr>
-          <w:rFonts w:ascii="Times New Roman" w:eastAsia="Calibri" w:hAnsi="Times New Roman" w:cs="Times New Roman"/>
-          <w:kern w:val="0"/>
-          <w:sz w:val="28"/>
-          <w:szCs w:val="28"/>
-          <w:lang w:val="uk-UA"/>
-          <w14:ligatures w14:val="none"/>
-        </w:rPr>
-        <w:t xml:space="preserve"> пропускається, рішення приймається на основі </w:t>
-      </w:r>
-      <w:proofErr w:type="spellStart"/>
-      <w:r>
-        <w:rPr>
-          <w:rFonts w:ascii="Times New Roman" w:eastAsia="Calibri" w:hAnsi="Times New Roman" w:cs="Times New Roman"/>
-          <w:kern w:val="0"/>
-          <w:sz w:val="28"/>
-          <w:szCs w:val="28"/>
-          <w:lang w:val="uk-UA"/>
-          <w14:ligatures w14:val="none"/>
-        </w:rPr>
-        <w:t>косинусної</w:t>
-      </w:r>
-      <w:proofErr w:type="spellEnd"/>
-      <w:r>
-        <w:rPr>
-          <w:rFonts w:ascii="Times New Roman" w:eastAsia="Calibri" w:hAnsi="Times New Roman" w:cs="Times New Roman"/>
-          <w:kern w:val="0"/>
-          <w:sz w:val="28"/>
-          <w:szCs w:val="28"/>
-          <w:lang w:val="uk-UA"/>
-          <w14:ligatures w14:val="none"/>
-        </w:rPr>
-        <w:t xml:space="preserve"> схожості. Швидший на 60–70%, але менш точний на перефразуваннях</w:t>
+        <w:t>Режим «fast» (швидкий) — використовується лише бі-енкодер; кросс-енкодер пропускається, рішення приймається на основі косинусної схожості. Швидший на 60–70%, але менш точний на перефразуваннях</w:t>
       </w:r>
       <w:r>
         <w:rPr>
@@ -5170,7 +5577,7 @@
           <w14:ligatures w14:val="none"/>
         </w:rPr>
       </w:pPr>
-      <w:bookmarkStart w:id="7" w:name="_Toc169245523"/>
+      <w:bookmarkStart w:id="8" w:name="_Toc230531475"/>
       <w:r>
         <w:rPr>
           <w:rFonts w:ascii="Times New Roman" w:eastAsia="Calibri" w:hAnsi="Times New Roman" w:cs="Times New Roman"/>
@@ -5182,7 +5589,6 @@
         </w:rPr>
         <w:t xml:space="preserve">3 </w:t>
       </w:r>
-      <w:bookmarkEnd w:id="7"/>
       <w:r>
         <w:rPr>
           <w:rFonts w:ascii="Times New Roman" w:eastAsia="Calibri" w:hAnsi="Times New Roman" w:cs="Times New Roman"/>
@@ -5194,6 +5600,7 @@
         </w:rPr>
         <w:t>ЛОГІЧНА СТРУКТУРА ПРОГРАМИ</w:t>
       </w:r>
+      <w:bookmarkEnd w:id="8"/>
     </w:p>
     <w:p>
       <w:pPr>
@@ -5210,7 +5617,7 @@
           <w14:ligatures w14:val="none"/>
         </w:rPr>
       </w:pPr>
-      <w:bookmarkStart w:id="8" w:name="_Toc169245524"/>
+      <w:bookmarkStart w:id="9" w:name="_Toc230531476"/>
       <w:r>
         <w:rPr>
           <w:rFonts w:ascii="Times New Roman" w:eastAsia="Calibri" w:hAnsi="Times New Roman" w:cs="Times New Roman"/>
@@ -5222,7 +5629,6 @@
         </w:rPr>
         <w:t xml:space="preserve">3.1 </w:t>
       </w:r>
-      <w:bookmarkEnd w:id="8"/>
       <w:r>
         <w:rPr>
           <w:rFonts w:ascii="Times New Roman" w:eastAsia="Calibri" w:hAnsi="Times New Roman" w:cs="Times New Roman"/>
@@ -5234,6 +5640,7 @@
         </w:rPr>
         <w:t>Архітектура</w:t>
       </w:r>
+      <w:bookmarkEnd w:id="9"/>
     </w:p>
     <w:p>
       <w:pPr>
@@ -5258,55 +5665,7 @@
           <w:lang w:val="uk-UA"/>
           <w14:ligatures w14:val="none"/>
         </w:rPr>
-        <w:t xml:space="preserve">Систему побудовано за клієнт-серверною моделлю з винесенням </w:t>
-      </w:r>
-      <w:proofErr w:type="spellStart"/>
-      <w:r>
-        <w:rPr>
-          <w:rFonts w:ascii="Times New Roman" w:eastAsia="Calibri" w:hAnsi="Times New Roman" w:cs="Times New Roman"/>
-          <w:kern w:val="0"/>
-          <w:sz w:val="28"/>
-          <w:szCs w:val="28"/>
-          <w:lang w:val="uk-UA"/>
-          <w14:ligatures w14:val="none"/>
-        </w:rPr>
-        <w:t>обчислювально</w:t>
-      </w:r>
-      <w:proofErr w:type="spellEnd"/>
-      <w:r>
-        <w:rPr>
-          <w:rFonts w:ascii="Times New Roman" w:eastAsia="Calibri" w:hAnsi="Times New Roman" w:cs="Times New Roman"/>
-          <w:kern w:val="0"/>
-          <w:sz w:val="28"/>
-          <w:szCs w:val="28"/>
-          <w:lang w:val="uk-UA"/>
-          <w14:ligatures w14:val="none"/>
-        </w:rPr>
-        <w:t xml:space="preserve"> витратних компонентів на хмарну платформу </w:t>
-      </w:r>
-      <w:proofErr w:type="spellStart"/>
-      <w:r>
-        <w:rPr>
-          <w:rFonts w:ascii="Times New Roman" w:eastAsia="Calibri" w:hAnsi="Times New Roman" w:cs="Times New Roman"/>
-          <w:kern w:val="0"/>
-          <w:sz w:val="28"/>
-          <w:szCs w:val="28"/>
-          <w:lang w:val="uk-UA"/>
-          <w14:ligatures w14:val="none"/>
-        </w:rPr>
-        <w:t>Modal</w:t>
-      </w:r>
-      <w:proofErr w:type="spellEnd"/>
-      <w:r>
-        <w:rPr>
-          <w:rFonts w:ascii="Times New Roman" w:eastAsia="Calibri" w:hAnsi="Times New Roman" w:cs="Times New Roman"/>
-          <w:kern w:val="0"/>
-          <w:sz w:val="28"/>
-          <w:szCs w:val="28"/>
-          <w:lang w:val="uk-UA"/>
-          <w14:ligatures w14:val="none"/>
-        </w:rPr>
-        <w:t>. Серверна частина включає завантажені на GPU нейронні моделі та векторний індекс корпусу, клієнтська — інтерфейс користувача та генератор звіту. Зв'язок між частинами здійснюється через HTTP POST-запит з JSON-тілом.</w:t>
+        <w:t>Систему побудовано за клієнт-серверною моделлю з винесенням обчислювально витратних компонентів на хмарну платформу Modal. Серверна частина включає завантажені на GPU нейронні моделі та векторний індекс корпусу, клієнтська — інтерфейс користувача та генератор звіту. Зв'язок між частинами здійснюється через HTTP POST-запит з JSON-тілом.</w:t>
       </w:r>
       <w:r>
         <w:rPr>
@@ -5335,7 +5694,7 @@
           <w14:ligatures w14:val="none"/>
         </w:rPr>
       </w:pPr>
-      <w:bookmarkStart w:id="9" w:name="_Toc169245528"/>
+      <w:bookmarkStart w:id="10" w:name="_Toc230531477"/>
       <w:r>
         <w:rPr>
           <w:rFonts w:ascii="Times New Roman" w:eastAsia="Calibri" w:hAnsi="Times New Roman" w:cs="Times New Roman"/>
@@ -5347,7 +5706,6 @@
         </w:rPr>
         <w:t xml:space="preserve">3.2 </w:t>
       </w:r>
-      <w:bookmarkEnd w:id="9"/>
       <w:r>
         <w:rPr>
           <w:rFonts w:ascii="Times New Roman" w:eastAsia="Calibri" w:hAnsi="Times New Roman" w:cs="Times New Roman"/>
@@ -5359,6 +5717,7 @@
         </w:rPr>
         <w:t>Склад компонентів</w:t>
       </w:r>
+      <w:bookmarkEnd w:id="10"/>
     </w:p>
     <w:p>
       <w:pPr>
@@ -6392,7 +6751,7 @@
           <w14:ligatures w14:val="none"/>
         </w:rPr>
       </w:pPr>
-      <w:bookmarkStart w:id="10" w:name="_Toc169245530"/>
+      <w:bookmarkStart w:id="11" w:name="_Toc230531478"/>
       <w:r>
         <w:rPr>
           <w:rFonts w:ascii="Times New Roman" w:eastAsia="Calibri" w:hAnsi="Times New Roman" w:cs="Times New Roman"/>
@@ -6426,7 +6785,6 @@
         </w:rPr>
         <w:t xml:space="preserve"> </w:t>
       </w:r>
-      <w:bookmarkEnd w:id="10"/>
       <w:r>
         <w:rPr>
           <w:rFonts w:ascii="Times New Roman" w:eastAsia="Calibri" w:hAnsi="Times New Roman" w:cs="Times New Roman"/>
@@ -6438,6 +6796,7 @@
         </w:rPr>
         <w:t>Алгоритм роботи</w:t>
       </w:r>
+      <w:bookmarkEnd w:id="11"/>
     </w:p>
     <w:p>
       <w:pPr>
@@ -6538,79 +6897,7 @@
           <w14:ligatures w14:val="none"/>
         </w:rPr>
         <w:tab/>
-        <w:t xml:space="preserve">Крок 2. </w:t>
-      </w:r>
-      <w:proofErr w:type="spellStart"/>
-      <w:r>
-        <w:rPr>
-          <w:rFonts w:ascii="Times New Roman" w:eastAsia="Calibri" w:hAnsi="Times New Roman" w:cs="Times New Roman"/>
-          <w:kern w:val="0"/>
-          <w:sz w:val="28"/>
-          <w:szCs w:val="28"/>
-          <w:lang w:val="uk-UA"/>
-          <w14:ligatures w14:val="none"/>
-        </w:rPr>
-        <w:t>Батчева</w:t>
-      </w:r>
-      <w:proofErr w:type="spellEnd"/>
-      <w:r>
-        <w:rPr>
-          <w:rFonts w:ascii="Times New Roman" w:eastAsia="Calibri" w:hAnsi="Times New Roman" w:cs="Times New Roman"/>
-          <w:kern w:val="0"/>
-          <w:sz w:val="28"/>
-          <w:szCs w:val="28"/>
-          <w:lang w:val="uk-UA"/>
-          <w14:ligatures w14:val="none"/>
-        </w:rPr>
-        <w:t xml:space="preserve"> </w:t>
-      </w:r>
-      <w:proofErr w:type="spellStart"/>
-      <w:r>
-        <w:rPr>
-          <w:rFonts w:ascii="Times New Roman" w:eastAsia="Calibri" w:hAnsi="Times New Roman" w:cs="Times New Roman"/>
-          <w:kern w:val="0"/>
-          <w:sz w:val="28"/>
-          <w:szCs w:val="28"/>
-          <w:lang w:val="uk-UA"/>
-          <w14:ligatures w14:val="none"/>
-        </w:rPr>
-        <w:t>векторизація</w:t>
-      </w:r>
-      <w:proofErr w:type="spellEnd"/>
-      <w:r>
-        <w:rPr>
-          <w:rFonts w:ascii="Times New Roman" w:eastAsia="Calibri" w:hAnsi="Times New Roman" w:cs="Times New Roman"/>
-          <w:kern w:val="0"/>
-          <w:sz w:val="28"/>
-          <w:szCs w:val="28"/>
-          <w:lang w:val="uk-UA"/>
-          <w14:ligatures w14:val="none"/>
-        </w:rPr>
-        <w:t xml:space="preserve"> речень через </w:t>
-      </w:r>
-      <w:proofErr w:type="spellStart"/>
-      <w:r>
-        <w:rPr>
-          <w:rFonts w:ascii="Times New Roman" w:eastAsia="Calibri" w:hAnsi="Times New Roman" w:cs="Times New Roman"/>
-          <w:kern w:val="0"/>
-          <w:sz w:val="28"/>
-          <w:szCs w:val="28"/>
-          <w:lang w:val="uk-UA"/>
-          <w14:ligatures w14:val="none"/>
-        </w:rPr>
-        <w:t>бі-енкодер</w:t>
-      </w:r>
-      <w:proofErr w:type="spellEnd"/>
-      <w:r>
-        <w:rPr>
-          <w:rFonts w:ascii="Times New Roman" w:eastAsia="Calibri" w:hAnsi="Times New Roman" w:cs="Times New Roman"/>
-          <w:kern w:val="0"/>
-          <w:sz w:val="28"/>
-          <w:szCs w:val="28"/>
-          <w:lang w:val="uk-UA"/>
-          <w14:ligatures w14:val="none"/>
-        </w:rPr>
-        <w:t>.</w:t>
+        <w:t>Крок 2. Батчева векторизація речень через бі-енкодер.</w:t>
       </w:r>
     </w:p>
     <w:p>
@@ -6648,31 +6935,7 @@
           <w14:ligatures w14:val="none"/>
         </w:rPr>
         <w:tab/>
-        <w:t xml:space="preserve">Крок 3. Пошук </w:t>
-      </w:r>
-      <w:proofErr w:type="spellStart"/>
-      <w:r>
-        <w:rPr>
-          <w:rFonts w:ascii="Times New Roman" w:eastAsia="Calibri" w:hAnsi="Times New Roman" w:cs="Times New Roman"/>
-          <w:kern w:val="0"/>
-          <w:sz w:val="28"/>
-          <w:szCs w:val="28"/>
-          <w:lang w:val="uk-UA"/>
-          <w14:ligatures w14:val="none"/>
-        </w:rPr>
-        <w:t>top</w:t>
-      </w:r>
-      <w:proofErr w:type="spellEnd"/>
-      <w:r>
-        <w:rPr>
-          <w:rFonts w:ascii="Times New Roman" w:eastAsia="Calibri" w:hAnsi="Times New Roman" w:cs="Times New Roman"/>
-          <w:kern w:val="0"/>
-          <w:sz w:val="28"/>
-          <w:szCs w:val="28"/>
-          <w:lang w:val="uk-UA"/>
-          <w14:ligatures w14:val="none"/>
-        </w:rPr>
-        <w:t>-k кандидатів у FAISS-індексі для кожного запиту.</w:t>
+        <w:t>Крок 3. Пошук top-k кандидатів у FAISS-індексі для кожного запиту.</w:t>
       </w:r>
     </w:p>
     <w:p>
@@ -6710,55 +6973,7 @@
           <w14:ligatures w14:val="none"/>
         </w:rPr>
         <w:tab/>
-        <w:t>Крок 4. Формування пар (запит, кандидат) для крос-</w:t>
-      </w:r>
-      <w:proofErr w:type="spellStart"/>
-      <w:r>
-        <w:rPr>
-          <w:rFonts w:ascii="Times New Roman" w:eastAsia="Calibri" w:hAnsi="Times New Roman" w:cs="Times New Roman"/>
-          <w:kern w:val="0"/>
-          <w:sz w:val="28"/>
-          <w:szCs w:val="28"/>
-          <w:lang w:val="uk-UA"/>
-          <w14:ligatures w14:val="none"/>
-        </w:rPr>
-        <w:t>енкодера</w:t>
-      </w:r>
-      <w:proofErr w:type="spellEnd"/>
-      <w:r>
-        <w:rPr>
-          <w:rFonts w:ascii="Times New Roman" w:eastAsia="Calibri" w:hAnsi="Times New Roman" w:cs="Times New Roman"/>
-          <w:kern w:val="0"/>
-          <w:sz w:val="28"/>
-          <w:szCs w:val="28"/>
-          <w:lang w:val="uk-UA"/>
-          <w14:ligatures w14:val="none"/>
-        </w:rPr>
-        <w:t xml:space="preserve"> (тільки в режимі </w:t>
-      </w:r>
-      <w:proofErr w:type="spellStart"/>
-      <w:r>
-        <w:rPr>
-          <w:rFonts w:ascii="Times New Roman" w:eastAsia="Calibri" w:hAnsi="Times New Roman" w:cs="Times New Roman"/>
-          <w:kern w:val="0"/>
-          <w:sz w:val="28"/>
-          <w:szCs w:val="28"/>
-          <w:lang w:val="uk-UA"/>
-          <w14:ligatures w14:val="none"/>
-        </w:rPr>
-        <w:t>accurate</w:t>
-      </w:r>
-      <w:proofErr w:type="spellEnd"/>
-      <w:r>
-        <w:rPr>
-          <w:rFonts w:ascii="Times New Roman" w:eastAsia="Calibri" w:hAnsi="Times New Roman" w:cs="Times New Roman"/>
-          <w:kern w:val="0"/>
-          <w:sz w:val="28"/>
-          <w:szCs w:val="28"/>
-          <w:lang w:val="uk-UA"/>
-          <w14:ligatures w14:val="none"/>
-        </w:rPr>
-        <w:t>).</w:t>
+        <w:t>Крок 4. Формування пар (запит, кандидат) для крос-енкодера (тільки в режимі accurate).</w:t>
       </w:r>
     </w:p>
     <w:p>
@@ -6796,127 +7011,7 @@
           <w14:ligatures w14:val="none"/>
         </w:rPr>
         <w:tab/>
-        <w:t xml:space="preserve">Крок 5. </w:t>
-      </w:r>
-      <w:proofErr w:type="spellStart"/>
-      <w:r>
-        <w:rPr>
-          <w:rFonts w:ascii="Times New Roman" w:eastAsia="Calibri" w:hAnsi="Times New Roman" w:cs="Times New Roman"/>
-          <w:kern w:val="0"/>
-          <w:sz w:val="28"/>
-          <w:szCs w:val="28"/>
-          <w:lang w:val="uk-UA"/>
-          <w14:ligatures w14:val="none"/>
-        </w:rPr>
-        <w:t>Батчевий</w:t>
-      </w:r>
-      <w:proofErr w:type="spellEnd"/>
-      <w:r>
-        <w:rPr>
-          <w:rFonts w:ascii="Times New Roman" w:eastAsia="Calibri" w:hAnsi="Times New Roman" w:cs="Times New Roman"/>
-          <w:kern w:val="0"/>
-          <w:sz w:val="28"/>
-          <w:szCs w:val="28"/>
-          <w:lang w:val="uk-UA"/>
-          <w14:ligatures w14:val="none"/>
-        </w:rPr>
-        <w:t xml:space="preserve"> </w:t>
-      </w:r>
-      <w:proofErr w:type="spellStart"/>
-      <w:r>
-        <w:rPr>
-          <w:rFonts w:ascii="Times New Roman" w:eastAsia="Calibri" w:hAnsi="Times New Roman" w:cs="Times New Roman"/>
-          <w:kern w:val="0"/>
-          <w:sz w:val="28"/>
-          <w:szCs w:val="28"/>
-          <w:lang w:val="uk-UA"/>
-          <w14:ligatures w14:val="none"/>
-        </w:rPr>
-        <w:t>інференс</w:t>
-      </w:r>
-      <w:proofErr w:type="spellEnd"/>
-      <w:r>
-        <w:rPr>
-          <w:rFonts w:ascii="Times New Roman" w:eastAsia="Calibri" w:hAnsi="Times New Roman" w:cs="Times New Roman"/>
-          <w:kern w:val="0"/>
-          <w:sz w:val="28"/>
-          <w:szCs w:val="28"/>
-          <w:lang w:val="uk-UA"/>
-          <w14:ligatures w14:val="none"/>
-        </w:rPr>
-        <w:t xml:space="preserve"> крос-</w:t>
-      </w:r>
-      <w:proofErr w:type="spellStart"/>
-      <w:r>
-        <w:rPr>
-          <w:rFonts w:ascii="Times New Roman" w:eastAsia="Calibri" w:hAnsi="Times New Roman" w:cs="Times New Roman"/>
-          <w:kern w:val="0"/>
-          <w:sz w:val="28"/>
-          <w:szCs w:val="28"/>
-          <w:lang w:val="uk-UA"/>
-          <w14:ligatures w14:val="none"/>
-        </w:rPr>
-        <w:t>енкодера</w:t>
-      </w:r>
-      <w:proofErr w:type="spellEnd"/>
-      <w:r>
-        <w:rPr>
-          <w:rFonts w:ascii="Times New Roman" w:eastAsia="Calibri" w:hAnsi="Times New Roman" w:cs="Times New Roman"/>
-          <w:kern w:val="0"/>
-          <w:sz w:val="28"/>
-          <w:szCs w:val="28"/>
-          <w:lang w:val="uk-UA"/>
-          <w14:ligatures w14:val="none"/>
-        </w:rPr>
-        <w:t xml:space="preserve">, застосування </w:t>
-      </w:r>
-      <w:proofErr w:type="spellStart"/>
-      <w:r>
-        <w:rPr>
-          <w:rFonts w:ascii="Times New Roman" w:eastAsia="Calibri" w:hAnsi="Times New Roman" w:cs="Times New Roman"/>
-          <w:kern w:val="0"/>
-          <w:sz w:val="28"/>
-          <w:szCs w:val="28"/>
-          <w:lang w:val="uk-UA"/>
-          <w14:ligatures w14:val="none"/>
-        </w:rPr>
-        <w:t>сигмоїди</w:t>
-      </w:r>
-      <w:proofErr w:type="spellEnd"/>
-      <w:r>
-        <w:rPr>
-          <w:rFonts w:ascii="Times New Roman" w:eastAsia="Calibri" w:hAnsi="Times New Roman" w:cs="Times New Roman"/>
-          <w:kern w:val="0"/>
-          <w:sz w:val="28"/>
-          <w:szCs w:val="28"/>
-          <w:lang w:val="uk-UA"/>
-          <w14:ligatures w14:val="none"/>
-        </w:rPr>
-        <w:t xml:space="preserve"> до сирих </w:t>
-      </w:r>
-      <w:proofErr w:type="spellStart"/>
-      <w:r>
-        <w:rPr>
-          <w:rFonts w:ascii="Times New Roman" w:eastAsia="Calibri" w:hAnsi="Times New Roman" w:cs="Times New Roman"/>
-          <w:kern w:val="0"/>
-          <w:sz w:val="28"/>
-          <w:szCs w:val="28"/>
-          <w:lang w:val="uk-UA"/>
-          <w14:ligatures w14:val="none"/>
-        </w:rPr>
-        <w:t>логітів</w:t>
-      </w:r>
-      <w:proofErr w:type="spellEnd"/>
-      <w:r>
-        <w:rPr>
-          <w:rFonts w:ascii="Times New Roman" w:eastAsia="Calibri" w:hAnsi="Times New Roman" w:cs="Times New Roman"/>
-          <w:kern w:val="0"/>
-          <w:sz w:val="28"/>
-          <w:szCs w:val="28"/>
-          <w:lang w:val="uk-UA"/>
-          <w14:ligatures w14:val="none"/>
-        </w:rPr>
-        <w:t>.</w:t>
+        <w:t>Крок 5. Батчевий інференс крос-енкодера, застосування сигмоїди до сирих логітів.</w:t>
       </w:r>
     </w:p>
     <w:p>
@@ -7021,7 +7116,7 @@
           <w14:ligatures w14:val="none"/>
         </w:rPr>
       </w:pPr>
-      <w:bookmarkStart w:id="11" w:name="_Toc169245531"/>
+      <w:bookmarkStart w:id="12" w:name="_Toc230531479"/>
       <w:r>
         <w:rPr>
           <w:rFonts w:ascii="Times New Roman" w:eastAsia="Calibri" w:hAnsi="Times New Roman" w:cs="Times New Roman"/>
@@ -7033,7 +7128,7 @@
         </w:rPr>
         <w:t>3.2.3 Переносимість</w:t>
       </w:r>
-      <w:bookmarkEnd w:id="11"/>
+      <w:bookmarkEnd w:id="12"/>
     </w:p>
     <w:p>
       <w:pPr>
@@ -7076,7 +7171,7 @@
           <w14:ligatures w14:val="none"/>
         </w:rPr>
       </w:pPr>
-      <w:bookmarkStart w:id="12" w:name="_Toc169245532"/>
+      <w:bookmarkStart w:id="13" w:name="_Toc230531480"/>
       <w:r>
         <w:rPr>
           <w:rFonts w:ascii="Times New Roman" w:eastAsia="Calibri" w:hAnsi="Times New Roman" w:cs="Times New Roman"/>
@@ -7088,7 +7183,7 @@
         </w:rPr>
         <w:t>3.2.4 Продуктивність</w:t>
       </w:r>
-      <w:bookmarkEnd w:id="12"/>
+      <w:bookmarkEnd w:id="13"/>
     </w:p>
     <w:p>
       <w:pPr>
@@ -7131,7 +7226,7 @@
           <w14:ligatures w14:val="none"/>
         </w:rPr>
       </w:pPr>
-      <w:bookmarkStart w:id="13" w:name="_Toc169245533"/>
+      <w:bookmarkStart w:id="14" w:name="_Toc230531481"/>
       <w:r>
         <w:rPr>
           <w:rFonts w:ascii="Times New Roman" w:eastAsia="Calibri" w:hAnsi="Times New Roman" w:cs="Times New Roman"/>
@@ -7143,7 +7238,7 @@
         </w:rPr>
         <w:t>3.2.5 Вимоги до бази даних</w:t>
       </w:r>
-      <w:bookmarkEnd w:id="13"/>
+      <w:bookmarkEnd w:id="14"/>
     </w:p>
     <w:p>
       <w:pPr>
@@ -7168,81 +7263,8 @@
           <w:lang w:val="uk-UA"/>
           <w14:ligatures w14:val="none"/>
         </w:rPr>
-        <w:t xml:space="preserve">Для розгортання база даних </w:t>
-      </w:r>
-      <w:proofErr w:type="spellStart"/>
-      <w:r>
-        <w:rPr>
-          <w:rFonts w:ascii="Times New Roman" w:eastAsia="Calibri" w:hAnsi="Times New Roman" w:cs="Times New Roman"/>
-          <w:kern w:val="0"/>
-          <w:sz w:val="28"/>
-          <w:szCs w:val="28"/>
-          <w:lang w:val="uk-UA"/>
-          <w14:ligatures w14:val="none"/>
-        </w:rPr>
-        <w:t>Cosmos</w:t>
-      </w:r>
-      <w:proofErr w:type="spellEnd"/>
-      <w:r>
-        <w:rPr>
-          <w:rFonts w:ascii="Times New Roman" w:eastAsia="Calibri" w:hAnsi="Times New Roman" w:cs="Times New Roman"/>
-          <w:kern w:val="0"/>
-          <w:sz w:val="28"/>
-          <w:szCs w:val="28"/>
-          <w:lang w:val="uk-UA"/>
-          <w14:ligatures w14:val="none"/>
-        </w:rPr>
-        <w:t xml:space="preserve"> DB на хмарному </w:t>
-      </w:r>
-      <w:proofErr w:type="spellStart"/>
-      <w:r>
-        <w:rPr>
-          <w:rFonts w:ascii="Times New Roman" w:eastAsia="Calibri" w:hAnsi="Times New Roman" w:cs="Times New Roman"/>
-          <w:kern w:val="0"/>
-          <w:sz w:val="28"/>
-          <w:szCs w:val="28"/>
-          <w:lang w:val="uk-UA"/>
-          <w14:ligatures w14:val="none"/>
-        </w:rPr>
-        <w:t>провайдері</w:t>
-      </w:r>
-      <w:proofErr w:type="spellEnd"/>
-      <w:r>
-        <w:rPr>
-          <w:rFonts w:ascii="Times New Roman" w:eastAsia="Calibri" w:hAnsi="Times New Roman" w:cs="Times New Roman"/>
-          <w:kern w:val="0"/>
-          <w:sz w:val="28"/>
-          <w:szCs w:val="28"/>
-          <w:lang w:val="uk-UA"/>
-          <w14:ligatures w14:val="none"/>
-        </w:rPr>
-        <w:t xml:space="preserve"> </w:t>
-      </w:r>
-      <w:proofErr w:type="spellStart"/>
-      <w:r>
-        <w:rPr>
-          <w:rFonts w:ascii="Times New Roman" w:eastAsia="Calibri" w:hAnsi="Times New Roman" w:cs="Times New Roman"/>
-          <w:kern w:val="0"/>
-          <w:sz w:val="28"/>
-          <w:szCs w:val="28"/>
-          <w:lang w:val="uk-UA"/>
-          <w14:ligatures w14:val="none"/>
-        </w:rPr>
-        <w:t>Azure</w:t>
-      </w:r>
-      <w:proofErr w:type="spellEnd"/>
-      <w:r>
-        <w:rPr>
-          <w:rFonts w:ascii="Times New Roman" w:eastAsia="Calibri" w:hAnsi="Times New Roman" w:cs="Times New Roman"/>
-          <w:kern w:val="0"/>
-          <w:sz w:val="28"/>
-          <w:szCs w:val="28"/>
-          <w:lang w:val="uk-UA"/>
-          <w14:ligatures w14:val="none"/>
-        </w:rPr>
-        <w:t xml:space="preserve"> необхідна підписка. Пропускна здатність бази – 1000 запитів в </w:t>
-      </w:r>
-      <w:proofErr w:type="spellStart"/>
+        <w:t xml:space="preserve">Для розгортання база даних Cosmos DB на хмарному провайдері Azure необхідна підписка. Пропускна здатність бази – 1000 запитів в </w:t>
+      </w:r>
       <w:r>
         <w:rPr>
           <w:rFonts w:ascii="Times New Roman" w:eastAsia="Calibri" w:hAnsi="Times New Roman" w:cs="Times New Roman"/>
@@ -7253,19 +7275,7 @@
           <w14:ligatures w14:val="none"/>
         </w:rPr>
         <w:lastRenderedPageBreak/>
-        <w:t>секунду.Максимальний</w:t>
-      </w:r>
-      <w:proofErr w:type="spellEnd"/>
-      <w:r>
-        <w:rPr>
-          <w:rFonts w:ascii="Times New Roman" w:eastAsia="Calibri" w:hAnsi="Times New Roman" w:cs="Times New Roman"/>
-          <w:kern w:val="0"/>
-          <w:sz w:val="28"/>
-          <w:szCs w:val="28"/>
-          <w:lang w:val="uk-UA"/>
-          <w14:ligatures w14:val="none"/>
-        </w:rPr>
-        <w:t xml:space="preserve"> розмір – 25 ГБ. Час відповіді 10 мс. Здатність справлятися зі збільшеним навантаженням шляхом горизонтального або вертикально масштабування.</w:t>
+        <w:t>секунду.Максимальний розмір – 25 ГБ. Час відповіді 10 мс. Здатність справлятися зі збільшеним навантаженням шляхом горизонтального або вертикально масштабування.</w:t>
       </w:r>
     </w:p>
     <w:p>
@@ -7283,7 +7293,7 @@
           <w14:ligatures w14:val="none"/>
         </w:rPr>
       </w:pPr>
-      <w:bookmarkStart w:id="14" w:name="_Toc169245534"/>
+      <w:bookmarkStart w:id="15" w:name="_Toc230531482"/>
       <w:r>
         <w:rPr>
           <w:rFonts w:ascii="Times New Roman" w:eastAsia="Calibri" w:hAnsi="Times New Roman" w:cs="Times New Roman"/>
@@ -7295,7 +7305,7 @@
         </w:rPr>
         <w:t>3.2.6 Інші вимоги</w:t>
       </w:r>
-      <w:bookmarkEnd w:id="14"/>
+      <w:bookmarkEnd w:id="15"/>
     </w:p>
     <w:p>
       <w:pPr>
@@ -7320,295 +7330,7 @@
           <w:lang w:val="uk-UA"/>
           <w14:ligatures w14:val="none"/>
         </w:rPr>
-        <w:t xml:space="preserve">Для сховища зображень розгортається сервіс </w:t>
-      </w:r>
-      <w:proofErr w:type="spellStart"/>
-      <w:r>
-        <w:rPr>
-          <w:rFonts w:ascii="Times New Roman" w:eastAsia="Calibri" w:hAnsi="Times New Roman" w:cs="Times New Roman"/>
-          <w:kern w:val="0"/>
-          <w:sz w:val="28"/>
-          <w:szCs w:val="28"/>
-          <w:lang w:val="uk-UA"/>
-          <w14:ligatures w14:val="none"/>
-        </w:rPr>
-        <w:t>Azure</w:t>
-      </w:r>
-      <w:proofErr w:type="spellEnd"/>
-      <w:r>
-        <w:rPr>
-          <w:rFonts w:ascii="Times New Roman" w:eastAsia="Calibri" w:hAnsi="Times New Roman" w:cs="Times New Roman"/>
-          <w:kern w:val="0"/>
-          <w:sz w:val="28"/>
-          <w:szCs w:val="28"/>
-          <w:lang w:val="uk-UA"/>
-          <w14:ligatures w14:val="none"/>
-        </w:rPr>
-        <w:t xml:space="preserve"> </w:t>
-      </w:r>
-      <w:proofErr w:type="spellStart"/>
-      <w:r>
-        <w:rPr>
-          <w:rFonts w:ascii="Times New Roman" w:eastAsia="Calibri" w:hAnsi="Times New Roman" w:cs="Times New Roman"/>
-          <w:kern w:val="0"/>
-          <w:sz w:val="28"/>
-          <w:szCs w:val="28"/>
-          <w:lang w:val="uk-UA"/>
-          <w14:ligatures w14:val="none"/>
-        </w:rPr>
-        <w:t>Blob</w:t>
-      </w:r>
-      <w:proofErr w:type="spellEnd"/>
-      <w:r>
-        <w:rPr>
-          <w:rFonts w:ascii="Times New Roman" w:eastAsia="Calibri" w:hAnsi="Times New Roman" w:cs="Times New Roman"/>
-          <w:kern w:val="0"/>
-          <w:sz w:val="28"/>
-          <w:szCs w:val="28"/>
-          <w:lang w:val="uk-UA"/>
-          <w14:ligatures w14:val="none"/>
-        </w:rPr>
-        <w:t xml:space="preserve"> </w:t>
-      </w:r>
-      <w:proofErr w:type="spellStart"/>
-      <w:r>
-        <w:rPr>
-          <w:rFonts w:ascii="Times New Roman" w:eastAsia="Calibri" w:hAnsi="Times New Roman" w:cs="Times New Roman"/>
-          <w:kern w:val="0"/>
-          <w:sz w:val="28"/>
-          <w:szCs w:val="28"/>
-          <w:lang w:val="uk-UA"/>
-          <w14:ligatures w14:val="none"/>
-        </w:rPr>
-        <w:t>Storage</w:t>
-      </w:r>
-      <w:proofErr w:type="spellEnd"/>
-      <w:r>
-        <w:rPr>
-          <w:rFonts w:ascii="Times New Roman" w:eastAsia="Calibri" w:hAnsi="Times New Roman" w:cs="Times New Roman"/>
-          <w:kern w:val="0"/>
-          <w:sz w:val="28"/>
-          <w:szCs w:val="28"/>
-          <w:lang w:val="uk-UA"/>
-          <w14:ligatures w14:val="none"/>
-        </w:rPr>
-        <w:t xml:space="preserve">, для аналізу </w:t>
-      </w:r>
-      <w:proofErr w:type="spellStart"/>
-      <w:r>
-        <w:rPr>
-          <w:rFonts w:ascii="Times New Roman" w:eastAsia="Calibri" w:hAnsi="Times New Roman" w:cs="Times New Roman"/>
-          <w:kern w:val="0"/>
-          <w:sz w:val="28"/>
-          <w:szCs w:val="28"/>
-          <w:lang w:val="uk-UA"/>
-          <w14:ligatures w14:val="none"/>
-        </w:rPr>
-        <w:t>Azure</w:t>
-      </w:r>
-      <w:proofErr w:type="spellEnd"/>
-      <w:r>
-        <w:rPr>
-          <w:rFonts w:ascii="Times New Roman" w:eastAsia="Calibri" w:hAnsi="Times New Roman" w:cs="Times New Roman"/>
-          <w:kern w:val="0"/>
-          <w:sz w:val="28"/>
-          <w:szCs w:val="28"/>
-          <w:lang w:val="uk-UA"/>
-          <w14:ligatures w14:val="none"/>
-        </w:rPr>
-        <w:t xml:space="preserve"> AI </w:t>
-      </w:r>
-      <w:proofErr w:type="spellStart"/>
-      <w:r>
-        <w:rPr>
-          <w:rFonts w:ascii="Times New Roman" w:eastAsia="Calibri" w:hAnsi="Times New Roman" w:cs="Times New Roman"/>
-          <w:kern w:val="0"/>
-          <w:sz w:val="28"/>
-          <w:szCs w:val="28"/>
-          <w:lang w:val="uk-UA"/>
-          <w14:ligatures w14:val="none"/>
-        </w:rPr>
-        <w:t>Vision</w:t>
-      </w:r>
-      <w:proofErr w:type="spellEnd"/>
-      <w:r>
-        <w:rPr>
-          <w:rFonts w:ascii="Times New Roman" w:eastAsia="Calibri" w:hAnsi="Times New Roman" w:cs="Times New Roman"/>
-          <w:kern w:val="0"/>
-          <w:sz w:val="28"/>
-          <w:szCs w:val="28"/>
-          <w:lang w:val="uk-UA"/>
-          <w14:ligatures w14:val="none"/>
-        </w:rPr>
-        <w:t xml:space="preserve">. Для цього необхідна підписка на </w:t>
-      </w:r>
-      <w:proofErr w:type="spellStart"/>
-      <w:r>
-        <w:rPr>
-          <w:rFonts w:ascii="Times New Roman" w:eastAsia="Calibri" w:hAnsi="Times New Roman" w:cs="Times New Roman"/>
-          <w:kern w:val="0"/>
-          <w:sz w:val="28"/>
-          <w:szCs w:val="28"/>
-          <w:lang w:val="uk-UA"/>
-          <w14:ligatures w14:val="none"/>
-        </w:rPr>
-        <w:t>Azure</w:t>
-      </w:r>
-      <w:proofErr w:type="spellEnd"/>
-      <w:r>
-        <w:rPr>
-          <w:rFonts w:ascii="Times New Roman" w:eastAsia="Calibri" w:hAnsi="Times New Roman" w:cs="Times New Roman"/>
-          <w:kern w:val="0"/>
-          <w:sz w:val="28"/>
-          <w:szCs w:val="28"/>
-          <w:lang w:val="uk-UA"/>
-          <w14:ligatures w14:val="none"/>
-        </w:rPr>
-        <w:t xml:space="preserve">. Створення облікового запису </w:t>
-      </w:r>
-      <w:proofErr w:type="spellStart"/>
-      <w:r>
-        <w:rPr>
-          <w:rFonts w:ascii="Times New Roman" w:eastAsia="Calibri" w:hAnsi="Times New Roman" w:cs="Times New Roman"/>
-          <w:kern w:val="0"/>
-          <w:sz w:val="28"/>
-          <w:szCs w:val="28"/>
-          <w:lang w:val="uk-UA"/>
-          <w14:ligatures w14:val="none"/>
-        </w:rPr>
-        <w:t>Azure</w:t>
-      </w:r>
-      <w:proofErr w:type="spellEnd"/>
-      <w:r>
-        <w:rPr>
-          <w:rFonts w:ascii="Times New Roman" w:eastAsia="Calibri" w:hAnsi="Times New Roman" w:cs="Times New Roman"/>
-          <w:kern w:val="0"/>
-          <w:sz w:val="28"/>
-          <w:szCs w:val="28"/>
-          <w:lang w:val="uk-UA"/>
-          <w14:ligatures w14:val="none"/>
-        </w:rPr>
-        <w:t xml:space="preserve"> </w:t>
-      </w:r>
-      <w:proofErr w:type="spellStart"/>
-      <w:r>
-        <w:rPr>
-          <w:rFonts w:ascii="Times New Roman" w:eastAsia="Calibri" w:hAnsi="Times New Roman" w:cs="Times New Roman"/>
-          <w:kern w:val="0"/>
-          <w:sz w:val="28"/>
-          <w:szCs w:val="28"/>
-          <w:lang w:val="uk-UA"/>
-          <w14:ligatures w14:val="none"/>
-        </w:rPr>
-        <w:t>Storage</w:t>
-      </w:r>
-      <w:proofErr w:type="spellEnd"/>
-      <w:r>
-        <w:rPr>
-          <w:rFonts w:ascii="Times New Roman" w:eastAsia="Calibri" w:hAnsi="Times New Roman" w:cs="Times New Roman"/>
-          <w:kern w:val="0"/>
-          <w:sz w:val="28"/>
-          <w:szCs w:val="28"/>
-          <w:lang w:val="uk-UA"/>
-          <w14:ligatures w14:val="none"/>
-        </w:rPr>
-        <w:t xml:space="preserve"> та </w:t>
-      </w:r>
-      <w:proofErr w:type="spellStart"/>
-      <w:r>
-        <w:rPr>
-          <w:rFonts w:ascii="Times New Roman" w:eastAsia="Calibri" w:hAnsi="Times New Roman" w:cs="Times New Roman"/>
-          <w:kern w:val="0"/>
-          <w:sz w:val="28"/>
-          <w:szCs w:val="28"/>
-          <w:lang w:val="uk-UA"/>
-          <w14:ligatures w14:val="none"/>
-        </w:rPr>
-        <w:t>Cognitive</w:t>
-      </w:r>
-      <w:proofErr w:type="spellEnd"/>
-      <w:r>
-        <w:rPr>
-          <w:rFonts w:ascii="Times New Roman" w:eastAsia="Calibri" w:hAnsi="Times New Roman" w:cs="Times New Roman"/>
-          <w:kern w:val="0"/>
-          <w:sz w:val="28"/>
-          <w:szCs w:val="28"/>
-          <w:lang w:val="uk-UA"/>
-          <w14:ligatures w14:val="none"/>
-        </w:rPr>
-        <w:t xml:space="preserve"> </w:t>
-      </w:r>
-      <w:proofErr w:type="spellStart"/>
-      <w:r>
-        <w:rPr>
-          <w:rFonts w:ascii="Times New Roman" w:eastAsia="Calibri" w:hAnsi="Times New Roman" w:cs="Times New Roman"/>
-          <w:kern w:val="0"/>
-          <w:sz w:val="28"/>
-          <w:szCs w:val="28"/>
-          <w:lang w:val="uk-UA"/>
-          <w14:ligatures w14:val="none"/>
-        </w:rPr>
-        <w:t>Services</w:t>
-      </w:r>
-      <w:proofErr w:type="spellEnd"/>
-      <w:r>
-        <w:rPr>
-          <w:rFonts w:ascii="Times New Roman" w:eastAsia="Calibri" w:hAnsi="Times New Roman" w:cs="Times New Roman"/>
-          <w:kern w:val="0"/>
-          <w:sz w:val="28"/>
-          <w:szCs w:val="28"/>
-          <w:lang w:val="uk-UA"/>
-          <w14:ligatures w14:val="none"/>
-        </w:rPr>
-        <w:t xml:space="preserve">, щоб використовувати можливості </w:t>
-      </w:r>
-      <w:proofErr w:type="spellStart"/>
-      <w:r>
-        <w:rPr>
-          <w:rFonts w:ascii="Times New Roman" w:eastAsia="Calibri" w:hAnsi="Times New Roman" w:cs="Times New Roman"/>
-          <w:kern w:val="0"/>
-          <w:sz w:val="28"/>
-          <w:szCs w:val="28"/>
-          <w:lang w:val="uk-UA"/>
-          <w14:ligatures w14:val="none"/>
-        </w:rPr>
-        <w:t>Azure</w:t>
-      </w:r>
-      <w:proofErr w:type="spellEnd"/>
-      <w:r>
-        <w:rPr>
-          <w:rFonts w:ascii="Times New Roman" w:eastAsia="Calibri" w:hAnsi="Times New Roman" w:cs="Times New Roman"/>
-          <w:kern w:val="0"/>
-          <w:sz w:val="28"/>
-          <w:szCs w:val="28"/>
-          <w:lang w:val="uk-UA"/>
-          <w14:ligatures w14:val="none"/>
-        </w:rPr>
-        <w:t xml:space="preserve"> AI </w:t>
-      </w:r>
-      <w:proofErr w:type="spellStart"/>
-      <w:r>
-        <w:rPr>
-          <w:rFonts w:ascii="Times New Roman" w:eastAsia="Calibri" w:hAnsi="Times New Roman" w:cs="Times New Roman"/>
-          <w:kern w:val="0"/>
-          <w:sz w:val="28"/>
-          <w:szCs w:val="28"/>
-          <w:lang w:val="uk-UA"/>
-          <w14:ligatures w14:val="none"/>
-        </w:rPr>
-        <w:t>Vision</w:t>
-      </w:r>
-      <w:proofErr w:type="spellEnd"/>
-      <w:r>
-        <w:rPr>
-          <w:rFonts w:ascii="Times New Roman" w:eastAsia="Calibri" w:hAnsi="Times New Roman" w:cs="Times New Roman"/>
-          <w:kern w:val="0"/>
-          <w:sz w:val="28"/>
-          <w:szCs w:val="28"/>
-          <w:lang w:val="uk-UA"/>
-          <w14:ligatures w14:val="none"/>
-        </w:rPr>
-        <w:t>.</w:t>
+        <w:t>Для сховища зображень розгортається сервіс Azure Blob Storage, для аналізу Azure AI Vision. Для цього необхідна підписка на Azure. Створення облікового запису Azure Storage та Cognitive Services, щоб використовувати можливості Azure AI Vision.</w:t>
       </w:r>
     </w:p>
     <w:p>
@@ -7625,6 +7347,7 @@
           <w14:ligatures w14:val="none"/>
         </w:rPr>
       </w:pPr>
+      <w:bookmarkStart w:id="16" w:name="_Toc230531483"/>
       <w:r>
         <w:rPr>
           <w:rFonts w:ascii="Times New Roman" w:eastAsia="Calibri" w:hAnsi="Times New Roman" w:cs="Times New Roman"/>
@@ -7658,6 +7381,7 @@
         </w:rPr>
         <w:t>ВИКОРИСТОВУВАНІ ТЕХНІЧНІ ЗАСОБИ</w:t>
       </w:r>
+      <w:bookmarkEnd w:id="16"/>
     </w:p>
     <w:p>
       <w:pPr>
@@ -7674,6 +7398,7 @@
           <w14:ligatures w14:val="none"/>
         </w:rPr>
       </w:pPr>
+      <w:bookmarkStart w:id="17" w:name="_Toc230531484"/>
       <w:r>
         <w:rPr>
           <w:rFonts w:ascii="Times New Roman" w:eastAsia="Calibri" w:hAnsi="Times New Roman" w:cs="Times New Roman"/>
@@ -7707,6 +7432,7 @@
         </w:rPr>
         <w:t>Вимоги до серверної частини</w:t>
       </w:r>
+      <w:bookmarkEnd w:id="17"/>
     </w:p>
     <w:p>
       <w:pPr>
@@ -8259,6 +7985,7 @@
           <w14:ligatures w14:val="none"/>
         </w:rPr>
       </w:pPr>
+      <w:bookmarkStart w:id="18" w:name="_Toc230531485"/>
       <w:r>
         <w:rPr>
           <w:rFonts w:ascii="Times New Roman" w:eastAsia="Calibri" w:hAnsi="Times New Roman" w:cs="Times New Roman"/>
@@ -8292,6 +8019,7 @@
         </w:rPr>
         <w:t>Вимоги до серверної частини</w:t>
       </w:r>
+      <w:bookmarkEnd w:id="18"/>
     </w:p>
     <w:p>
       <w:pPr>
@@ -8921,6 +8649,7 @@
           <w14:ligatures w14:val="none"/>
         </w:rPr>
       </w:pPr>
+      <w:bookmarkStart w:id="19" w:name="_Toc230531486"/>
       <w:r>
         <w:rPr>
           <w:rFonts w:ascii="Times New Roman" w:eastAsia="Calibri" w:hAnsi="Times New Roman" w:cs="Times New Roman"/>
@@ -8976,6 +8705,7 @@
         </w:rPr>
         <w:t>Вимоги до серверної частини</w:t>
       </w:r>
+      <w:bookmarkEnd w:id="19"/>
     </w:p>
     <w:p>
       <w:pPr>
@@ -9027,6 +8757,7 @@
           <w14:ligatures w14:val="none"/>
         </w:rPr>
       </w:pPr>
+      <w:bookmarkStart w:id="20" w:name="_Toc230531487"/>
       <w:r>
         <w:rPr>
           <w:rFonts w:ascii="Times New Roman" w:eastAsia="Calibri" w:hAnsi="Times New Roman" w:cs="Times New Roman"/>
@@ -9060,6 +8791,7 @@
         </w:rPr>
         <w:t>ВХІДНІ ДАНІ</w:t>
       </w:r>
+      <w:bookmarkEnd w:id="20"/>
     </w:p>
     <w:p>
       <w:pPr>
@@ -9076,6 +8808,7 @@
           <w14:ligatures w14:val="none"/>
         </w:rPr>
       </w:pPr>
+      <w:bookmarkStart w:id="21" w:name="_Toc230531488"/>
       <w:r>
         <w:rPr>
           <w:rFonts w:ascii="Times New Roman" w:eastAsia="Calibri" w:hAnsi="Times New Roman" w:cs="Times New Roman"/>
@@ -9131,6 +8864,7 @@
         </w:rPr>
         <w:t xml:space="preserve"> для перевірки</w:t>
       </w:r>
+      <w:bookmarkEnd w:id="21"/>
     </w:p>
     <w:p>
       <w:pPr>
@@ -9682,6 +9416,7 @@
           <w14:ligatures w14:val="none"/>
         </w:rPr>
       </w:pPr>
+      <w:bookmarkStart w:id="22" w:name="_Toc230531489"/>
       <w:r>
         <w:rPr>
           <w:rFonts w:ascii="Times New Roman" w:eastAsia="Calibri" w:hAnsi="Times New Roman" w:cs="Times New Roman"/>
@@ -9737,6 +9472,7 @@
         </w:rPr>
         <w:t>ХІДНІ ДАНІ</w:t>
       </w:r>
+      <w:bookmarkEnd w:id="22"/>
     </w:p>
     <w:p>
       <w:pPr>
@@ -9753,6 +9489,7 @@
           <w14:ligatures w14:val="none"/>
         </w:rPr>
       </w:pPr>
+      <w:bookmarkStart w:id="23" w:name="_Toc230531490"/>
       <w:r>
         <w:rPr>
           <w:rFonts w:ascii="Times New Roman" w:eastAsia="Calibri" w:hAnsi="Times New Roman" w:cs="Times New Roman"/>
@@ -9786,6 +9523,7 @@
         </w:rPr>
         <w:t>JSON-структура результату</w:t>
       </w:r>
+      <w:bookmarkEnd w:id="23"/>
     </w:p>
     <w:p>
       <w:pPr>
@@ -10790,6 +10528,7 @@
           <w14:ligatures w14:val="none"/>
         </w:rPr>
       </w:pPr>
+      <w:bookmarkStart w:id="24" w:name="_Toc230531491"/>
       <w:r>
         <w:rPr>
           <w:rFonts w:ascii="Times New Roman" w:eastAsia="Calibri" w:hAnsi="Times New Roman" w:cs="Times New Roman"/>
@@ -10834,6 +10573,7 @@
         </w:rPr>
         <w:t>-структура результату</w:t>
       </w:r>
+      <w:bookmarkEnd w:id="24"/>
     </w:p>
     <w:p>
       <w:pPr>
@@ -11049,6 +10789,7 @@
           <w14:ligatures w14:val="none"/>
         </w:rPr>
       </w:pPr>
+      <w:bookmarkStart w:id="25" w:name="_Toc230531492"/>
       <w:r>
         <w:rPr>
           <w:rFonts w:ascii="Times New Roman" w:eastAsia="Calibri" w:hAnsi="Times New Roman" w:cs="Times New Roman"/>
@@ -11082,6 +10823,7 @@
         </w:rPr>
         <w:t>ЕКСПЛУАТАЦІЯ</w:t>
       </w:r>
+      <w:bookmarkEnd w:id="25"/>
     </w:p>
     <w:p>
       <w:pPr>
@@ -11098,6 +10840,7 @@
           <w14:ligatures w14:val="none"/>
         </w:rPr>
       </w:pPr>
+      <w:bookmarkStart w:id="26" w:name="_Toc230531493"/>
       <w:r>
         <w:rPr>
           <w:rFonts w:ascii="Times New Roman" w:eastAsia="Calibri" w:hAnsi="Times New Roman" w:cs="Times New Roman"/>
@@ -11131,6 +10874,7 @@
         </w:rPr>
         <w:t>Підготовка серверної частини</w:t>
       </w:r>
+      <w:bookmarkEnd w:id="26"/>
     </w:p>
     <w:p>
       <w:pPr>
@@ -11182,31 +10926,7 @@
           <w14:ligatures w14:val="none"/>
         </w:rPr>
         <w:lastRenderedPageBreak/>
-        <w:t xml:space="preserve">1. Аутентифікація в </w:t>
-      </w:r>
-      <w:proofErr w:type="spellStart"/>
-      <w:r>
-        <w:rPr>
-          <w:rFonts w:ascii="Times New Roman" w:eastAsia="Calibri" w:hAnsi="Times New Roman" w:cs="Times New Roman"/>
-          <w:kern w:val="0"/>
-          <w:sz w:val="28"/>
-          <w:szCs w:val="28"/>
-          <w:lang w:val="uk-UA"/>
-          <w14:ligatures w14:val="none"/>
-        </w:rPr>
-        <w:t>Modal</w:t>
-      </w:r>
-      <w:proofErr w:type="spellEnd"/>
-      <w:r>
-        <w:rPr>
-          <w:rFonts w:ascii="Times New Roman" w:eastAsia="Calibri" w:hAnsi="Times New Roman" w:cs="Times New Roman"/>
-          <w:kern w:val="0"/>
-          <w:sz w:val="28"/>
-          <w:szCs w:val="28"/>
-          <w:lang w:val="uk-UA"/>
-          <w14:ligatures w14:val="none"/>
-        </w:rPr>
-        <w:t>:</w:t>
+        <w:t>1. Аутентифікація в Modal:</w:t>
       </w:r>
     </w:p>
     <w:p>
@@ -11223,67 +10943,17 @@
           <w14:ligatures w14:val="none"/>
         </w:rPr>
       </w:pPr>
-      <w:proofErr w:type="spellStart"/>
-      <w:r>
-        <w:rPr>
-          <w:rFonts w:ascii="Times New Roman" w:eastAsia="Calibri" w:hAnsi="Times New Roman" w:cs="Times New Roman"/>
-          <w:kern w:val="0"/>
-          <w:sz w:val="28"/>
-          <w:szCs w:val="28"/>
-          <w:lang w:val="uk-UA"/>
-          <w14:ligatures w14:val="none"/>
-        </w:rPr>
-        <w:t>modal</w:t>
-      </w:r>
-      <w:proofErr w:type="spellEnd"/>
-      <w:r>
-        <w:rPr>
-          <w:rFonts w:ascii="Times New Roman" w:eastAsia="Calibri" w:hAnsi="Times New Roman" w:cs="Times New Roman"/>
-          <w:kern w:val="0"/>
-          <w:sz w:val="28"/>
-          <w:szCs w:val="28"/>
-          <w:lang w:val="uk-UA"/>
-          <w14:ligatures w14:val="none"/>
-        </w:rPr>
-        <w:t xml:space="preserve"> </w:t>
-      </w:r>
-      <w:proofErr w:type="spellStart"/>
-      <w:r>
-        <w:rPr>
-          <w:rFonts w:ascii="Times New Roman" w:eastAsia="Calibri" w:hAnsi="Times New Roman" w:cs="Times New Roman"/>
-          <w:kern w:val="0"/>
-          <w:sz w:val="28"/>
-          <w:szCs w:val="28"/>
-          <w:lang w:val="uk-UA"/>
-          <w14:ligatures w14:val="none"/>
-        </w:rPr>
-        <w:t>token</w:t>
-      </w:r>
-      <w:proofErr w:type="spellEnd"/>
-      <w:r>
-        <w:rPr>
-          <w:rFonts w:ascii="Times New Roman" w:eastAsia="Calibri" w:hAnsi="Times New Roman" w:cs="Times New Roman"/>
-          <w:kern w:val="0"/>
-          <w:sz w:val="28"/>
-          <w:szCs w:val="28"/>
-          <w:lang w:val="uk-UA"/>
-          <w14:ligatures w14:val="none"/>
-        </w:rPr>
-        <w:t xml:space="preserve"> </w:t>
-      </w:r>
-      <w:proofErr w:type="spellStart"/>
-      <w:r>
-        <w:rPr>
-          <w:rFonts w:ascii="Times New Roman" w:eastAsia="Calibri" w:hAnsi="Times New Roman" w:cs="Times New Roman"/>
-          <w:kern w:val="0"/>
-          <w:sz w:val="28"/>
-          <w:szCs w:val="28"/>
-          <w:lang w:val="uk-UA"/>
-          <w14:ligatures w14:val="none"/>
-        </w:rPr>
-        <w:t>new</w:t>
-      </w:r>
-      <w:proofErr w:type="spellEnd"/>
+      <w:r>
+        <w:rPr>
+          <w:rFonts w:ascii="Times New Roman" w:eastAsia="Calibri" w:hAnsi="Times New Roman" w:cs="Times New Roman"/>
+          <w:kern w:val="0"/>
+          <w:sz w:val="28"/>
+          <w:szCs w:val="28"/>
+          <w:lang w:val="uk-UA"/>
+          <w14:ligatures w14:val="none"/>
+        </w:rPr>
+        <w:t>modal token new</w:t>
+      </w:r>
     </w:p>
     <w:p>
       <w:pPr>
@@ -11325,139 +10995,17 @@
           <w14:ligatures w14:val="none"/>
         </w:rPr>
       </w:pPr>
-      <w:proofErr w:type="spellStart"/>
-      <w:r>
-        <w:rPr>
-          <w:rFonts w:ascii="Times New Roman" w:eastAsia="Calibri" w:hAnsi="Times New Roman" w:cs="Times New Roman"/>
-          <w:kern w:val="0"/>
-          <w:sz w:val="28"/>
-          <w:szCs w:val="28"/>
-          <w:lang w:val="uk-UA"/>
-          <w14:ligatures w14:val="none"/>
-        </w:rPr>
-        <w:t>modal</w:t>
-      </w:r>
-      <w:proofErr w:type="spellEnd"/>
-      <w:r>
-        <w:rPr>
-          <w:rFonts w:ascii="Times New Roman" w:eastAsia="Calibri" w:hAnsi="Times New Roman" w:cs="Times New Roman"/>
-          <w:kern w:val="0"/>
-          <w:sz w:val="28"/>
-          <w:szCs w:val="28"/>
-          <w:lang w:val="uk-UA"/>
-          <w14:ligatures w14:val="none"/>
-        </w:rPr>
-        <w:t xml:space="preserve"> </w:t>
-      </w:r>
-      <w:proofErr w:type="spellStart"/>
-      <w:r>
-        <w:rPr>
-          <w:rFonts w:ascii="Times New Roman" w:eastAsia="Calibri" w:hAnsi="Times New Roman" w:cs="Times New Roman"/>
-          <w:kern w:val="0"/>
-          <w:sz w:val="28"/>
-          <w:szCs w:val="28"/>
-          <w:lang w:val="uk-UA"/>
-          <w14:ligatures w14:val="none"/>
-        </w:rPr>
-        <w:t>volume</w:t>
-      </w:r>
-      <w:proofErr w:type="spellEnd"/>
-      <w:r>
-        <w:rPr>
-          <w:rFonts w:ascii="Times New Roman" w:eastAsia="Calibri" w:hAnsi="Times New Roman" w:cs="Times New Roman"/>
-          <w:kern w:val="0"/>
-          <w:sz w:val="28"/>
-          <w:szCs w:val="28"/>
-          <w:lang w:val="uk-UA"/>
-          <w14:ligatures w14:val="none"/>
-        </w:rPr>
-        <w:t xml:space="preserve"> </w:t>
-      </w:r>
-      <w:proofErr w:type="spellStart"/>
-      <w:r>
-        <w:rPr>
-          <w:rFonts w:ascii="Times New Roman" w:eastAsia="Calibri" w:hAnsi="Times New Roman" w:cs="Times New Roman"/>
-          <w:kern w:val="0"/>
-          <w:sz w:val="28"/>
-          <w:szCs w:val="28"/>
-          <w:lang w:val="uk-UA"/>
-          <w14:ligatures w14:val="none"/>
-        </w:rPr>
-        <w:t>put</w:t>
-      </w:r>
-      <w:proofErr w:type="spellEnd"/>
-      <w:r>
-        <w:rPr>
-          <w:rFonts w:ascii="Times New Roman" w:eastAsia="Calibri" w:hAnsi="Times New Roman" w:cs="Times New Roman"/>
-          <w:kern w:val="0"/>
-          <w:sz w:val="28"/>
-          <w:szCs w:val="28"/>
-          <w:lang w:val="uk-UA"/>
-          <w14:ligatures w14:val="none"/>
-        </w:rPr>
-        <w:t xml:space="preserve"> </w:t>
-      </w:r>
-      <w:proofErr w:type="spellStart"/>
-      <w:r>
-        <w:rPr>
-          <w:rFonts w:ascii="Times New Roman" w:eastAsia="Calibri" w:hAnsi="Times New Roman" w:cs="Times New Roman"/>
-          <w:kern w:val="0"/>
-          <w:sz w:val="28"/>
-          <w:szCs w:val="28"/>
-          <w:lang w:val="uk-UA"/>
-          <w14:ligatures w14:val="none"/>
-        </w:rPr>
-        <w:t>plag-corpus</w:t>
-      </w:r>
-      <w:proofErr w:type="spellEnd"/>
-      <w:r>
-        <w:rPr>
-          <w:rFonts w:ascii="Times New Roman" w:eastAsia="Calibri" w:hAnsi="Times New Roman" w:cs="Times New Roman"/>
-          <w:kern w:val="0"/>
-          <w:sz w:val="28"/>
-          <w:szCs w:val="28"/>
-          <w:lang w:val="uk-UA"/>
-          <w14:ligatures w14:val="none"/>
-        </w:rPr>
-        <w:t xml:space="preserve"> ./</w:t>
-      </w:r>
-      <w:proofErr w:type="spellStart"/>
-      <w:r>
-        <w:rPr>
-          <w:rFonts w:ascii="Times New Roman" w:eastAsia="Calibri" w:hAnsi="Times New Roman" w:cs="Times New Roman"/>
-          <w:kern w:val="0"/>
-          <w:sz w:val="28"/>
-          <w:szCs w:val="28"/>
-          <w:lang w:val="uk-UA"/>
-          <w14:ligatures w14:val="none"/>
-        </w:rPr>
-        <w:t>corpus</w:t>
-      </w:r>
-      <w:proofErr w:type="spellEnd"/>
-      <w:r>
-        <w:rPr>
-          <w:rFonts w:ascii="Times New Roman" w:eastAsia="Calibri" w:hAnsi="Times New Roman" w:cs="Times New Roman"/>
-          <w:kern w:val="0"/>
-          <w:sz w:val="28"/>
-          <w:szCs w:val="28"/>
-          <w:lang w:val="uk-UA"/>
-          <w14:ligatures w14:val="none"/>
-        </w:rPr>
-        <w:t xml:space="preserve">/ </w:t>
-      </w:r>
-      <w:proofErr w:type="spellStart"/>
-      <w:r>
-        <w:rPr>
-          <w:rFonts w:ascii="Times New Roman" w:eastAsia="Calibri" w:hAnsi="Times New Roman" w:cs="Times New Roman"/>
-          <w:kern w:val="0"/>
-          <w:sz w:val="28"/>
-          <w:szCs w:val="28"/>
-          <w:lang w:val="uk-UA"/>
-          <w14:ligatures w14:val="none"/>
-        </w:rPr>
-        <w:t>raw_texts</w:t>
-      </w:r>
-      <w:proofErr w:type="spellEnd"/>
+      <w:r>
+        <w:rPr>
+          <w:rFonts w:ascii="Times New Roman" w:eastAsia="Calibri" w:hAnsi="Times New Roman" w:cs="Times New Roman"/>
+          <w:kern w:val="0"/>
+          <w:sz w:val="28"/>
+          <w:szCs w:val="28"/>
+          <w:lang w:val="uk-UA"/>
+          <w14:ligatures w14:val="none"/>
+        </w:rPr>
+        <w:t>modal volume put plag-corpus ./corpus/ raw_texts</w:t>
+      </w:r>
     </w:p>
     <w:p>
       <w:pPr>
@@ -11482,31 +11030,7 @@
           <w:lang w:val="uk-UA"/>
           <w14:ligatures w14:val="none"/>
         </w:rPr>
-        <w:t xml:space="preserve">3. Завантаження </w:t>
-      </w:r>
-      <w:proofErr w:type="spellStart"/>
-      <w:r>
-        <w:rPr>
-          <w:rFonts w:ascii="Times New Roman" w:eastAsia="Calibri" w:hAnsi="Times New Roman" w:cs="Times New Roman"/>
-          <w:kern w:val="0"/>
-          <w:sz w:val="28"/>
-          <w:szCs w:val="28"/>
-          <w:lang w:val="uk-UA"/>
-          <w14:ligatures w14:val="none"/>
-        </w:rPr>
-        <w:t>дотреновної</w:t>
-      </w:r>
-      <w:proofErr w:type="spellEnd"/>
-      <w:r>
-        <w:rPr>
-          <w:rFonts w:ascii="Times New Roman" w:eastAsia="Calibri" w:hAnsi="Times New Roman" w:cs="Times New Roman"/>
-          <w:kern w:val="0"/>
-          <w:sz w:val="28"/>
-          <w:szCs w:val="28"/>
-          <w:lang w:val="uk-UA"/>
-          <w14:ligatures w14:val="none"/>
-        </w:rPr>
-        <w:t xml:space="preserve"> моделі:</w:t>
+        <w:t>3. Завантаження дотреновної моделі:</w:t>
       </w:r>
     </w:p>
     <w:p>
@@ -11523,139 +11047,17 @@
           <w14:ligatures w14:val="none"/>
         </w:rPr>
       </w:pPr>
-      <w:proofErr w:type="spellStart"/>
-      <w:r>
-        <w:rPr>
-          <w:rFonts w:ascii="Times New Roman" w:eastAsia="Calibri" w:hAnsi="Times New Roman" w:cs="Times New Roman"/>
-          <w:kern w:val="0"/>
-          <w:sz w:val="28"/>
-          <w:szCs w:val="28"/>
-          <w:lang w:val="uk-UA"/>
-          <w14:ligatures w14:val="none"/>
-        </w:rPr>
-        <w:t>modal</w:t>
-      </w:r>
-      <w:proofErr w:type="spellEnd"/>
-      <w:r>
-        <w:rPr>
-          <w:rFonts w:ascii="Times New Roman" w:eastAsia="Calibri" w:hAnsi="Times New Roman" w:cs="Times New Roman"/>
-          <w:kern w:val="0"/>
-          <w:sz w:val="28"/>
-          <w:szCs w:val="28"/>
-          <w:lang w:val="uk-UA"/>
-          <w14:ligatures w14:val="none"/>
-        </w:rPr>
-        <w:t xml:space="preserve"> </w:t>
-      </w:r>
-      <w:proofErr w:type="spellStart"/>
-      <w:r>
-        <w:rPr>
-          <w:rFonts w:ascii="Times New Roman" w:eastAsia="Calibri" w:hAnsi="Times New Roman" w:cs="Times New Roman"/>
-          <w:kern w:val="0"/>
-          <w:sz w:val="28"/>
-          <w:szCs w:val="28"/>
-          <w:lang w:val="uk-UA"/>
-          <w14:ligatures w14:val="none"/>
-        </w:rPr>
-        <w:t>volume</w:t>
-      </w:r>
-      <w:proofErr w:type="spellEnd"/>
-      <w:r>
-        <w:rPr>
-          <w:rFonts w:ascii="Times New Roman" w:eastAsia="Calibri" w:hAnsi="Times New Roman" w:cs="Times New Roman"/>
-          <w:kern w:val="0"/>
-          <w:sz w:val="28"/>
-          <w:szCs w:val="28"/>
-          <w:lang w:val="uk-UA"/>
-          <w14:ligatures w14:val="none"/>
-        </w:rPr>
-        <w:t xml:space="preserve"> </w:t>
-      </w:r>
-      <w:proofErr w:type="spellStart"/>
-      <w:r>
-        <w:rPr>
-          <w:rFonts w:ascii="Times New Roman" w:eastAsia="Calibri" w:hAnsi="Times New Roman" w:cs="Times New Roman"/>
-          <w:kern w:val="0"/>
-          <w:sz w:val="28"/>
-          <w:szCs w:val="28"/>
-          <w:lang w:val="uk-UA"/>
-          <w14:ligatures w14:val="none"/>
-        </w:rPr>
-        <w:t>put</w:t>
-      </w:r>
-      <w:proofErr w:type="spellEnd"/>
-      <w:r>
-        <w:rPr>
-          <w:rFonts w:ascii="Times New Roman" w:eastAsia="Calibri" w:hAnsi="Times New Roman" w:cs="Times New Roman"/>
-          <w:kern w:val="0"/>
-          <w:sz w:val="28"/>
-          <w:szCs w:val="28"/>
-          <w:lang w:val="uk-UA"/>
-          <w14:ligatures w14:val="none"/>
-        </w:rPr>
-        <w:t xml:space="preserve"> </w:t>
-      </w:r>
-      <w:proofErr w:type="spellStart"/>
-      <w:r>
-        <w:rPr>
-          <w:rFonts w:ascii="Times New Roman" w:eastAsia="Calibri" w:hAnsi="Times New Roman" w:cs="Times New Roman"/>
-          <w:kern w:val="0"/>
-          <w:sz w:val="28"/>
-          <w:szCs w:val="28"/>
-          <w:lang w:val="uk-UA"/>
-          <w14:ligatures w14:val="none"/>
-        </w:rPr>
-        <w:t>plag-models</w:t>
-      </w:r>
-      <w:proofErr w:type="spellEnd"/>
-      <w:r>
-        <w:rPr>
-          <w:rFonts w:ascii="Times New Roman" w:eastAsia="Calibri" w:hAnsi="Times New Roman" w:cs="Times New Roman"/>
-          <w:kern w:val="0"/>
-          <w:sz w:val="28"/>
-          <w:szCs w:val="28"/>
-          <w:lang w:val="uk-UA"/>
-          <w14:ligatures w14:val="none"/>
-        </w:rPr>
-        <w:t xml:space="preserve"> ./</w:t>
-      </w:r>
-      <w:proofErr w:type="spellStart"/>
-      <w:r>
-        <w:rPr>
-          <w:rFonts w:ascii="Times New Roman" w:eastAsia="Calibri" w:hAnsi="Times New Roman" w:cs="Times New Roman"/>
-          <w:kern w:val="0"/>
-          <w:sz w:val="28"/>
-          <w:szCs w:val="28"/>
-          <w:lang w:val="uk-UA"/>
-          <w14:ligatures w14:val="none"/>
-        </w:rPr>
-        <w:t>biencoder_ft</w:t>
-      </w:r>
-      <w:proofErr w:type="spellEnd"/>
-      <w:r>
-        <w:rPr>
-          <w:rFonts w:ascii="Times New Roman" w:eastAsia="Calibri" w:hAnsi="Times New Roman" w:cs="Times New Roman"/>
-          <w:kern w:val="0"/>
-          <w:sz w:val="28"/>
-          <w:szCs w:val="28"/>
-          <w:lang w:val="uk-UA"/>
-          <w14:ligatures w14:val="none"/>
-        </w:rPr>
-        <w:t xml:space="preserve">/ </w:t>
-      </w:r>
-      <w:proofErr w:type="spellStart"/>
-      <w:r>
-        <w:rPr>
-          <w:rFonts w:ascii="Times New Roman" w:eastAsia="Calibri" w:hAnsi="Times New Roman" w:cs="Times New Roman"/>
-          <w:kern w:val="0"/>
-          <w:sz w:val="28"/>
-          <w:szCs w:val="28"/>
-          <w:lang w:val="uk-UA"/>
-          <w14:ligatures w14:val="none"/>
-        </w:rPr>
-        <w:t>biencoder_ft</w:t>
-      </w:r>
-      <w:proofErr w:type="spellEnd"/>
+      <w:r>
+        <w:rPr>
+          <w:rFonts w:ascii="Times New Roman" w:eastAsia="Calibri" w:hAnsi="Times New Roman" w:cs="Times New Roman"/>
+          <w:kern w:val="0"/>
+          <w:sz w:val="28"/>
+          <w:szCs w:val="28"/>
+          <w:lang w:val="uk-UA"/>
+          <w14:ligatures w14:val="none"/>
+        </w:rPr>
+        <w:t>modal volume put plag-models ./biencoder_ft/ biencoder_ft</w:t>
+      </w:r>
     </w:p>
     <w:p>
       <w:pPr>
@@ -11697,67 +11099,17 @@
           <w14:ligatures w14:val="none"/>
         </w:rPr>
       </w:pPr>
-      <w:proofErr w:type="spellStart"/>
-      <w:r>
-        <w:rPr>
-          <w:rFonts w:ascii="Times New Roman" w:eastAsia="Calibri" w:hAnsi="Times New Roman" w:cs="Times New Roman"/>
-          <w:kern w:val="0"/>
-          <w:sz w:val="28"/>
-          <w:szCs w:val="28"/>
-          <w:lang w:val="uk-UA"/>
-          <w14:ligatures w14:val="none"/>
-        </w:rPr>
-        <w:t>modal</w:t>
-      </w:r>
-      <w:proofErr w:type="spellEnd"/>
-      <w:r>
-        <w:rPr>
-          <w:rFonts w:ascii="Times New Roman" w:eastAsia="Calibri" w:hAnsi="Times New Roman" w:cs="Times New Roman"/>
-          <w:kern w:val="0"/>
-          <w:sz w:val="28"/>
-          <w:szCs w:val="28"/>
-          <w:lang w:val="uk-UA"/>
-          <w14:ligatures w14:val="none"/>
-        </w:rPr>
-        <w:t xml:space="preserve"> </w:t>
-      </w:r>
-      <w:proofErr w:type="spellStart"/>
-      <w:r>
-        <w:rPr>
-          <w:rFonts w:ascii="Times New Roman" w:eastAsia="Calibri" w:hAnsi="Times New Roman" w:cs="Times New Roman"/>
-          <w:kern w:val="0"/>
-          <w:sz w:val="28"/>
-          <w:szCs w:val="28"/>
-          <w:lang w:val="uk-UA"/>
-          <w14:ligatures w14:val="none"/>
-        </w:rPr>
-        <w:t>run</w:t>
-      </w:r>
-      <w:proofErr w:type="spellEnd"/>
-      <w:r>
-        <w:rPr>
-          <w:rFonts w:ascii="Times New Roman" w:eastAsia="Calibri" w:hAnsi="Times New Roman" w:cs="Times New Roman"/>
-          <w:kern w:val="0"/>
-          <w:sz w:val="28"/>
-          <w:szCs w:val="28"/>
-          <w:lang w:val="uk-UA"/>
-          <w14:ligatures w14:val="none"/>
-        </w:rPr>
-        <w:t xml:space="preserve"> modal_app.py::</w:t>
-      </w:r>
-      <w:proofErr w:type="spellStart"/>
-      <w:r>
-        <w:rPr>
-          <w:rFonts w:ascii="Times New Roman" w:eastAsia="Calibri" w:hAnsi="Times New Roman" w:cs="Times New Roman"/>
-          <w:kern w:val="0"/>
-          <w:sz w:val="28"/>
-          <w:szCs w:val="28"/>
-          <w:lang w:val="uk-UA"/>
-          <w14:ligatures w14:val="none"/>
-        </w:rPr>
-        <w:t>build_index</w:t>
-      </w:r>
-      <w:proofErr w:type="spellEnd"/>
+      <w:r>
+        <w:rPr>
+          <w:rFonts w:ascii="Times New Roman" w:eastAsia="Calibri" w:hAnsi="Times New Roman" w:cs="Times New Roman"/>
+          <w:kern w:val="0"/>
+          <w:sz w:val="28"/>
+          <w:szCs w:val="28"/>
+          <w:lang w:val="uk-UA"/>
+          <w14:ligatures w14:val="none"/>
+        </w:rPr>
+        <w:t>modal run modal_app.py::build_index</w:t>
+      </w:r>
     </w:p>
     <w:p>
       <w:pPr>
@@ -11799,53 +11151,16 @@
           <w14:ligatures w14:val="none"/>
         </w:rPr>
       </w:pPr>
-      <w:proofErr w:type="spellStart"/>
-      <w:r>
-        <w:rPr>
-          <w:rFonts w:ascii="Times New Roman" w:eastAsia="Calibri" w:hAnsi="Times New Roman" w:cs="Times New Roman"/>
-          <w:kern w:val="0"/>
-          <w:sz w:val="28"/>
-          <w:szCs w:val="28"/>
-          <w:lang w:val="uk-UA"/>
-          <w14:ligatures w14:val="none"/>
-        </w:rPr>
-        <w:t>modal</w:t>
-      </w:r>
-      <w:proofErr w:type="spellEnd"/>
-      <w:r>
-        <w:rPr>
-          <w:rFonts w:ascii="Times New Roman" w:eastAsia="Calibri" w:hAnsi="Times New Roman" w:cs="Times New Roman"/>
-          <w:kern w:val="0"/>
-          <w:sz w:val="28"/>
-          <w:szCs w:val="28"/>
-          <w:lang w:val="uk-UA"/>
-          <w14:ligatures w14:val="none"/>
-        </w:rPr>
-        <w:t xml:space="preserve"> </w:t>
-      </w:r>
-      <w:proofErr w:type="spellStart"/>
-      <w:r>
-        <w:rPr>
-          <w:rFonts w:ascii="Times New Roman" w:eastAsia="Calibri" w:hAnsi="Times New Roman" w:cs="Times New Roman"/>
-          <w:kern w:val="0"/>
-          <w:sz w:val="28"/>
-          <w:szCs w:val="28"/>
-          <w:lang w:val="uk-UA"/>
-          <w14:ligatures w14:val="none"/>
-        </w:rPr>
-        <w:t>deploy</w:t>
-      </w:r>
-      <w:proofErr w:type="spellEnd"/>
-      <w:r>
-        <w:rPr>
-          <w:rFonts w:ascii="Times New Roman" w:eastAsia="Calibri" w:hAnsi="Times New Roman" w:cs="Times New Roman"/>
-          <w:kern w:val="0"/>
-          <w:sz w:val="28"/>
-          <w:szCs w:val="28"/>
-          <w:lang w:val="uk-UA"/>
-          <w14:ligatures w14:val="none"/>
-        </w:rPr>
-        <w:t xml:space="preserve"> modal_app.py</w:t>
+      <w:r>
+        <w:rPr>
+          <w:rFonts w:ascii="Times New Roman" w:eastAsia="Calibri" w:hAnsi="Times New Roman" w:cs="Times New Roman"/>
+          <w:kern w:val="0"/>
+          <w:sz w:val="28"/>
+          <w:szCs w:val="28"/>
+          <w:lang w:val="uk-UA"/>
+          <w14:ligatures w14:val="none"/>
+        </w:rPr>
+        <w:t>modal deploy modal_app.py</w:t>
       </w:r>
     </w:p>
     <w:p>
@@ -11871,79 +11186,7 @@
           <w:lang w:val="uk-UA"/>
           <w14:ligatures w14:val="none"/>
         </w:rPr>
-        <w:t xml:space="preserve">У виводі команди </w:t>
-      </w:r>
-      <w:proofErr w:type="spellStart"/>
-      <w:r>
-        <w:rPr>
-          <w:rFonts w:ascii="Times New Roman" w:eastAsia="Calibri" w:hAnsi="Times New Roman" w:cs="Times New Roman"/>
-          <w:kern w:val="0"/>
-          <w:sz w:val="28"/>
-          <w:szCs w:val="28"/>
-          <w:lang w:val="uk-UA"/>
-          <w14:ligatures w14:val="none"/>
-        </w:rPr>
-        <w:t>modal</w:t>
-      </w:r>
-      <w:proofErr w:type="spellEnd"/>
-      <w:r>
-        <w:rPr>
-          <w:rFonts w:ascii="Times New Roman" w:eastAsia="Calibri" w:hAnsi="Times New Roman" w:cs="Times New Roman"/>
-          <w:kern w:val="0"/>
-          <w:sz w:val="28"/>
-          <w:szCs w:val="28"/>
-          <w:lang w:val="uk-UA"/>
-          <w14:ligatures w14:val="none"/>
-        </w:rPr>
-        <w:t xml:space="preserve"> </w:t>
-      </w:r>
-      <w:proofErr w:type="spellStart"/>
-      <w:r>
-        <w:rPr>
-          <w:rFonts w:ascii="Times New Roman" w:eastAsia="Calibri" w:hAnsi="Times New Roman" w:cs="Times New Roman"/>
-          <w:kern w:val="0"/>
-          <w:sz w:val="28"/>
-          <w:szCs w:val="28"/>
-          <w:lang w:val="uk-UA"/>
-          <w14:ligatures w14:val="none"/>
-        </w:rPr>
-        <w:t>deploy</w:t>
-      </w:r>
-      <w:proofErr w:type="spellEnd"/>
-      <w:r>
-        <w:rPr>
-          <w:rFonts w:ascii="Times New Roman" w:eastAsia="Calibri" w:hAnsi="Times New Roman" w:cs="Times New Roman"/>
-          <w:kern w:val="0"/>
-          <w:sz w:val="28"/>
-          <w:szCs w:val="28"/>
-          <w:lang w:val="uk-UA"/>
-          <w14:ligatures w14:val="none"/>
-        </w:rPr>
-        <w:t xml:space="preserve"> буде надано URL </w:t>
-      </w:r>
-      <w:proofErr w:type="spellStart"/>
-      <w:r>
-        <w:rPr>
-          <w:rFonts w:ascii="Times New Roman" w:eastAsia="Calibri" w:hAnsi="Times New Roman" w:cs="Times New Roman"/>
-          <w:kern w:val="0"/>
-          <w:sz w:val="28"/>
-          <w:szCs w:val="28"/>
-          <w:lang w:val="uk-UA"/>
-          <w14:ligatures w14:val="none"/>
-        </w:rPr>
-        <w:t>endpoint'а</w:t>
-      </w:r>
-      <w:proofErr w:type="spellEnd"/>
-      <w:r>
-        <w:rPr>
-          <w:rFonts w:ascii="Times New Roman" w:eastAsia="Calibri" w:hAnsi="Times New Roman" w:cs="Times New Roman"/>
-          <w:kern w:val="0"/>
-          <w:sz w:val="28"/>
-          <w:szCs w:val="28"/>
-          <w:lang w:val="uk-UA"/>
-          <w14:ligatures w14:val="none"/>
-        </w:rPr>
-        <w:t xml:space="preserve"> виду:</w:t>
+        <w:t>У виводі команди modal deploy буде надано URL endpoint'а виду:</w:t>
       </w:r>
     </w:p>
     <w:p>
@@ -11969,21 +11212,8 @@
           <w:lang w:val="uk-UA"/>
           <w14:ligatures w14:val="none"/>
         </w:rPr>
-        <w:t>https://&lt;workspace&gt;--</w:t>
-      </w:r>
-      <w:proofErr w:type="spellStart"/>
-      <w:r>
-        <w:rPr>
-          <w:rFonts w:ascii="Times New Roman" w:eastAsia="Calibri" w:hAnsi="Times New Roman" w:cs="Times New Roman"/>
-          <w:kern w:val="0"/>
-          <w:sz w:val="28"/>
-          <w:szCs w:val="28"/>
-          <w:lang w:val="uk-UA"/>
-          <w14:ligatures w14:val="none"/>
-        </w:rPr>
-        <w:t>plag-detector-check-endpoint.modal.run</w:t>
-      </w:r>
-      <w:proofErr w:type="spellEnd"/>
+        <w:t>https://&lt;workspace&gt;--plag-detector-check-endpoint.modal.run</w:t>
+      </w:r>
     </w:p>
     <w:p>
       <w:pPr>
@@ -12000,6 +11230,7 @@
           <w14:ligatures w14:val="none"/>
         </w:rPr>
       </w:pPr>
+      <w:bookmarkStart w:id="27" w:name="_Toc230531494"/>
       <w:r>
         <w:rPr>
           <w:rFonts w:ascii="Times New Roman" w:eastAsia="Calibri" w:hAnsi="Times New Roman" w:cs="Times New Roman"/>
@@ -12033,6 +11264,7 @@
         </w:rPr>
         <w:t>Запуск клієнтської частини</w:t>
       </w:r>
+      <w:bookmarkEnd w:id="27"/>
     </w:p>
     <w:p>
       <w:pPr>
@@ -12074,53 +11306,16 @@
           <w14:ligatures w14:val="none"/>
         </w:rPr>
       </w:pPr>
-      <w:proofErr w:type="spellStart"/>
-      <w:r>
-        <w:rPr>
-          <w:rFonts w:ascii="Times New Roman" w:eastAsia="Calibri" w:hAnsi="Times New Roman" w:cs="Times New Roman"/>
-          <w:kern w:val="0"/>
-          <w:sz w:val="28"/>
-          <w:szCs w:val="28"/>
-          <w:lang w:val="uk-UA"/>
-          <w14:ligatures w14:val="none"/>
-        </w:rPr>
-        <w:t>pip</w:t>
-      </w:r>
-      <w:proofErr w:type="spellEnd"/>
-      <w:r>
-        <w:rPr>
-          <w:rFonts w:ascii="Times New Roman" w:eastAsia="Calibri" w:hAnsi="Times New Roman" w:cs="Times New Roman"/>
-          <w:kern w:val="0"/>
-          <w:sz w:val="28"/>
-          <w:szCs w:val="28"/>
-          <w:lang w:val="uk-UA"/>
-          <w14:ligatures w14:val="none"/>
-        </w:rPr>
-        <w:t xml:space="preserve"> </w:t>
-      </w:r>
-      <w:proofErr w:type="spellStart"/>
-      <w:r>
-        <w:rPr>
-          <w:rFonts w:ascii="Times New Roman" w:eastAsia="Calibri" w:hAnsi="Times New Roman" w:cs="Times New Roman"/>
-          <w:kern w:val="0"/>
-          <w:sz w:val="28"/>
-          <w:szCs w:val="28"/>
-          <w:lang w:val="uk-UA"/>
-          <w14:ligatures w14:val="none"/>
-        </w:rPr>
-        <w:t>install</w:t>
-      </w:r>
-      <w:proofErr w:type="spellEnd"/>
-      <w:r>
-        <w:rPr>
-          <w:rFonts w:ascii="Times New Roman" w:eastAsia="Calibri" w:hAnsi="Times New Roman" w:cs="Times New Roman"/>
-          <w:kern w:val="0"/>
-          <w:sz w:val="28"/>
-          <w:szCs w:val="28"/>
-          <w:lang w:val="uk-UA"/>
-          <w14:ligatures w14:val="none"/>
-        </w:rPr>
-        <w:t xml:space="preserve"> -r requirements.txt</w:t>
+      <w:r>
+        <w:rPr>
+          <w:rFonts w:ascii="Times New Roman" w:eastAsia="Calibri" w:hAnsi="Times New Roman" w:cs="Times New Roman"/>
+          <w:kern w:val="0"/>
+          <w:sz w:val="28"/>
+          <w:szCs w:val="28"/>
+          <w:lang w:val="uk-UA"/>
+          <w14:ligatures w14:val="none"/>
+        </w:rPr>
+        <w:t>pip install -r requirements.txt</w:t>
       </w:r>
     </w:p>
     <w:p>
@@ -12163,53 +11358,16 @@
           <w14:ligatures w14:val="none"/>
         </w:rPr>
       </w:pPr>
-      <w:proofErr w:type="spellStart"/>
-      <w:r>
-        <w:rPr>
-          <w:rFonts w:ascii="Times New Roman" w:eastAsia="Calibri" w:hAnsi="Times New Roman" w:cs="Times New Roman"/>
-          <w:kern w:val="0"/>
-          <w:sz w:val="28"/>
-          <w:szCs w:val="28"/>
-          <w:lang w:val="uk-UA"/>
-          <w14:ligatures w14:val="none"/>
-        </w:rPr>
-        <w:t>streamlit</w:t>
-      </w:r>
-      <w:proofErr w:type="spellEnd"/>
-      <w:r>
-        <w:rPr>
-          <w:rFonts w:ascii="Times New Roman" w:eastAsia="Calibri" w:hAnsi="Times New Roman" w:cs="Times New Roman"/>
-          <w:kern w:val="0"/>
-          <w:sz w:val="28"/>
-          <w:szCs w:val="28"/>
-          <w:lang w:val="uk-UA"/>
-          <w14:ligatures w14:val="none"/>
-        </w:rPr>
-        <w:t xml:space="preserve"> </w:t>
-      </w:r>
-      <w:proofErr w:type="spellStart"/>
-      <w:r>
-        <w:rPr>
-          <w:rFonts w:ascii="Times New Roman" w:eastAsia="Calibri" w:hAnsi="Times New Roman" w:cs="Times New Roman"/>
-          <w:kern w:val="0"/>
-          <w:sz w:val="28"/>
-          <w:szCs w:val="28"/>
-          <w:lang w:val="uk-UA"/>
-          <w14:ligatures w14:val="none"/>
-        </w:rPr>
-        <w:t>run</w:t>
-      </w:r>
-      <w:proofErr w:type="spellEnd"/>
-      <w:r>
-        <w:rPr>
-          <w:rFonts w:ascii="Times New Roman" w:eastAsia="Calibri" w:hAnsi="Times New Roman" w:cs="Times New Roman"/>
-          <w:kern w:val="0"/>
-          <w:sz w:val="28"/>
-          <w:szCs w:val="28"/>
-          <w:lang w:val="uk-UA"/>
-          <w14:ligatures w14:val="none"/>
-        </w:rPr>
-        <w:t xml:space="preserve"> streamlit_app.py</w:t>
+      <w:r>
+        <w:rPr>
+          <w:rFonts w:ascii="Times New Roman" w:eastAsia="Calibri" w:hAnsi="Times New Roman" w:cs="Times New Roman"/>
+          <w:kern w:val="0"/>
+          <w:sz w:val="28"/>
+          <w:szCs w:val="28"/>
+          <w:lang w:val="uk-UA"/>
+          <w14:ligatures w14:val="none"/>
+        </w:rPr>
+        <w:t>streamlit run streamlit_app.py</w:t>
       </w:r>
     </w:p>
     <w:p>
@@ -12235,55 +11393,7 @@
           <w:lang w:val="uk-UA"/>
           <w14:ligatures w14:val="none"/>
         </w:rPr>
-        <w:t xml:space="preserve">За потреби автоматичної передачі URL </w:t>
-      </w:r>
-      <w:proofErr w:type="spellStart"/>
-      <w:r>
-        <w:rPr>
-          <w:rFonts w:ascii="Times New Roman" w:eastAsia="Calibri" w:hAnsi="Times New Roman" w:cs="Times New Roman"/>
-          <w:kern w:val="0"/>
-          <w:sz w:val="28"/>
-          <w:szCs w:val="28"/>
-          <w:lang w:val="uk-UA"/>
-          <w14:ligatures w14:val="none"/>
-        </w:rPr>
-        <w:t>endpoint'а</w:t>
-      </w:r>
-      <w:proofErr w:type="spellEnd"/>
-      <w:r>
-        <w:rPr>
-          <w:rFonts w:ascii="Times New Roman" w:eastAsia="Calibri" w:hAnsi="Times New Roman" w:cs="Times New Roman"/>
-          <w:kern w:val="0"/>
-          <w:sz w:val="28"/>
-          <w:szCs w:val="28"/>
-          <w:lang w:val="uk-UA"/>
-          <w14:ligatures w14:val="none"/>
-        </w:rPr>
-        <w:t xml:space="preserve"> можна задати змінну середовища MODAL_ENDPOINT_URL перед запуском </w:t>
-      </w:r>
-      <w:proofErr w:type="spellStart"/>
-      <w:r>
-        <w:rPr>
-          <w:rFonts w:ascii="Times New Roman" w:eastAsia="Calibri" w:hAnsi="Times New Roman" w:cs="Times New Roman"/>
-          <w:kern w:val="0"/>
-          <w:sz w:val="28"/>
-          <w:szCs w:val="28"/>
-          <w:lang w:val="uk-UA"/>
-          <w14:ligatures w14:val="none"/>
-        </w:rPr>
-        <w:t>Streamlit</w:t>
-      </w:r>
-      <w:proofErr w:type="spellEnd"/>
-      <w:r>
-        <w:rPr>
-          <w:rFonts w:ascii="Times New Roman" w:eastAsia="Calibri" w:hAnsi="Times New Roman" w:cs="Times New Roman"/>
-          <w:kern w:val="0"/>
-          <w:sz w:val="28"/>
-          <w:szCs w:val="28"/>
-          <w:lang w:val="uk-UA"/>
-          <w14:ligatures w14:val="none"/>
-        </w:rPr>
-        <w:t>.</w:t>
+        <w:t>За потреби автоматичної передачі URL endpoint'а можна задати змінну середовища MODAL_ENDPOINT_URL перед запуском Streamlit.</w:t>
       </w:r>
     </w:p>
     <w:p>
@@ -12301,27 +11411,17 @@
           <w14:ligatures w14:val="none"/>
         </w:rPr>
       </w:pPr>
-      <w:r>
-        <w:rPr>
-          <w:rFonts w:ascii="Times New Roman" w:eastAsia="Calibri" w:hAnsi="Times New Roman" w:cs="Times New Roman"/>
-          <w:kern w:val="0"/>
-          <w:sz w:val="28"/>
-          <w:szCs w:val="28"/>
-          <w:lang w:val="uk-UA"/>
-          <w14:ligatures w14:val="none"/>
-        </w:rPr>
-        <w:t>7.</w:t>
-      </w:r>
-      <w:r>
-        <w:rPr>
-          <w:rFonts w:ascii="Times New Roman" w:eastAsia="Calibri" w:hAnsi="Times New Roman" w:cs="Times New Roman"/>
-          <w:kern w:val="0"/>
-          <w:sz w:val="28"/>
-          <w:szCs w:val="28"/>
-          <w:lang w:val="uk-UA"/>
-          <w14:ligatures w14:val="none"/>
-        </w:rPr>
-        <w:t>3</w:t>
+      <w:bookmarkStart w:id="28" w:name="_Toc230531495"/>
+      <w:r>
+        <w:rPr>
+          <w:rFonts w:ascii="Times New Roman" w:eastAsia="Calibri" w:hAnsi="Times New Roman" w:cs="Times New Roman"/>
+          <w:kern w:val="0"/>
+          <w:sz w:val="28"/>
+          <w:szCs w:val="28"/>
+          <w:lang w:val="uk-UA"/>
+          <w14:ligatures w14:val="none"/>
+        </w:rPr>
+        <w:t>7.3</w:t>
       </w:r>
       <w:r>
         <w:rPr>
@@ -12345,6 +11445,7 @@
         </w:rPr>
         <w:t>Безпека</w:t>
       </w:r>
+      <w:bookmarkEnd w:id="28"/>
     </w:p>
     <w:p>
       <w:pPr>
@@ -12369,31 +11470,7 @@
           <w:lang w:val="uk-UA"/>
           <w14:ligatures w14:val="none"/>
         </w:rPr>
-        <w:t xml:space="preserve">Захист даних під час передавання забезпечується TLS-шифруванням (HTTPS) між клієнтом і </w:t>
-      </w:r>
-      <w:proofErr w:type="spellStart"/>
-      <w:r>
-        <w:rPr>
-          <w:rFonts w:ascii="Times New Roman" w:eastAsia="Calibri" w:hAnsi="Times New Roman" w:cs="Times New Roman"/>
-          <w:kern w:val="0"/>
-          <w:sz w:val="28"/>
-          <w:szCs w:val="28"/>
-          <w:lang w:val="uk-UA"/>
-          <w14:ligatures w14:val="none"/>
-        </w:rPr>
-        <w:t>Modal</w:t>
-      </w:r>
-      <w:proofErr w:type="spellEnd"/>
-      <w:r>
-        <w:rPr>
-          <w:rFonts w:ascii="Times New Roman" w:eastAsia="Calibri" w:hAnsi="Times New Roman" w:cs="Times New Roman"/>
-          <w:kern w:val="0"/>
-          <w:sz w:val="28"/>
-          <w:szCs w:val="28"/>
-          <w:lang w:val="uk-UA"/>
-          <w14:ligatures w14:val="none"/>
-        </w:rPr>
-        <w:t>-сервісом. Серверне середовище ізольоване в окремому контейнері; жодних персональних даних користувача Система не зберігає поза межами активного запиту. Зміст переданих документів зберігається в межах сесії контейнера і знищується при його зупинці.</w:t>
+        <w:t>Захист даних під час передавання забезпечується TLS-шифруванням (HTTPS) між клієнтом і Modal-сервісом. Серверне середовище ізольоване в окремому контейнері; жодних персональних даних користувача Система не зберігає поза межами активного запиту. Зміст переданих документів зберігається в межах сесії контейнера і знищується при його зупинці.</w:t>
       </w:r>
     </w:p>
     <w:p>
@@ -12419,31 +11496,7 @@
           <w:lang w:val="uk-UA"/>
           <w14:ligatures w14:val="none"/>
         </w:rPr>
-        <w:t xml:space="preserve">Зважаючи на чутливість можливих </w:t>
-      </w:r>
-      <w:proofErr w:type="spellStart"/>
-      <w:r>
-        <w:rPr>
-          <w:rFonts w:ascii="Times New Roman" w:eastAsia="Calibri" w:hAnsi="Times New Roman" w:cs="Times New Roman"/>
-          <w:kern w:val="0"/>
-          <w:sz w:val="28"/>
-          <w:szCs w:val="28"/>
-          <w:lang w:val="uk-UA"/>
-          <w14:ligatures w14:val="none"/>
-        </w:rPr>
-        <w:t>перевірюваних</w:t>
-      </w:r>
-      <w:proofErr w:type="spellEnd"/>
-      <w:r>
-        <w:rPr>
-          <w:rFonts w:ascii="Times New Roman" w:eastAsia="Calibri" w:hAnsi="Times New Roman" w:cs="Times New Roman"/>
-          <w:kern w:val="0"/>
-          <w:sz w:val="28"/>
-          <w:szCs w:val="28"/>
-          <w:lang w:val="uk-UA"/>
-          <w14:ligatures w14:val="none"/>
-        </w:rPr>
-        <w:t xml:space="preserve"> матеріалів (студентські роботи, наукові тексти), при подальшому розгортанні Системи в навчальних закладах рекомендується укладення договору на обробку даних з </w:t>
+        <w:t xml:space="preserve">Зважаючи на чутливість можливих перевірюваних матеріалів (студентські роботи, наукові тексти), при подальшому розгортанні Системи в навчальних закладах рекомендується укладення договору на обробку даних з </w:t>
       </w:r>
       <w:r>
         <w:rPr>
@@ -12455,31 +11508,7 @@
           <w14:ligatures w14:val="none"/>
         </w:rPr>
         <w:lastRenderedPageBreak/>
-        <w:t xml:space="preserve">постачальником платформи </w:t>
-      </w:r>
-      <w:proofErr w:type="spellStart"/>
-      <w:r>
-        <w:rPr>
-          <w:rFonts w:ascii="Times New Roman" w:eastAsia="Calibri" w:hAnsi="Times New Roman" w:cs="Times New Roman"/>
-          <w:kern w:val="0"/>
-          <w:sz w:val="28"/>
-          <w:szCs w:val="28"/>
-          <w:lang w:val="uk-UA"/>
-          <w14:ligatures w14:val="none"/>
-        </w:rPr>
-        <w:t>Modal</w:t>
-      </w:r>
-      <w:proofErr w:type="spellEnd"/>
-      <w:r>
-        <w:rPr>
-          <w:rFonts w:ascii="Times New Roman" w:eastAsia="Calibri" w:hAnsi="Times New Roman" w:cs="Times New Roman"/>
-          <w:kern w:val="0"/>
-          <w:sz w:val="28"/>
-          <w:szCs w:val="28"/>
-          <w:lang w:val="uk-UA"/>
-          <w14:ligatures w14:val="none"/>
-        </w:rPr>
-        <w:t xml:space="preserve"> або міграція на власну інфраструктуру з аналогічними характеристиками.</w:t>
+        <w:t>постачальником платформи Modal або міграція на власну інфраструктуру з аналогічними характеристиками.</w:t>
       </w:r>
     </w:p>
     <w:p>
@@ -12497,6 +11526,7 @@
           <w14:ligatures w14:val="none"/>
         </w:rPr>
       </w:pPr>
+      <w:bookmarkStart w:id="29" w:name="_Toc230531496"/>
       <w:r>
         <w:rPr>
           <w:rFonts w:ascii="Times New Roman" w:eastAsia="Calibri" w:hAnsi="Times New Roman" w:cs="Times New Roman"/>
@@ -12530,6 +11560,7 @@
         </w:rPr>
         <w:t>Надійність</w:t>
       </w:r>
+      <w:bookmarkEnd w:id="29"/>
     </w:p>
     <w:p>
       <w:pPr>
@@ -12773,15 +11804,6 @@
   </w:abstractNum>
   <w:num w:numId="1" w16cid:durableId="1942294387">
     <w:abstractNumId w:val="0"/>
-    <w:lvlOverride w:ilvl="0"/>
-    <w:lvlOverride w:ilvl="1"/>
-    <w:lvlOverride w:ilvl="2"/>
-    <w:lvlOverride w:ilvl="3"/>
-    <w:lvlOverride w:ilvl="4"/>
-    <w:lvlOverride w:ilvl="5"/>
-    <w:lvlOverride w:ilvl="6"/>
-    <w:lvlOverride w:ilvl="7"/>
-    <w:lvlOverride w:ilvl="8"/>
   </w:num>
 </w:numbering>
 </file>
@@ -13389,6 +12411,7 @@
   <w:style w:type="character" w:default="1" w:styleId="a0">
     <w:name w:val="Default Paragraph Font"/>
     <w:uiPriority w:val="1"/>
+    <w:semiHidden/>
     <w:unhideWhenUsed/>
   </w:style>
   <w:style w:type="table" w:default="1" w:styleId="a1">
